--- a/modelos/tecnica/ModeloTec - Relatório de Acompanhamento de Projeto.docx
+++ b/modelos/tecnica/ModeloTec - Relatório de Acompanhamento de Projeto.docx
@@ -1751,25 +1751,7 @@
                 <w:sz w:val="24"/>
                 <w:szCs w:val="24"/>
               </w:rPr>
-              <w:t>[</w:t>
-            </w:r>
-            <w:proofErr w:type="gramStart"/>
-            <w:r>
-              <w:rPr>
-                <w:rFonts w:ascii="Calibri" w:eastAsia="Calibri" w:hAnsi="Calibri" w:cs="Calibri"/>
-                <w:sz w:val="24"/>
-                <w:szCs w:val="24"/>
-              </w:rPr>
-              <w:t>TITULO</w:t>
-            </w:r>
-            <w:proofErr w:type="gramEnd"/>
-            <w:r>
-              <w:rPr>
-                <w:rFonts w:ascii="Calibri" w:eastAsia="Calibri" w:hAnsi="Calibri" w:cs="Calibri"/>
-                <w:sz w:val="24"/>
-                <w:szCs w:val="24"/>
-              </w:rPr>
-              <w:t>]</w:t>
+              <w:t>[TITULO]</w:t>
             </w:r>
           </w:p>
         </w:tc>
@@ -2773,25 +2755,7 @@
                 <w:sz w:val="24"/>
                 <w:szCs w:val="24"/>
               </w:rPr>
-              <w:t>[</w:t>
-            </w:r>
-            <w:proofErr w:type="gramStart"/>
-            <w:r>
-              <w:rPr>
-                <w:rFonts w:ascii="Calibri" w:eastAsia="Calibri" w:hAnsi="Calibri" w:cs="Calibri"/>
-                <w:sz w:val="24"/>
-                <w:szCs w:val="24"/>
-              </w:rPr>
-              <w:t>TITULO</w:t>
-            </w:r>
-            <w:proofErr w:type="gramEnd"/>
-            <w:r>
-              <w:rPr>
-                <w:rFonts w:ascii="Calibri" w:eastAsia="Calibri" w:hAnsi="Calibri" w:cs="Calibri"/>
-                <w:sz w:val="24"/>
-                <w:szCs w:val="24"/>
-              </w:rPr>
-              <w:t>]</w:t>
+              <w:t>[TITULO]</w:t>
             </w:r>
           </w:p>
         </w:tc>
@@ -2827,25 +2791,7 @@
                 <w:sz w:val="24"/>
                 <w:szCs w:val="24"/>
               </w:rPr>
-              <w:t>[DATA_</w:t>
-            </w:r>
-            <w:proofErr w:type="gramStart"/>
-            <w:r>
-              <w:rPr>
-                <w:rFonts w:ascii="Calibri" w:eastAsia="Calibri" w:hAnsi="Calibri" w:cs="Calibri"/>
-                <w:sz w:val="24"/>
-                <w:szCs w:val="24"/>
-              </w:rPr>
-              <w:t>INICIO</w:t>
-            </w:r>
-            <w:proofErr w:type="gramEnd"/>
-            <w:r>
-              <w:rPr>
-                <w:rFonts w:ascii="Calibri" w:eastAsia="Calibri" w:hAnsi="Calibri" w:cs="Calibri"/>
-                <w:sz w:val="24"/>
-                <w:szCs w:val="24"/>
-              </w:rPr>
-              <w:t>]</w:t>
+              <w:t>[DATA_INICIO]</w:t>
             </w:r>
           </w:p>
         </w:tc>
@@ -2909,7 +2855,9 @@
         <w:spacing w:before="240" w:after="240" w:line="360" w:lineRule="auto"/>
         <w:jc w:val="both"/>
         <w:rPr>
-          <w:rFonts w:ascii="Calibri" w:hAnsi="Calibri" w:cs="Calibri"/>
+          <w:rFonts w:ascii="Calibri" w:eastAsia="Calibri" w:hAnsi="Calibri" w:cs="Calibri"/>
+          <w:sz w:val="24"/>
+          <w:szCs w:val="24"/>
         </w:rPr>
       </w:pPr>
       <w:r>
@@ -2976,7 +2924,9 @@
       </w:r>
       <w:r>
         <w:rPr>
-          <w:rFonts w:ascii="Calibri" w:hAnsi="Calibri" w:cs="Calibri"/>
+          <w:rFonts w:ascii="Calibri" w:eastAsia="Calibri" w:hAnsi="Calibri" w:cs="Calibri"/>
+          <w:sz w:val="24"/>
+          <w:szCs w:val="24"/>
         </w:rPr>
         <w:br w:type="page"/>
       </w:r>
@@ -2986,9 +2936,10 @@
         <w:spacing w:line="360" w:lineRule="auto"/>
         <w:jc w:val="both"/>
         <w:rPr>
-          <w:rFonts w:ascii="Calibri" w:hAnsi="Calibri" w:cs="Calibri"/>
-          <w:sz w:val="22"/>
-          <w:szCs w:val="22"/>
+          <w:rFonts w:ascii="Calibri" w:eastAsia="Calibri" w:hAnsi="Calibri" w:cs="Calibri"/>
+          <w:sz w:val="24"/>
+          <w:szCs w:val="24"/>
+          <w:u w:val="single"/>
         </w:rPr>
       </w:pPr>
     </w:p>
@@ -3228,16 +3179,7 @@
                 <w:sz w:val="24"/>
                 <w:szCs w:val="24"/>
               </w:rPr>
-              <w:t>[TOTAL_</w:t>
-            </w:r>
-            <w:proofErr w:type="gramStart"/>
-            <w:r>
-              <w:rPr>
-                <w:rFonts w:ascii="Calibri" w:eastAsia="Calibri" w:hAnsi="Calibri" w:cs="Calibri"/>
-                <w:sz w:val="24"/>
-                <w:szCs w:val="24"/>
-              </w:rPr>
-              <w:t>HORAS]</w:t>
+              <w:t>[TOTAL_HORAS]</w:t>
             </w:r>
             <w:r>
               <w:rPr>
@@ -3245,16 +3187,7 @@
                 <w:sz w:val="24"/>
                 <w:szCs w:val="24"/>
               </w:rPr>
-              <w:t>/</w:t>
-            </w:r>
-            <w:proofErr w:type="gramEnd"/>
-            <w:r>
-              <w:rPr>
-                <w:rFonts w:ascii="Calibri" w:eastAsia="Calibri" w:hAnsi="Calibri" w:cs="Calibri"/>
-                <w:sz w:val="24"/>
-                <w:szCs w:val="24"/>
-              </w:rPr>
-              <w:t xml:space="preserve"> 10) * (250 / 100)</w:t>
+              <w:t>/ 10) * (250 / 100)</w:t>
             </w:r>
           </w:p>
         </w:tc>

--- a/modelos/tecnica/ModeloTec - Relatório de Acompanhamento de Projeto.docx
+++ b/modelos/tecnica/ModeloTec - Relatório de Acompanhamento de Projeto.docx
@@ -1113,14 +1113,14 @@
     <w:p>
       <w:pPr>
         <w:pStyle w:val="CabealhodoSumrio"/>
-        <w:spacing w:before="0" w:after="240"/>
+        <w:spacing w:before="0" w:after="200" w:line="276" w:lineRule="auto"/>
         <w:rPr>
           <w:rFonts w:ascii="Calibri" w:hAnsi="Calibri" w:cs="Calibri"/>
           <w:b/>
           <w:bCs/>
           <w:color w:val="334682"/>
-          <w:sz w:val="44"/>
-          <w:szCs w:val="44"/>
+          <w:sz w:val="42"/>
+          <w:szCs w:val="42"/>
         </w:rPr>
       </w:pPr>
       <w:r>
@@ -1129,8 +1129,8 @@
           <w:b/>
           <w:bCs/>
           <w:color w:val="334682"/>
-          <w:sz w:val="44"/>
-          <w:szCs w:val="44"/>
+          <w:sz w:val="42"/>
+          <w:szCs w:val="42"/>
         </w:rPr>
         <w:t>Sumário</w:t>
       </w:r>
@@ -1464,7 +1464,6 @@
     <w:p>
       <w:pPr>
         <w:pStyle w:val="Ttulo1"/>
-        <w:spacing w:after="120" w:line="360" w:lineRule="auto"/>
         <w:jc w:val="both"/>
         <w:rPr>
           <w:rFonts w:ascii="Calibri" w:eastAsia="Calibri" w:hAnsi="Calibri" w:cs="Calibri"/>
@@ -1751,7 +1750,25 @@
                 <w:sz w:val="24"/>
                 <w:szCs w:val="24"/>
               </w:rPr>
-              <w:t>[TITULO]</w:t>
+              <w:t>[</w:t>
+            </w:r>
+            <w:proofErr w:type="gramStart"/>
+            <w:r>
+              <w:rPr>
+                <w:rFonts w:ascii="Calibri" w:eastAsia="Calibri" w:hAnsi="Calibri" w:cs="Calibri"/>
+                <w:sz w:val="24"/>
+                <w:szCs w:val="24"/>
+              </w:rPr>
+              <w:t>TITULO</w:t>
+            </w:r>
+            <w:proofErr w:type="gramEnd"/>
+            <w:r>
+              <w:rPr>
+                <w:rFonts w:ascii="Calibri" w:eastAsia="Calibri" w:hAnsi="Calibri" w:cs="Calibri"/>
+                <w:sz w:val="24"/>
+                <w:szCs w:val="24"/>
+              </w:rPr>
+              <w:t>]</w:t>
             </w:r>
           </w:p>
         </w:tc>
@@ -1830,7 +1847,6 @@
     <w:p>
       <w:pPr>
         <w:pStyle w:val="Ttulo1"/>
-        <w:spacing w:after="120" w:line="360" w:lineRule="auto"/>
         <w:jc w:val="both"/>
         <w:rPr>
           <w:rFonts w:ascii="Calibri" w:eastAsia="Calibri" w:hAnsi="Calibri" w:cs="Calibri"/>
@@ -2755,7 +2771,25 @@
                 <w:sz w:val="24"/>
                 <w:szCs w:val="24"/>
               </w:rPr>
-              <w:t>[TITULO]</w:t>
+              <w:t>[</w:t>
+            </w:r>
+            <w:proofErr w:type="gramStart"/>
+            <w:r>
+              <w:rPr>
+                <w:rFonts w:ascii="Calibri" w:eastAsia="Calibri" w:hAnsi="Calibri" w:cs="Calibri"/>
+                <w:sz w:val="24"/>
+                <w:szCs w:val="24"/>
+              </w:rPr>
+              <w:t>TITULO</w:t>
+            </w:r>
+            <w:proofErr w:type="gramEnd"/>
+            <w:r>
+              <w:rPr>
+                <w:rFonts w:ascii="Calibri" w:eastAsia="Calibri" w:hAnsi="Calibri" w:cs="Calibri"/>
+                <w:sz w:val="24"/>
+                <w:szCs w:val="24"/>
+              </w:rPr>
+              <w:t>]</w:t>
             </w:r>
           </w:p>
         </w:tc>
@@ -2791,7 +2825,25 @@
                 <w:sz w:val="24"/>
                 <w:szCs w:val="24"/>
               </w:rPr>
-              <w:t>[DATA_INICIO]</w:t>
+              <w:t>[DATA_</w:t>
+            </w:r>
+            <w:proofErr w:type="gramStart"/>
+            <w:r>
+              <w:rPr>
+                <w:rFonts w:ascii="Calibri" w:eastAsia="Calibri" w:hAnsi="Calibri" w:cs="Calibri"/>
+                <w:sz w:val="24"/>
+                <w:szCs w:val="24"/>
+              </w:rPr>
+              <w:t>INICIO</w:t>
+            </w:r>
+            <w:proofErr w:type="gramEnd"/>
+            <w:r>
+              <w:rPr>
+                <w:rFonts w:ascii="Calibri" w:eastAsia="Calibri" w:hAnsi="Calibri" w:cs="Calibri"/>
+                <w:sz w:val="24"/>
+                <w:szCs w:val="24"/>
+              </w:rPr>
+              <w:t>]</w:t>
             </w:r>
           </w:p>
         </w:tc>
@@ -2933,12 +2985,11 @@
     </w:p>
     <w:p>
       <w:pPr>
-        <w:spacing w:line="360" w:lineRule="auto"/>
         <w:jc w:val="both"/>
         <w:rPr>
           <w:rFonts w:ascii="Calibri" w:eastAsia="Calibri" w:hAnsi="Calibri" w:cs="Calibri"/>
-          <w:sz w:val="24"/>
-          <w:szCs w:val="24"/>
+          <w:sz w:val="22"/>
+          <w:szCs w:val="22"/>
           <w:u w:val="single"/>
         </w:rPr>
       </w:pPr>
@@ -2946,7 +2997,6 @@
     <w:p>
       <w:pPr>
         <w:pStyle w:val="Ttulo1"/>
-        <w:spacing w:after="240" w:line="360" w:lineRule="auto"/>
         <w:jc w:val="both"/>
         <w:rPr>
           <w:rFonts w:ascii="Calibri" w:eastAsia="Calibri" w:hAnsi="Calibri" w:cs="Calibri"/>
@@ -3179,15 +3229,33 @@
                 <w:sz w:val="24"/>
                 <w:szCs w:val="24"/>
               </w:rPr>
-              <w:t>[TOTAL_HORAS]</w:t>
-            </w:r>
-            <w:r>
-              <w:rPr>
-                <w:rFonts w:ascii="Calibri" w:eastAsia="Calibri" w:hAnsi="Calibri" w:cs="Calibri"/>
-                <w:sz w:val="24"/>
-                <w:szCs w:val="24"/>
-              </w:rPr>
-              <w:t>/ 10) * (250 / 100)</w:t>
+              <w:t>[TOTAL_</w:t>
+            </w:r>
+            <w:proofErr w:type="gramStart"/>
+            <w:r>
+              <w:rPr>
+                <w:rFonts w:ascii="Calibri" w:eastAsia="Calibri" w:hAnsi="Calibri" w:cs="Calibri"/>
+                <w:sz w:val="24"/>
+                <w:szCs w:val="24"/>
+              </w:rPr>
+              <w:t>HORAS]</w:t>
+            </w:r>
+            <w:r>
+              <w:rPr>
+                <w:rFonts w:ascii="Calibri" w:eastAsia="Calibri" w:hAnsi="Calibri" w:cs="Calibri"/>
+                <w:sz w:val="24"/>
+                <w:szCs w:val="24"/>
+              </w:rPr>
+              <w:t>/</w:t>
+            </w:r>
+            <w:proofErr w:type="gramEnd"/>
+            <w:r>
+              <w:rPr>
+                <w:rFonts w:ascii="Calibri" w:eastAsia="Calibri" w:hAnsi="Calibri" w:cs="Calibri"/>
+                <w:sz w:val="24"/>
+                <w:szCs w:val="24"/>
+              </w:rPr>
+              <w:t xml:space="preserve"> 10) * (250 / 100)</w:t>
             </w:r>
           </w:p>
         </w:tc>

--- a/modelos/tecnica/ModeloTec - Relatório de Acompanhamento de Projeto.docx
+++ b/modelos/tecnica/ModeloTec - Relatório de Acompanhamento de Projeto.docx
@@ -1690,31 +1690,31 @@
                 <w:sz w:val="24"/>
                 <w:szCs w:val="24"/>
               </w:rPr>
-              <w:t>S</w:t>
-            </w:r>
-            <w:r>
-              <w:rPr>
-                <w:rFonts w:ascii="Calibri" w:eastAsia="Calibri" w:hAnsi="Calibri" w:cs="Calibri"/>
-                <w:sz w:val="24"/>
-                <w:szCs w:val="24"/>
-              </w:rPr>
-              <w:t>S</w:t>
-            </w:r>
-            <w:r>
-              <w:rPr>
-                <w:rFonts w:ascii="Calibri" w:eastAsia="Calibri" w:hAnsi="Calibri" w:cs="Calibri"/>
-                <w:sz w:val="24"/>
-                <w:szCs w:val="24"/>
-              </w:rPr>
-              <w:t xml:space="preserve"> </w:t>
-            </w:r>
-            <w:r>
-              <w:rPr>
-                <w:rFonts w:ascii="Calibri" w:eastAsia="Calibri" w:hAnsi="Calibri" w:cs="Calibri"/>
-                <w:sz w:val="24"/>
-                <w:szCs w:val="24"/>
-              </w:rPr>
-              <w:t>[NNN]/[AAAA]</w:t>
+              <w:t>CTNI-0534-2021.00-</w:t>
+            </w:r>
+            <w:r>
+              <w:rPr>
+                <w:rFonts w:ascii="Calibri" w:eastAsia="Calibri" w:hAnsi="Calibri" w:cs="Calibri"/>
+                <w:sz w:val="24"/>
+                <w:szCs w:val="24"/>
+              </w:rPr>
+              <w:t>[NNN]</w:t>
+            </w:r>
+            <w:r>
+              <w:rPr>
+                <w:rFonts w:ascii="Calibri" w:eastAsia="Calibri" w:hAnsi="Calibri" w:cs="Calibri"/>
+                <w:sz w:val="24"/>
+                <w:szCs w:val="24"/>
+              </w:rPr>
+              <w:t>-</w:t>
+            </w:r>
+            <w:r>
+              <w:rPr>
+                <w:rFonts w:ascii="Calibri" w:eastAsia="Calibri" w:hAnsi="Calibri" w:cs="Calibri"/>
+                <w:sz w:val="24"/>
+                <w:szCs w:val="24"/>
+              </w:rPr>
+              <w:t>[AAAA]</w:t>
             </w:r>
           </w:p>
         </w:tc>
@@ -1750,25 +1750,7 @@
                 <w:sz w:val="24"/>
                 <w:szCs w:val="24"/>
               </w:rPr>
-              <w:t>[</w:t>
-            </w:r>
-            <w:proofErr w:type="gramStart"/>
-            <w:r>
-              <w:rPr>
-                <w:rFonts w:ascii="Calibri" w:eastAsia="Calibri" w:hAnsi="Calibri" w:cs="Calibri"/>
-                <w:sz w:val="24"/>
-                <w:szCs w:val="24"/>
-              </w:rPr>
-              <w:t>TITULO</w:t>
-            </w:r>
-            <w:proofErr w:type="gramEnd"/>
-            <w:r>
-              <w:rPr>
-                <w:rFonts w:ascii="Calibri" w:eastAsia="Calibri" w:hAnsi="Calibri" w:cs="Calibri"/>
-                <w:sz w:val="24"/>
-                <w:szCs w:val="24"/>
-              </w:rPr>
-              <w:t>]</w:t>
+              <w:t>[TITULO]</w:t>
             </w:r>
           </w:p>
         </w:tc>
@@ -2735,7 +2717,39 @@
                 <w:sz w:val="24"/>
                 <w:szCs w:val="24"/>
               </w:rPr>
-              <w:t>SS [NNN]/[AAAA]</w:t>
+              <w:t>CTNI-0534-2021.00-</w:t>
+            </w:r>
+            <w:r>
+              <w:rPr>
+                <w:rFonts w:ascii="Calibri" w:eastAsia="Calibri" w:hAnsi="Calibri" w:cs="Calibri"/>
+                <w:sz w:val="24"/>
+                <w:szCs w:val="24"/>
+              </w:rPr>
+              <w:t xml:space="preserve"> </w:t>
+            </w:r>
+            <w:r>
+              <w:rPr>
+                <w:rFonts w:ascii="Calibri" w:eastAsia="Calibri" w:hAnsi="Calibri" w:cs="Calibri"/>
+                <w:sz w:val="24"/>
+                <w:szCs w:val="24"/>
+              </w:rPr>
+              <w:t>[NNN]</w:t>
+            </w:r>
+            <w:r>
+              <w:rPr>
+                <w:rFonts w:ascii="Calibri" w:eastAsia="Calibri" w:hAnsi="Calibri" w:cs="Calibri"/>
+                <w:sz w:val="24"/>
+                <w:szCs w:val="24"/>
+              </w:rPr>
+              <w:t>-</w:t>
+            </w:r>
+            <w:r>
+              <w:rPr>
+                <w:rFonts w:ascii="Calibri" w:eastAsia="Calibri" w:hAnsi="Calibri" w:cs="Calibri"/>
+                <w:sz w:val="24"/>
+                <w:szCs w:val="24"/>
+              </w:rPr>
+              <w:t>[AAAA]</w:t>
             </w:r>
           </w:p>
         </w:tc>
@@ -2771,25 +2785,7 @@
                 <w:sz w:val="24"/>
                 <w:szCs w:val="24"/>
               </w:rPr>
-              <w:t>[</w:t>
-            </w:r>
-            <w:proofErr w:type="gramStart"/>
-            <w:r>
-              <w:rPr>
-                <w:rFonts w:ascii="Calibri" w:eastAsia="Calibri" w:hAnsi="Calibri" w:cs="Calibri"/>
-                <w:sz w:val="24"/>
-                <w:szCs w:val="24"/>
-              </w:rPr>
-              <w:t>TITULO</w:t>
-            </w:r>
-            <w:proofErr w:type="gramEnd"/>
-            <w:r>
-              <w:rPr>
-                <w:rFonts w:ascii="Calibri" w:eastAsia="Calibri" w:hAnsi="Calibri" w:cs="Calibri"/>
-                <w:sz w:val="24"/>
-                <w:szCs w:val="24"/>
-              </w:rPr>
-              <w:t>]</w:t>
+              <w:t>[TITULO]</w:t>
             </w:r>
           </w:p>
         </w:tc>
@@ -2825,25 +2821,7 @@
                 <w:sz w:val="24"/>
                 <w:szCs w:val="24"/>
               </w:rPr>
-              <w:t>[DATA_</w:t>
-            </w:r>
-            <w:proofErr w:type="gramStart"/>
-            <w:r>
-              <w:rPr>
-                <w:rFonts w:ascii="Calibri" w:eastAsia="Calibri" w:hAnsi="Calibri" w:cs="Calibri"/>
-                <w:sz w:val="24"/>
-                <w:szCs w:val="24"/>
-              </w:rPr>
-              <w:t>INICIO</w:t>
-            </w:r>
-            <w:proofErr w:type="gramEnd"/>
-            <w:r>
-              <w:rPr>
-                <w:rFonts w:ascii="Calibri" w:eastAsia="Calibri" w:hAnsi="Calibri" w:cs="Calibri"/>
-                <w:sz w:val="24"/>
-                <w:szCs w:val="24"/>
-              </w:rPr>
-              <w:t>]</w:t>
+              <w:t>[DATA_INICIO]</w:t>
             </w:r>
           </w:p>
         </w:tc>
@@ -2936,43 +2914,7 @@
           <w:sz w:val="24"/>
           <w:szCs w:val="24"/>
         </w:rPr>
-        <w:t xml:space="preserve"> com o seu login e senha da plataforma do </w:t>
-      </w:r>
-      <w:proofErr w:type="spellStart"/>
-      <w:r>
-        <w:rPr>
-          <w:rFonts w:ascii="Calibri" w:eastAsia="Calibri" w:hAnsi="Calibri" w:cs="Calibri"/>
-          <w:sz w:val="24"/>
-          <w:szCs w:val="24"/>
-        </w:rPr>
-        <w:t>GitLab</w:t>
-      </w:r>
-      <w:proofErr w:type="spellEnd"/>
-      <w:r>
-        <w:rPr>
-          <w:rFonts w:ascii="Calibri" w:eastAsia="Calibri" w:hAnsi="Calibri" w:cs="Calibri"/>
-          <w:sz w:val="24"/>
-          <w:szCs w:val="24"/>
-        </w:rPr>
-        <w:t xml:space="preserve">. Caso seu usuário não tenha acesso a esse board, por favor solicitar acesso a </w:t>
-      </w:r>
-      <w:proofErr w:type="spellStart"/>
-      <w:r>
-        <w:rPr>
-          <w:rFonts w:ascii="Calibri" w:eastAsia="Calibri" w:hAnsi="Calibri" w:cs="Calibri"/>
-          <w:sz w:val="24"/>
-          <w:szCs w:val="24"/>
-        </w:rPr>
-        <w:t>LogAp</w:t>
-      </w:r>
-      <w:proofErr w:type="spellEnd"/>
-      <w:r>
-        <w:rPr>
-          <w:rFonts w:ascii="Calibri" w:eastAsia="Calibri" w:hAnsi="Calibri" w:cs="Calibri"/>
-          <w:sz w:val="24"/>
-          <w:szCs w:val="24"/>
-        </w:rPr>
-        <w:t>.</w:t>
+        <w:t xml:space="preserve"> com o seu login e senha da plataforma do GitLab. Caso seu usuário não tenha acesso a esse board, por favor solicitar acesso a LogAp.</w:t>
       </w:r>
       <w:r>
         <w:rPr>
@@ -3229,33 +3171,15 @@
                 <w:sz w:val="24"/>
                 <w:szCs w:val="24"/>
               </w:rPr>
-              <w:t>[TOTAL_</w:t>
-            </w:r>
-            <w:proofErr w:type="gramStart"/>
-            <w:r>
-              <w:rPr>
-                <w:rFonts w:ascii="Calibri" w:eastAsia="Calibri" w:hAnsi="Calibri" w:cs="Calibri"/>
-                <w:sz w:val="24"/>
-                <w:szCs w:val="24"/>
-              </w:rPr>
-              <w:t>HORAS]</w:t>
-            </w:r>
-            <w:r>
-              <w:rPr>
-                <w:rFonts w:ascii="Calibri" w:eastAsia="Calibri" w:hAnsi="Calibri" w:cs="Calibri"/>
-                <w:sz w:val="24"/>
-                <w:szCs w:val="24"/>
-              </w:rPr>
-              <w:t>/</w:t>
-            </w:r>
-            <w:proofErr w:type="gramEnd"/>
-            <w:r>
-              <w:rPr>
-                <w:rFonts w:ascii="Calibri" w:eastAsia="Calibri" w:hAnsi="Calibri" w:cs="Calibri"/>
-                <w:sz w:val="24"/>
-                <w:szCs w:val="24"/>
-              </w:rPr>
-              <w:t xml:space="preserve"> 10) * (250 / 100)</w:t>
+              <w:t>[TOTAL_HORAS]</w:t>
+            </w:r>
+            <w:r>
+              <w:rPr>
+                <w:rFonts w:ascii="Calibri" w:eastAsia="Calibri" w:hAnsi="Calibri" w:cs="Calibri"/>
+                <w:sz w:val="24"/>
+                <w:szCs w:val="24"/>
+              </w:rPr>
+              <w:t>/ 10) * (250 / 100)</w:t>
             </w:r>
           </w:p>
         </w:tc>
@@ -3499,27 +3423,7 @@
         <w:sz w:val="24"/>
         <w:szCs w:val="24"/>
       </w:rPr>
-      <w:t xml:space="preserve"> Rua da </w:t>
-    </w:r>
-    <w:proofErr w:type="spellStart"/>
-    <w:r>
-      <w:rPr>
-        <w:rFonts w:ascii="Calibri" w:eastAsia="Calibri" w:hAnsi="Calibri" w:cs="Calibri"/>
-        <w:color w:val="666666"/>
-        <w:sz w:val="24"/>
-        <w:szCs w:val="24"/>
-      </w:rPr>
-      <w:t>Bronzita</w:t>
-    </w:r>
-    <w:proofErr w:type="spellEnd"/>
-    <w:r>
-      <w:rPr>
-        <w:rFonts w:ascii="Calibri" w:eastAsia="Calibri" w:hAnsi="Calibri" w:cs="Calibri"/>
-        <w:color w:val="666666"/>
-        <w:sz w:val="24"/>
-        <w:szCs w:val="24"/>
-      </w:rPr>
-      <w:t>, 1917, Lagoa Nova, Natal/RN, Sala 3, 59.076-500</w:t>
+      <w:t xml:space="preserve"> Rua da Bronzita, 1917, Lagoa Nova, Natal/RN, Sala 3, 59.076-500</w:t>
     </w:r>
   </w:p>
   <w:p>
@@ -3713,25 +3617,7 @@
         <w:sz w:val="24"/>
         <w:szCs w:val="24"/>
       </w:rPr>
-      <w:t xml:space="preserve"> Rua da </w:t>
-    </w:r>
-    <w:proofErr w:type="spellStart"/>
-    <w:r>
-      <w:rPr>
-        <w:color w:val="666666"/>
-        <w:sz w:val="24"/>
-        <w:szCs w:val="24"/>
-      </w:rPr>
-      <w:t>Bronzita</w:t>
-    </w:r>
-    <w:proofErr w:type="spellEnd"/>
-    <w:r>
-      <w:rPr>
-        <w:color w:val="666666"/>
-        <w:sz w:val="24"/>
-        <w:szCs w:val="24"/>
-      </w:rPr>
-      <w:t>, 1917, Lagoa Nova, Natal/RN, Sala 3, 59.076-500</w:t>
+      <w:t xml:space="preserve"> Rua da Bronzita, 1917, Lagoa Nova, Natal/RN, Sala 3, 59.076-500</w:t>
     </w:r>
   </w:p>
   <w:p>

--- a/modelos/tecnica/ModeloTec - Relatório de Acompanhamento de Projeto.docx
+++ b/modelos/tecnica/ModeloTec - Relatório de Acompanhamento de Projeto.docx
@@ -1,3 +1,3873 @@
+
+<file path=word/document.xml><?xml version="1.0" encoding="utf-8"?>
+<w:document xmlns:wpc="http://schemas.microsoft.com/office/word/2010/wordprocessingCanvas" xmlns:cx="http://schemas.microsoft.com/office/drawing/2014/chartex" xmlns:cx1="http://schemas.microsoft.com/office/drawing/2015/9/8/chartex" xmlns:cx2="http://schemas.microsoft.com/office/drawing/2015/10/21/chartex" xmlns:cx3="http://schemas.microsoft.com/office/drawing/2016/5/9/chartex" xmlns:cx4="http://schemas.microsoft.com/office/drawing/2016/5/10/chartex" xmlns:cx5="http://schemas.microsoft.com/office/drawing/2016/5/11/chartex" xmlns:cx6="http://schemas.microsoft.com/office/drawing/2016/5/12/chartex" xmlns:cx7="http://schemas.microsoft.com/office/drawing/2016/5/13/chartex" xmlns:cx8="http://schemas.microsoft.com/office/drawing/2016/5/14/chartex" xmlns:mc="http://schemas.openxmlformats.org/markup-compatibility/2006" xmlns:aink="http://schemas.microsoft.com/office/drawing/2016/ink" xmlns:am3d="http://schemas.microsoft.com/office/drawing/2017/model3d" xmlns:o="urn:schemas-microsoft-com:office:office" xmlns:oel="http://schemas.microsoft.com/office/2019/extlst" xmlns:r="http://schemas.openxmlformats.org/officeDocument/2006/relationships" xmlns:m="http://schemas.openxmlformats.org/officeDocument/2006/math" xmlns:v="urn:schemas-microsoft-com:vml" xmlns:wp14="http://schemas.microsoft.com/office/word/2010/wordprocessingDrawing" xmlns:wp="http://schemas.openxmlformats.org/drawingml/2006/wordprocessingDrawing" xmlns:w10="urn:schemas-microsoft-com:office:word" xmlns:w="http://schemas.openxmlformats.org/wordprocessingml/2006/main" xmlns:w14="http://schemas.microsoft.com/office/word/2010/wordml" xmlns:w15="http://schemas.microsoft.com/office/word/2012/wordml" xmlns:w16cex="http://schemas.microsoft.com/office/word/2018/wordml/cex" xmlns:w16cid="http://schemas.microsoft.com/office/word/2016/wordml/cid" xmlns:w16="http://schemas.microsoft.com/office/word/2018/wordml" xmlns:w16du="http://schemas.microsoft.com/office/word/2023/wordml/word16du" xmlns:w16sdtdh="http://schemas.microsoft.com/office/word/2020/wordml/sdtdatahash" xmlns:w16sdtfl="http://schemas.microsoft.com/office/word/2024/wordml/sdtformatlock" xmlns:w16se="http://schemas.microsoft.com/office/word/2015/wordml/symex" xmlns:wpg="http://schemas.microsoft.com/office/word/2010/wordprocessingGroup" xmlns:wpi="http://schemas.microsoft.com/office/word/2010/wordprocessingInk" xmlns:wne="http://schemas.microsoft.com/office/word/2006/wordml" xmlns:wps="http://schemas.microsoft.com/office/word/2010/wordprocessingShape" mc:Ignorable="w14 w15 w16se w16cid w16 w16cex w16sdtdh w16sdtfl w16du wp14">
+  <w:body>
+    <w:p>
+      <w:pPr>
+        <w:jc w:val="left"/>
+        <w:rPr>
+          <w:rFonts w:ascii="Calibri" w:hAnsi="Calibri" w:cs="Calibri"/>
+          <w:sz w:val="22"/>
+          <w:szCs w:val="22"/>
+        </w:rPr>
+      </w:pPr>
+      <w:bookmarkStart w:id="0" w:name="_kqpacgr55jm9" w:colFirst="0" w:colLast="0"/>
+      <w:bookmarkEnd w:id="0"/>
+    </w:p>
+    <w:p>
+      <w:pPr>
+        <w:jc w:val="left"/>
+        <w:rPr>
+          <w:rFonts w:ascii="Calibri" w:hAnsi="Calibri" w:cs="Calibri"/>
+          <w:sz w:val="22"/>
+          <w:szCs w:val="22"/>
+        </w:rPr>
+      </w:pPr>
+    </w:p>
+    <w:p>
+      <w:pPr>
+        <w:jc w:val="left"/>
+        <w:rPr>
+          <w:rFonts w:ascii="Calibri" w:hAnsi="Calibri" w:cs="Calibri"/>
+          <w:sz w:val="22"/>
+          <w:szCs w:val="22"/>
+        </w:rPr>
+      </w:pPr>
+      <w:bookmarkStart w:id="1" w:name="_alkxysdga6x8" w:colFirst="0" w:colLast="0"/>
+      <w:bookmarkEnd w:id="1"/>
+    </w:p>
+    <w:p>
+      <w:pPr>
+        <w:jc w:val="left"/>
+        <w:rPr>
+          <w:rFonts w:ascii="Calibri" w:hAnsi="Calibri" w:cs="Calibri"/>
+          <w:sz w:val="22"/>
+          <w:szCs w:val="22"/>
+        </w:rPr>
+      </w:pPr>
+    </w:p>
+    <w:p>
+      <w:pPr>
+        <w:jc w:val="left"/>
+        <w:rPr>
+          <w:rFonts w:ascii="Calibri" w:hAnsi="Calibri" w:cs="Calibri"/>
+          <w:sz w:val="22"/>
+          <w:szCs w:val="22"/>
+        </w:rPr>
+      </w:pPr>
+      <w:bookmarkStart w:id="2" w:name="_pt5h7plkpyez" w:colFirst="0" w:colLast="0"/>
+      <w:bookmarkEnd w:id="2"/>
+    </w:p>
+    <w:p>
+      <w:pPr>
+        <w:jc w:val="left"/>
+        <w:rPr>
+          <w:rFonts w:ascii="Calibri" w:hAnsi="Calibri" w:cs="Calibri"/>
+          <w:sz w:val="22"/>
+          <w:szCs w:val="22"/>
+        </w:rPr>
+      </w:pPr>
+    </w:p>
+    <w:p>
+      <w:pPr>
+        <w:jc w:val="left"/>
+        <w:rPr>
+          <w:rFonts w:ascii="Calibri" w:hAnsi="Calibri" w:cs="Calibri"/>
+          <w:sz w:val="22"/>
+          <w:szCs w:val="22"/>
+        </w:rPr>
+      </w:pPr>
+    </w:p>
+    <w:p>
+      <w:pPr>
+        <w:jc w:val="left"/>
+        <w:rPr>
+          <w:rFonts w:ascii="Calibri" w:hAnsi="Calibri" w:cs="Calibri"/>
+          <w:sz w:val="22"/>
+          <w:szCs w:val="22"/>
+        </w:rPr>
+      </w:pPr>
+    </w:p>
+    <w:p>
+      <w:pPr>
+        <w:jc w:val="left"/>
+        <w:rPr>
+          <w:rFonts w:ascii="Calibri" w:hAnsi="Calibri" w:cs="Calibri"/>
+          <w:sz w:val="22"/>
+          <w:szCs w:val="22"/>
+        </w:rPr>
+      </w:pPr>
+      <w:bookmarkStart w:id="3" w:name="_gli44eea0fa8" w:colFirst="0" w:colLast="0"/>
+      <w:bookmarkEnd w:id="3"/>
+    </w:p>
+    <w:p>
+      <w:pPr>
+        <w:jc w:val="left"/>
+        <w:rPr>
+          <w:rFonts w:ascii="Calibri" w:hAnsi="Calibri" w:cs="Calibri"/>
+          <w:sz w:val="22"/>
+          <w:szCs w:val="22"/>
+        </w:rPr>
+      </w:pPr>
+    </w:p>
+    <w:p>
+      <w:pPr>
+        <w:jc w:val="left"/>
+        <w:rPr>
+          <w:rFonts w:ascii="Calibri" w:hAnsi="Calibri" w:cs="Calibri"/>
+          <w:sz w:val="22"/>
+          <w:szCs w:val="22"/>
+        </w:rPr>
+      </w:pPr>
+    </w:p>
+    <w:p>
+      <w:pPr>
+        <w:jc w:val="left"/>
+        <w:rPr>
+          <w:rFonts w:ascii="Calibri" w:hAnsi="Calibri" w:cs="Calibri"/>
+          <w:sz w:val="22"/>
+          <w:szCs w:val="22"/>
+        </w:rPr>
+      </w:pPr>
+    </w:p>
+    <w:p>
+      <w:pPr>
+        <w:jc w:val="left"/>
+        <w:rPr>
+          <w:rFonts w:ascii="Calibri" w:hAnsi="Calibri" w:cs="Calibri"/>
+          <w:sz w:val="22"/>
+          <w:szCs w:val="22"/>
+        </w:rPr>
+      </w:pPr>
+    </w:p>
+    <w:p>
+      <w:pPr>
+        <w:jc w:val="left"/>
+        <w:rPr>
+          <w:rFonts w:ascii="Calibri" w:hAnsi="Calibri" w:cs="Calibri"/>
+          <w:sz w:val="22"/>
+          <w:szCs w:val="22"/>
+        </w:rPr>
+      </w:pPr>
+    </w:p>
+    <w:p>
+      <w:pPr>
+        <w:spacing w:before="240" w:after="240"/>
+        <w:jc w:val="right"/>
+        <w:rPr>
+          <w:rFonts w:ascii="Calibri" w:eastAsia="Calibri" w:hAnsi="Calibri" w:cs="Calibri"/>
+          <w:sz w:val="48"/>
+          <w:szCs w:val="48"/>
+        </w:rPr>
+      </w:pPr>
+      <w:r>
+        <w:rPr>
+          <w:rFonts w:ascii="Calibri" w:eastAsia="Calibri" w:hAnsi="Calibri" w:cs="Calibri"/>
+          <w:b/>
+          <w:color w:val="334682"/>
+          <w:sz w:val="48"/>
+          <w:szCs w:val="48"/>
+        </w:rPr>
+        <w:t>Relatório de Acompanhamento de Projeto</w:t>
+      </w:r>
+    </w:p>
+    <w:p>
+      <w:pPr>
+        <w:pBdr>
+          <w:top w:val="nil"/>
+          <w:left w:val="nil"/>
+          <w:bottom w:val="nil"/>
+          <w:right w:val="nil"/>
+          <w:between w:val="nil"/>
+        </w:pBdr>
+        <w:spacing w:before="240" w:after="240"/>
+        <w:jc w:val="right"/>
+        <w:rPr>
+          <w:rFonts w:ascii="Calibri" w:eastAsia="Calibri" w:hAnsi="Calibri" w:cs="Calibri"/>
+          <w:b/>
+          <w:bCs/>
+          <w:color w:val="334682"/>
+        </w:rPr>
+      </w:pPr>
+      <w:bookmarkStart w:id="4" w:name="_Hlk190962725"/>
+      <w:r>
+        <w:rPr>
+          <w:rFonts w:ascii="Calibri" w:eastAsia="Calibri" w:hAnsi="Calibri" w:cs="Calibri"/>
+          <w:b/>
+          <w:bCs/>
+          <w:color w:val="334682"/>
+        </w:rPr>
+        <w:t>SS-CTNI-0534-2021.00</w:t>
+      </w:r>
+      <w:r>
+        <w:rPr>
+          <w:rFonts w:ascii="Calibri" w:eastAsia="Calibri" w:hAnsi="Calibri" w:cs="Calibri"/>
+          <w:b/>
+          <w:bCs/>
+          <w:color w:val="334682"/>
+        </w:rPr>
+        <w:t>-[NNN]</w:t>
+      </w:r>
+      <w:r>
+        <w:rPr>
+          <w:rFonts w:ascii="Calibri" w:eastAsia="Calibri" w:hAnsi="Calibri" w:cs="Calibri"/>
+          <w:b/>
+          <w:bCs/>
+          <w:color w:val="334682"/>
+        </w:rPr>
+        <w:t>-</w:t>
+      </w:r>
+      <w:r>
+        <w:rPr>
+          <w:rFonts w:ascii="Calibri" w:eastAsia="Calibri" w:hAnsi="Calibri" w:cs="Calibri"/>
+          <w:b/>
+          <w:bCs/>
+          <w:color w:val="334682"/>
+        </w:rPr>
+        <w:t>[AAAA]</w:t>
+      </w:r>
+    </w:p>
+    <w:bookmarkEnd w:id="4"/>
+    <w:p>
+      <w:pPr>
+        <w:jc w:val="left"/>
+        <w:rPr>
+          <w:rFonts w:ascii="Calibri" w:eastAsia="Calibri" w:hAnsi="Calibri" w:cs="Calibri"/>
+          <w:sz w:val="22"/>
+          <w:szCs w:val="22"/>
+        </w:rPr>
+      </w:pPr>
+    </w:p>
+    <w:p>
+      <w:pPr>
+        <w:jc w:val="left"/>
+        <w:rPr>
+          <w:rFonts w:ascii="Calibri" w:eastAsia="Calibri" w:hAnsi="Calibri" w:cs="Calibri"/>
+          <w:sz w:val="22"/>
+          <w:szCs w:val="22"/>
+        </w:rPr>
+      </w:pPr>
+    </w:p>
+    <w:p>
+      <w:pPr>
+        <w:jc w:val="left"/>
+        <w:rPr>
+          <w:rFonts w:ascii="Calibri" w:eastAsia="Calibri" w:hAnsi="Calibri" w:cs="Calibri"/>
+          <w:sz w:val="22"/>
+          <w:szCs w:val="22"/>
+        </w:rPr>
+      </w:pPr>
+    </w:p>
+    <w:p>
+      <w:pPr>
+        <w:jc w:val="left"/>
+        <w:rPr>
+          <w:rFonts w:ascii="Calibri" w:eastAsia="Calibri" w:hAnsi="Calibri" w:cs="Calibri"/>
+          <w:sz w:val="22"/>
+          <w:szCs w:val="22"/>
+        </w:rPr>
+      </w:pPr>
+    </w:p>
+    <w:p>
+      <w:pPr>
+        <w:jc w:val="left"/>
+        <w:rPr>
+          <w:rFonts w:ascii="Calibri" w:eastAsia="Calibri" w:hAnsi="Calibri" w:cs="Calibri"/>
+          <w:sz w:val="22"/>
+          <w:szCs w:val="22"/>
+        </w:rPr>
+      </w:pPr>
+    </w:p>
+    <w:p>
+      <w:pPr>
+        <w:jc w:val="left"/>
+        <w:rPr>
+          <w:rFonts w:ascii="Calibri" w:eastAsia="Calibri" w:hAnsi="Calibri" w:cs="Calibri"/>
+          <w:sz w:val="22"/>
+          <w:szCs w:val="22"/>
+        </w:rPr>
+      </w:pPr>
+    </w:p>
+    <w:p>
+      <w:pPr>
+        <w:pBdr>
+          <w:top w:val="nil"/>
+          <w:left w:val="nil"/>
+          <w:bottom w:val="nil"/>
+          <w:right w:val="nil"/>
+          <w:between w:val="nil"/>
+        </w:pBdr>
+        <w:spacing w:before="240" w:after="240"/>
+        <w:jc w:val="right"/>
+        <w:rPr>
+          <w:rFonts w:ascii="Calibri" w:eastAsia="Calibri" w:hAnsi="Calibri" w:cs="Calibri"/>
+          <w:b/>
+          <w:color w:val="334682"/>
+        </w:rPr>
+      </w:pPr>
+      <w:r>
+        <w:rPr>
+          <w:rFonts w:ascii="Calibri" w:eastAsia="Calibri" w:hAnsi="Calibri" w:cs="Calibri"/>
+          <w:b/>
+          <w:color w:val="334682"/>
+        </w:rPr>
+        <w:t>Versão 1.0</w:t>
+      </w:r>
+    </w:p>
+    <w:p>
+      <w:pPr>
+        <w:pBdr>
+          <w:top w:val="nil"/>
+          <w:left w:val="nil"/>
+          <w:bottom w:val="nil"/>
+          <w:right w:val="nil"/>
+          <w:between w:val="nil"/>
+        </w:pBdr>
+        <w:spacing w:before="240" w:after="240"/>
+        <w:jc w:val="right"/>
+        <w:rPr>
+          <w:rFonts w:ascii="Calibri" w:eastAsia="Calibri" w:hAnsi="Calibri" w:cs="Calibri"/>
+          <w:b/>
+          <w:bCs/>
+          <w:sz w:val="32"/>
+          <w:szCs w:val="32"/>
+        </w:rPr>
+      </w:pPr>
+      <w:r>
+        <w:rPr>
+          <w:rFonts w:ascii="Calibri" w:eastAsia="Calibri" w:hAnsi="Calibri" w:cs="Calibri"/>
+          <w:b/>
+          <w:bCs/>
+          <w:color w:val="334682"/>
+        </w:rPr>
+        <w:t>[DATA_ATUAL]</w:t>
+      </w:r>
+    </w:p>
+    <w:p>
+      <w:pPr>
+        <w:jc w:val="left"/>
+        <w:rPr>
+          <w:rFonts w:ascii="Calibri" w:hAnsi="Calibri" w:cs="Calibri"/>
+          <w:b/>
+          <w:color w:val="334682"/>
+          <w:sz w:val="42"/>
+          <w:szCs w:val="42"/>
+        </w:rPr>
+      </w:pPr>
+      <w:bookmarkStart w:id="5" w:name="_i2upxltnlkdd" w:colFirst="0" w:colLast="0"/>
+      <w:bookmarkEnd w:id="5"/>
+      <w:r>
+        <w:rPr>
+          <w:rFonts w:ascii="Calibri" w:hAnsi="Calibri" w:cs="Calibri"/>
+        </w:rPr>
+        <w:br w:type="page"/>
+      </w:r>
+    </w:p>
+    <w:p>
+      <w:pPr>
+        <w:jc w:val="left"/>
+        <w:rPr>
+          <w:rFonts w:ascii="Calibri" w:hAnsi="Calibri" w:cs="Calibri"/>
+          <w:sz w:val="22"/>
+          <w:szCs w:val="22"/>
+        </w:rPr>
+      </w:pPr>
+    </w:p>
+    <w:p>
+      <w:pPr>
+        <w:rPr>
+          <w:rFonts w:ascii="Calibri" w:eastAsia="Calibri" w:hAnsi="Calibri" w:cs="Calibri"/>
+        </w:rPr>
+      </w:pPr>
+      <w:r>
+        <w:rPr>
+          <w:rFonts w:ascii="Calibri" w:eastAsia="Calibri" w:hAnsi="Calibri" w:cs="Calibri"/>
+          <w:b/>
+          <w:color w:val="334682"/>
+          <w:sz w:val="42"/>
+          <w:szCs w:val="42"/>
+        </w:rPr>
+        <w:t>Histórico de Revisão</w:t>
+      </w:r>
+    </w:p>
+    <w:p>
+      <w:pPr>
+        <w:spacing w:before="240" w:after="240"/>
+        <w:jc w:val="left"/>
+        <w:rPr>
+          <w:rFonts w:ascii="Calibri" w:eastAsia="Calibri" w:hAnsi="Calibri" w:cs="Calibri"/>
+          <w:sz w:val="22"/>
+          <w:szCs w:val="22"/>
+        </w:rPr>
+      </w:pPr>
+      <w:r>
+        <w:rPr>
+          <w:rFonts w:ascii="Calibri" w:eastAsia="Calibri" w:hAnsi="Calibri" w:cs="Calibri"/>
+        </w:rPr>
+        <w:t xml:space="preserve"> </w:t>
+      </w:r>
+    </w:p>
+    <w:tbl>
+      <w:tblPr>
+        <w:tblStyle w:val="a"/>
+        <w:tblW w:w="9630" w:type="dxa"/>
+        <w:tblInd w:w="2" w:type="dxa"/>
+        <w:tblBorders>
+          <w:top w:val="nil"/>
+          <w:left w:val="nil"/>
+          <w:bottom w:val="nil"/>
+          <w:right w:val="nil"/>
+          <w:insideH w:val="nil"/>
+          <w:insideV w:val="nil"/>
+        </w:tblBorders>
+        <w:tblLayout w:type="fixed"/>
+        <w:tblLook w:val="0600" w:firstRow="0" w:lastRow="0" w:firstColumn="0" w:lastColumn="0" w:noHBand="1" w:noVBand="1"/>
+      </w:tblPr>
+      <w:tblGrid>
+        <w:gridCol w:w="1785"/>
+        <w:gridCol w:w="5475"/>
+        <w:gridCol w:w="2370"/>
+      </w:tblGrid>
+      <w:tr>
+        <w:trPr>
+          <w:trHeight w:val="460"/>
+        </w:trPr>
+        <w:tc>
+          <w:tcPr>
+            <w:tcW w:w="1785" w:type="dxa"/>
+            <w:tcBorders>
+              <w:top w:val="single" w:sz="8" w:space="0" w:color="000000" w:themeColor="text1"/>
+              <w:left w:val="single" w:sz="8" w:space="0" w:color="000000" w:themeColor="text1"/>
+              <w:bottom w:val="single" w:sz="8" w:space="0" w:color="000000" w:themeColor="text1"/>
+              <w:right w:val="single" w:sz="8" w:space="0" w:color="000000" w:themeColor="text1"/>
+            </w:tcBorders>
+            <w:tcMar>
+              <w:top w:w="100" w:type="dxa"/>
+              <w:left w:w="100" w:type="dxa"/>
+              <w:bottom w:w="100" w:type="dxa"/>
+              <w:right w:w="100" w:type="dxa"/>
+            </w:tcMar>
+          </w:tcPr>
+          <w:p>
+            <w:pPr>
+              <w:spacing w:before="240" w:after="240" w:line="240" w:lineRule="auto"/>
+              <w:jc w:val="left"/>
+              <w:rPr>
+                <w:rFonts w:ascii="Calibri" w:eastAsia="Calibri" w:hAnsi="Calibri" w:cs="Calibri"/>
+                <w:b/>
+                <w:sz w:val="24"/>
+                <w:szCs w:val="24"/>
+              </w:rPr>
+            </w:pPr>
+            <w:r>
+              <w:rPr>
+                <w:rFonts w:ascii="Calibri" w:eastAsia="Calibri" w:hAnsi="Calibri" w:cs="Calibri"/>
+                <w:b/>
+                <w:sz w:val="24"/>
+                <w:szCs w:val="24"/>
+              </w:rPr>
+              <w:t>Data</w:t>
+            </w:r>
+          </w:p>
+        </w:tc>
+        <w:tc>
+          <w:tcPr>
+            <w:tcW w:w="5475" w:type="dxa"/>
+            <w:tcBorders>
+              <w:top w:val="single" w:sz="8" w:space="0" w:color="000000" w:themeColor="text1"/>
+              <w:left w:val="nil"/>
+              <w:bottom w:val="single" w:sz="8" w:space="0" w:color="000000" w:themeColor="text1"/>
+              <w:right w:val="single" w:sz="8" w:space="0" w:color="000000" w:themeColor="text1"/>
+            </w:tcBorders>
+            <w:tcMar>
+              <w:top w:w="100" w:type="dxa"/>
+              <w:left w:w="100" w:type="dxa"/>
+              <w:bottom w:w="100" w:type="dxa"/>
+              <w:right w:w="100" w:type="dxa"/>
+            </w:tcMar>
+          </w:tcPr>
+          <w:p>
+            <w:pPr>
+              <w:spacing w:before="240" w:after="240" w:line="240" w:lineRule="auto"/>
+              <w:jc w:val="left"/>
+              <w:rPr>
+                <w:rFonts w:ascii="Calibri" w:eastAsia="Calibri" w:hAnsi="Calibri" w:cs="Calibri"/>
+                <w:b/>
+                <w:sz w:val="24"/>
+                <w:szCs w:val="24"/>
+              </w:rPr>
+            </w:pPr>
+            <w:r>
+              <w:rPr>
+                <w:rFonts w:ascii="Calibri" w:eastAsia="Calibri" w:hAnsi="Calibri" w:cs="Calibri"/>
+                <w:b/>
+                <w:sz w:val="24"/>
+                <w:szCs w:val="24"/>
+              </w:rPr>
+              <w:t>Descrição</w:t>
+            </w:r>
+          </w:p>
+        </w:tc>
+        <w:tc>
+          <w:tcPr>
+            <w:tcW w:w="2370" w:type="dxa"/>
+            <w:tcBorders>
+              <w:top w:val="single" w:sz="8" w:space="0" w:color="000000" w:themeColor="text1"/>
+              <w:left w:val="nil"/>
+              <w:bottom w:val="single" w:sz="8" w:space="0" w:color="000000" w:themeColor="text1"/>
+              <w:right w:val="single" w:sz="8" w:space="0" w:color="000000" w:themeColor="text1"/>
+            </w:tcBorders>
+            <w:tcMar>
+              <w:top w:w="100" w:type="dxa"/>
+              <w:left w:w="100" w:type="dxa"/>
+              <w:bottom w:w="100" w:type="dxa"/>
+              <w:right w:w="100" w:type="dxa"/>
+            </w:tcMar>
+          </w:tcPr>
+          <w:p>
+            <w:pPr>
+              <w:spacing w:before="240" w:after="240" w:line="240" w:lineRule="auto"/>
+              <w:jc w:val="left"/>
+              <w:rPr>
+                <w:rFonts w:ascii="Calibri" w:eastAsia="Calibri" w:hAnsi="Calibri" w:cs="Calibri"/>
+                <w:b/>
+                <w:sz w:val="24"/>
+                <w:szCs w:val="24"/>
+              </w:rPr>
+            </w:pPr>
+            <w:r>
+              <w:rPr>
+                <w:rFonts w:ascii="Calibri" w:eastAsia="Calibri" w:hAnsi="Calibri" w:cs="Calibri"/>
+                <w:b/>
+                <w:sz w:val="24"/>
+                <w:szCs w:val="24"/>
+              </w:rPr>
+              <w:t>Autor</w:t>
+            </w:r>
+          </w:p>
+        </w:tc>
+      </w:tr>
+      <w:tr>
+        <w:trPr>
+          <w:trHeight w:val="560"/>
+        </w:trPr>
+        <w:tc>
+          <w:tcPr>
+            <w:tcW w:w="1785" w:type="dxa"/>
+            <w:tcBorders>
+              <w:top w:val="nil"/>
+              <w:left w:val="single" w:sz="8" w:space="0" w:color="000000" w:themeColor="text1"/>
+              <w:bottom w:val="single" w:sz="8" w:space="0" w:color="000000" w:themeColor="text1"/>
+              <w:right w:val="single" w:sz="8" w:space="0" w:color="000000" w:themeColor="text1"/>
+            </w:tcBorders>
+            <w:tcMar>
+              <w:top w:w="100" w:type="dxa"/>
+              <w:left w:w="100" w:type="dxa"/>
+              <w:bottom w:w="100" w:type="dxa"/>
+              <w:right w:w="100" w:type="dxa"/>
+            </w:tcMar>
+            <w:vAlign w:val="center"/>
+          </w:tcPr>
+          <w:p>
+            <w:pPr>
+              <w:spacing w:before="240" w:after="240" w:line="240" w:lineRule="auto"/>
+              <w:jc w:val="left"/>
+              <w:rPr>
+                <w:rFonts w:ascii="Calibri" w:eastAsia="Calibri" w:hAnsi="Calibri" w:cs="Calibri"/>
+                <w:sz w:val="24"/>
+                <w:szCs w:val="24"/>
+              </w:rPr>
+            </w:pPr>
+            <w:r>
+              <w:rPr>
+                <w:rFonts w:ascii="Calibri" w:eastAsia="Calibri" w:hAnsi="Calibri" w:cs="Calibri"/>
+                <w:sz w:val="24"/>
+                <w:szCs w:val="24"/>
+              </w:rPr>
+              <w:t>[DATA_ATUAL]</w:t>
+            </w:r>
+          </w:p>
+        </w:tc>
+        <w:tc>
+          <w:tcPr>
+            <w:tcW w:w="5475" w:type="dxa"/>
+            <w:tcBorders>
+              <w:top w:val="nil"/>
+              <w:left w:val="nil"/>
+              <w:bottom w:val="single" w:sz="8" w:space="0" w:color="000000" w:themeColor="text1"/>
+              <w:right w:val="single" w:sz="8" w:space="0" w:color="000000" w:themeColor="text1"/>
+            </w:tcBorders>
+            <w:tcMar>
+              <w:top w:w="100" w:type="dxa"/>
+              <w:left w:w="100" w:type="dxa"/>
+              <w:bottom w:w="100" w:type="dxa"/>
+              <w:right w:w="100" w:type="dxa"/>
+            </w:tcMar>
+            <w:vAlign w:val="center"/>
+          </w:tcPr>
+          <w:p>
+            <w:pPr>
+              <w:spacing w:before="240" w:after="240" w:line="240" w:lineRule="auto"/>
+              <w:jc w:val="left"/>
+              <w:rPr>
+                <w:rFonts w:ascii="Calibri" w:eastAsia="Calibri" w:hAnsi="Calibri" w:cs="Calibri"/>
+                <w:sz w:val="24"/>
+                <w:szCs w:val="24"/>
+              </w:rPr>
+            </w:pPr>
+            <w:r>
+              <w:rPr>
+                <w:rFonts w:ascii="Calibri" w:eastAsia="Calibri" w:hAnsi="Calibri" w:cs="Calibri"/>
+                <w:sz w:val="24"/>
+                <w:szCs w:val="24"/>
+              </w:rPr>
+              <w:t>Criação do documento</w:t>
+            </w:r>
+          </w:p>
+        </w:tc>
+        <w:tc>
+          <w:tcPr>
+            <w:tcW w:w="2370" w:type="dxa"/>
+            <w:tcBorders>
+              <w:top w:val="nil"/>
+              <w:left w:val="nil"/>
+              <w:bottom w:val="single" w:sz="8" w:space="0" w:color="000000" w:themeColor="text1"/>
+              <w:right w:val="single" w:sz="8" w:space="0" w:color="000000" w:themeColor="text1"/>
+            </w:tcBorders>
+            <w:tcMar>
+              <w:top w:w="100" w:type="dxa"/>
+              <w:left w:w="100" w:type="dxa"/>
+              <w:bottom w:w="100" w:type="dxa"/>
+              <w:right w:w="100" w:type="dxa"/>
+            </w:tcMar>
+            <w:vAlign w:val="center"/>
+          </w:tcPr>
+          <w:p>
+            <w:pPr>
+              <w:spacing w:before="240" w:after="240" w:line="240" w:lineRule="auto"/>
+              <w:jc w:val="left"/>
+              <w:rPr>
+                <w:rFonts w:ascii="Calibri" w:eastAsia="Calibri" w:hAnsi="Calibri" w:cs="Calibri"/>
+                <w:sz w:val="24"/>
+                <w:szCs w:val="24"/>
+              </w:rPr>
+            </w:pPr>
+            <w:r>
+              <w:rPr>
+                <w:rFonts w:ascii="Calibri" w:eastAsia="Calibri" w:hAnsi="Calibri" w:cs="Calibri"/>
+                <w:sz w:val="24"/>
+                <w:szCs w:val="24"/>
+              </w:rPr>
+              <w:t>[INICIAIS_AUTOR]</w:t>
+            </w:r>
+          </w:p>
+        </w:tc>
+      </w:tr>
+      <w:tr>
+        <w:trPr>
+          <w:trHeight w:val="180"/>
+        </w:trPr>
+        <w:tc>
+          <w:tcPr>
+            <w:tcW w:w="1785" w:type="dxa"/>
+            <w:tcBorders>
+              <w:top w:val="nil"/>
+              <w:left w:val="single" w:sz="8" w:space="0" w:color="000000" w:themeColor="text1"/>
+              <w:bottom w:val="single" w:sz="8" w:space="0" w:color="000000" w:themeColor="text1"/>
+              <w:right w:val="single" w:sz="8" w:space="0" w:color="000000" w:themeColor="text1"/>
+            </w:tcBorders>
+            <w:tcMar>
+              <w:top w:w="100" w:type="dxa"/>
+              <w:left w:w="100" w:type="dxa"/>
+              <w:bottom w:w="100" w:type="dxa"/>
+              <w:right w:w="100" w:type="dxa"/>
+            </w:tcMar>
+          </w:tcPr>
+          <w:p>
+            <w:pPr>
+              <w:spacing w:before="240" w:after="240" w:line="240" w:lineRule="auto"/>
+              <w:jc w:val="left"/>
+              <w:rPr>
+                <w:rFonts w:ascii="Calibri" w:eastAsia="Calibri" w:hAnsi="Calibri" w:cs="Calibri"/>
+                <w:sz w:val="24"/>
+                <w:szCs w:val="24"/>
+              </w:rPr>
+            </w:pPr>
+          </w:p>
+        </w:tc>
+        <w:tc>
+          <w:tcPr>
+            <w:tcW w:w="5475" w:type="dxa"/>
+            <w:tcBorders>
+              <w:top w:val="nil"/>
+              <w:left w:val="nil"/>
+              <w:bottom w:val="single" w:sz="8" w:space="0" w:color="000000" w:themeColor="text1"/>
+              <w:right w:val="single" w:sz="8" w:space="0" w:color="000000" w:themeColor="text1"/>
+            </w:tcBorders>
+            <w:tcMar>
+              <w:top w:w="100" w:type="dxa"/>
+              <w:left w:w="100" w:type="dxa"/>
+              <w:bottom w:w="100" w:type="dxa"/>
+              <w:right w:w="100" w:type="dxa"/>
+            </w:tcMar>
+          </w:tcPr>
+          <w:p>
+            <w:pPr>
+              <w:spacing w:before="240" w:after="240" w:line="240" w:lineRule="auto"/>
+              <w:jc w:val="left"/>
+              <w:rPr>
+                <w:rFonts w:ascii="Calibri" w:eastAsia="Calibri" w:hAnsi="Calibri" w:cs="Calibri"/>
+                <w:sz w:val="24"/>
+                <w:szCs w:val="24"/>
+              </w:rPr>
+            </w:pPr>
+          </w:p>
+        </w:tc>
+        <w:tc>
+          <w:tcPr>
+            <w:tcW w:w="2370" w:type="dxa"/>
+            <w:tcBorders>
+              <w:top w:val="nil"/>
+              <w:left w:val="nil"/>
+              <w:bottom w:val="single" w:sz="8" w:space="0" w:color="000000" w:themeColor="text1"/>
+              <w:right w:val="single" w:sz="8" w:space="0" w:color="000000" w:themeColor="text1"/>
+            </w:tcBorders>
+            <w:tcMar>
+              <w:top w:w="100" w:type="dxa"/>
+              <w:left w:w="100" w:type="dxa"/>
+              <w:bottom w:w="100" w:type="dxa"/>
+              <w:right w:w="100" w:type="dxa"/>
+            </w:tcMar>
+          </w:tcPr>
+          <w:p>
+            <w:pPr>
+              <w:spacing w:before="240" w:after="240" w:line="240" w:lineRule="auto"/>
+              <w:jc w:val="left"/>
+              <w:rPr>
+                <w:rFonts w:ascii="Calibri" w:eastAsia="Calibri" w:hAnsi="Calibri" w:cs="Calibri"/>
+                <w:sz w:val="24"/>
+                <w:szCs w:val="24"/>
+              </w:rPr>
+            </w:pPr>
+          </w:p>
+        </w:tc>
+      </w:tr>
+      <w:tr>
+        <w:trPr>
+          <w:trHeight w:val="480"/>
+        </w:trPr>
+        <w:tc>
+          <w:tcPr>
+            <w:tcW w:w="1785" w:type="dxa"/>
+            <w:tcBorders>
+              <w:top w:val="nil"/>
+              <w:left w:val="single" w:sz="8" w:space="0" w:color="000000" w:themeColor="text1"/>
+              <w:bottom w:val="single" w:sz="8" w:space="0" w:color="000000" w:themeColor="text1"/>
+              <w:right w:val="single" w:sz="8" w:space="0" w:color="000000" w:themeColor="text1"/>
+            </w:tcBorders>
+            <w:tcMar>
+              <w:top w:w="100" w:type="dxa"/>
+              <w:left w:w="100" w:type="dxa"/>
+              <w:bottom w:w="100" w:type="dxa"/>
+              <w:right w:w="100" w:type="dxa"/>
+            </w:tcMar>
+          </w:tcPr>
+          <w:p>
+            <w:pPr>
+              <w:spacing w:before="240" w:after="240" w:line="240" w:lineRule="auto"/>
+              <w:jc w:val="left"/>
+              <w:rPr>
+                <w:rFonts w:ascii="Calibri" w:eastAsia="Calibri" w:hAnsi="Calibri" w:cs="Calibri"/>
+                <w:sz w:val="24"/>
+                <w:szCs w:val="24"/>
+              </w:rPr>
+            </w:pPr>
+          </w:p>
+        </w:tc>
+        <w:tc>
+          <w:tcPr>
+            <w:tcW w:w="5475" w:type="dxa"/>
+            <w:tcBorders>
+              <w:top w:val="nil"/>
+              <w:left w:val="nil"/>
+              <w:bottom w:val="single" w:sz="8" w:space="0" w:color="000000" w:themeColor="text1"/>
+              <w:right w:val="single" w:sz="8" w:space="0" w:color="000000" w:themeColor="text1"/>
+            </w:tcBorders>
+            <w:tcMar>
+              <w:top w:w="100" w:type="dxa"/>
+              <w:left w:w="100" w:type="dxa"/>
+              <w:bottom w:w="100" w:type="dxa"/>
+              <w:right w:w="100" w:type="dxa"/>
+            </w:tcMar>
+          </w:tcPr>
+          <w:p>
+            <w:pPr>
+              <w:spacing w:before="240" w:after="240" w:line="240" w:lineRule="auto"/>
+              <w:jc w:val="left"/>
+              <w:rPr>
+                <w:rFonts w:ascii="Calibri" w:eastAsia="Calibri" w:hAnsi="Calibri" w:cs="Calibri"/>
+                <w:sz w:val="24"/>
+                <w:szCs w:val="24"/>
+              </w:rPr>
+            </w:pPr>
+          </w:p>
+        </w:tc>
+        <w:tc>
+          <w:tcPr>
+            <w:tcW w:w="2370" w:type="dxa"/>
+            <w:tcBorders>
+              <w:top w:val="nil"/>
+              <w:left w:val="nil"/>
+              <w:bottom w:val="single" w:sz="8" w:space="0" w:color="000000" w:themeColor="text1"/>
+              <w:right w:val="single" w:sz="8" w:space="0" w:color="000000" w:themeColor="text1"/>
+            </w:tcBorders>
+            <w:tcMar>
+              <w:top w:w="100" w:type="dxa"/>
+              <w:left w:w="100" w:type="dxa"/>
+              <w:bottom w:w="100" w:type="dxa"/>
+              <w:right w:w="100" w:type="dxa"/>
+            </w:tcMar>
+          </w:tcPr>
+          <w:p>
+            <w:pPr>
+              <w:spacing w:before="240" w:after="240" w:line="240" w:lineRule="auto"/>
+              <w:jc w:val="left"/>
+              <w:rPr>
+                <w:rFonts w:ascii="Calibri" w:eastAsia="Calibri" w:hAnsi="Calibri" w:cs="Calibri"/>
+                <w:sz w:val="24"/>
+                <w:szCs w:val="24"/>
+              </w:rPr>
+            </w:pPr>
+          </w:p>
+        </w:tc>
+      </w:tr>
+      <w:tr>
+        <w:trPr>
+          <w:trHeight w:val="460"/>
+        </w:trPr>
+        <w:tc>
+          <w:tcPr>
+            <w:tcW w:w="1785" w:type="dxa"/>
+            <w:tcBorders>
+              <w:top w:val="nil"/>
+              <w:left w:val="single" w:sz="8" w:space="0" w:color="000000" w:themeColor="text1"/>
+              <w:bottom w:val="single" w:sz="8" w:space="0" w:color="000000" w:themeColor="text1"/>
+              <w:right w:val="single" w:sz="8" w:space="0" w:color="000000" w:themeColor="text1"/>
+            </w:tcBorders>
+            <w:tcMar>
+              <w:top w:w="100" w:type="dxa"/>
+              <w:left w:w="100" w:type="dxa"/>
+              <w:bottom w:w="100" w:type="dxa"/>
+              <w:right w:w="100" w:type="dxa"/>
+            </w:tcMar>
+          </w:tcPr>
+          <w:p>
+            <w:pPr>
+              <w:spacing w:before="240" w:after="240" w:line="240" w:lineRule="auto"/>
+              <w:jc w:val="left"/>
+              <w:rPr>
+                <w:rFonts w:ascii="Calibri" w:eastAsia="Calibri" w:hAnsi="Calibri" w:cs="Calibri"/>
+                <w:sz w:val="24"/>
+                <w:szCs w:val="24"/>
+              </w:rPr>
+            </w:pPr>
+            <w:r>
+              <w:rPr>
+                <w:rFonts w:ascii="Calibri" w:eastAsia="Calibri" w:hAnsi="Calibri" w:cs="Calibri"/>
+                <w:sz w:val="24"/>
+                <w:szCs w:val="24"/>
+              </w:rPr>
+              <w:t xml:space="preserve"> </w:t>
+            </w:r>
+          </w:p>
+        </w:tc>
+        <w:tc>
+          <w:tcPr>
+            <w:tcW w:w="5475" w:type="dxa"/>
+            <w:tcBorders>
+              <w:top w:val="nil"/>
+              <w:left w:val="nil"/>
+              <w:bottom w:val="single" w:sz="8" w:space="0" w:color="000000" w:themeColor="text1"/>
+              <w:right w:val="single" w:sz="8" w:space="0" w:color="000000" w:themeColor="text1"/>
+            </w:tcBorders>
+            <w:tcMar>
+              <w:top w:w="100" w:type="dxa"/>
+              <w:left w:w="100" w:type="dxa"/>
+              <w:bottom w:w="100" w:type="dxa"/>
+              <w:right w:w="100" w:type="dxa"/>
+            </w:tcMar>
+          </w:tcPr>
+          <w:p>
+            <w:pPr>
+              <w:spacing w:before="240" w:after="240" w:line="240" w:lineRule="auto"/>
+              <w:jc w:val="left"/>
+              <w:rPr>
+                <w:rFonts w:ascii="Calibri" w:eastAsia="Calibri" w:hAnsi="Calibri" w:cs="Calibri"/>
+                <w:sz w:val="24"/>
+                <w:szCs w:val="24"/>
+              </w:rPr>
+            </w:pPr>
+            <w:r>
+              <w:rPr>
+                <w:rFonts w:ascii="Calibri" w:eastAsia="Calibri" w:hAnsi="Calibri" w:cs="Calibri"/>
+                <w:sz w:val="24"/>
+                <w:szCs w:val="24"/>
+              </w:rPr>
+              <w:t xml:space="preserve"> </w:t>
+            </w:r>
+          </w:p>
+        </w:tc>
+        <w:tc>
+          <w:tcPr>
+            <w:tcW w:w="2370" w:type="dxa"/>
+            <w:tcBorders>
+              <w:top w:val="nil"/>
+              <w:left w:val="nil"/>
+              <w:bottom w:val="single" w:sz="8" w:space="0" w:color="000000" w:themeColor="text1"/>
+              <w:right w:val="single" w:sz="8" w:space="0" w:color="000000" w:themeColor="text1"/>
+            </w:tcBorders>
+            <w:tcMar>
+              <w:top w:w="100" w:type="dxa"/>
+              <w:left w:w="100" w:type="dxa"/>
+              <w:bottom w:w="100" w:type="dxa"/>
+              <w:right w:w="100" w:type="dxa"/>
+            </w:tcMar>
+          </w:tcPr>
+          <w:p>
+            <w:pPr>
+              <w:spacing w:before="240" w:after="240" w:line="240" w:lineRule="auto"/>
+              <w:jc w:val="left"/>
+              <w:rPr>
+                <w:rFonts w:ascii="Calibri" w:eastAsia="Calibri" w:hAnsi="Calibri" w:cs="Calibri"/>
+                <w:sz w:val="24"/>
+                <w:szCs w:val="24"/>
+              </w:rPr>
+            </w:pPr>
+            <w:r>
+              <w:rPr>
+                <w:rFonts w:ascii="Calibri" w:eastAsia="Calibri" w:hAnsi="Calibri" w:cs="Calibri"/>
+                <w:sz w:val="24"/>
+                <w:szCs w:val="24"/>
+              </w:rPr>
+              <w:t xml:space="preserve"> </w:t>
+            </w:r>
+          </w:p>
+        </w:tc>
+      </w:tr>
+      <w:tr>
+        <w:trPr>
+          <w:trHeight w:val="460"/>
+        </w:trPr>
+        <w:tc>
+          <w:tcPr>
+            <w:tcW w:w="1785" w:type="dxa"/>
+            <w:tcBorders>
+              <w:top w:val="nil"/>
+              <w:left w:val="single" w:sz="8" w:space="0" w:color="000000" w:themeColor="text1"/>
+              <w:bottom w:val="single" w:sz="8" w:space="0" w:color="000000" w:themeColor="text1"/>
+              <w:right w:val="single" w:sz="8" w:space="0" w:color="000000" w:themeColor="text1"/>
+            </w:tcBorders>
+            <w:tcMar>
+              <w:top w:w="100" w:type="dxa"/>
+              <w:left w:w="100" w:type="dxa"/>
+              <w:bottom w:w="100" w:type="dxa"/>
+              <w:right w:w="100" w:type="dxa"/>
+            </w:tcMar>
+          </w:tcPr>
+          <w:p>
+            <w:pPr>
+              <w:spacing w:before="240" w:after="240" w:line="240" w:lineRule="auto"/>
+              <w:jc w:val="left"/>
+              <w:rPr>
+                <w:rFonts w:ascii="Calibri" w:eastAsia="Calibri" w:hAnsi="Calibri" w:cs="Calibri"/>
+                <w:sz w:val="24"/>
+                <w:szCs w:val="24"/>
+              </w:rPr>
+            </w:pPr>
+            <w:r>
+              <w:rPr>
+                <w:rFonts w:ascii="Calibri" w:eastAsia="Calibri" w:hAnsi="Calibri" w:cs="Calibri"/>
+                <w:sz w:val="24"/>
+                <w:szCs w:val="24"/>
+              </w:rPr>
+              <w:t xml:space="preserve"> </w:t>
+            </w:r>
+          </w:p>
+        </w:tc>
+        <w:tc>
+          <w:tcPr>
+            <w:tcW w:w="5475" w:type="dxa"/>
+            <w:tcBorders>
+              <w:top w:val="nil"/>
+              <w:left w:val="nil"/>
+              <w:bottom w:val="single" w:sz="8" w:space="0" w:color="000000" w:themeColor="text1"/>
+              <w:right w:val="single" w:sz="8" w:space="0" w:color="000000" w:themeColor="text1"/>
+            </w:tcBorders>
+            <w:tcMar>
+              <w:top w:w="100" w:type="dxa"/>
+              <w:left w:w="100" w:type="dxa"/>
+              <w:bottom w:w="100" w:type="dxa"/>
+              <w:right w:w="100" w:type="dxa"/>
+            </w:tcMar>
+          </w:tcPr>
+          <w:p>
+            <w:pPr>
+              <w:spacing w:before="240" w:after="240" w:line="240" w:lineRule="auto"/>
+              <w:jc w:val="left"/>
+              <w:rPr>
+                <w:rFonts w:ascii="Calibri" w:eastAsia="Calibri" w:hAnsi="Calibri" w:cs="Calibri"/>
+                <w:sz w:val="24"/>
+                <w:szCs w:val="24"/>
+              </w:rPr>
+            </w:pPr>
+            <w:r>
+              <w:rPr>
+                <w:rFonts w:ascii="Calibri" w:eastAsia="Calibri" w:hAnsi="Calibri" w:cs="Calibri"/>
+                <w:sz w:val="24"/>
+                <w:szCs w:val="24"/>
+              </w:rPr>
+              <w:t xml:space="preserve"> </w:t>
+            </w:r>
+          </w:p>
+        </w:tc>
+        <w:tc>
+          <w:tcPr>
+            <w:tcW w:w="2370" w:type="dxa"/>
+            <w:tcBorders>
+              <w:top w:val="nil"/>
+              <w:left w:val="nil"/>
+              <w:bottom w:val="single" w:sz="8" w:space="0" w:color="000000" w:themeColor="text1"/>
+              <w:right w:val="single" w:sz="8" w:space="0" w:color="000000" w:themeColor="text1"/>
+            </w:tcBorders>
+            <w:tcMar>
+              <w:top w:w="100" w:type="dxa"/>
+              <w:left w:w="100" w:type="dxa"/>
+              <w:bottom w:w="100" w:type="dxa"/>
+              <w:right w:w="100" w:type="dxa"/>
+            </w:tcMar>
+          </w:tcPr>
+          <w:p>
+            <w:pPr>
+              <w:spacing w:before="240" w:after="240" w:line="240" w:lineRule="auto"/>
+              <w:jc w:val="left"/>
+              <w:rPr>
+                <w:rFonts w:ascii="Calibri" w:eastAsia="Calibri" w:hAnsi="Calibri" w:cs="Calibri"/>
+                <w:sz w:val="24"/>
+                <w:szCs w:val="24"/>
+              </w:rPr>
+            </w:pPr>
+            <w:r>
+              <w:rPr>
+                <w:rFonts w:ascii="Calibri" w:eastAsia="Calibri" w:hAnsi="Calibri" w:cs="Calibri"/>
+                <w:sz w:val="24"/>
+                <w:szCs w:val="24"/>
+              </w:rPr>
+              <w:t xml:space="preserve"> </w:t>
+            </w:r>
+          </w:p>
+        </w:tc>
+      </w:tr>
+    </w:tbl>
+    <w:p>
+      <w:pPr>
+        <w:pBdr>
+          <w:top w:val="nil"/>
+          <w:left w:val="nil"/>
+          <w:bottom w:val="nil"/>
+          <w:right w:val="nil"/>
+          <w:between w:val="nil"/>
+        </w:pBdr>
+        <w:spacing w:before="240" w:after="240" w:line="360" w:lineRule="auto"/>
+        <w:jc w:val="both"/>
+        <w:rPr>
+          <w:rFonts w:ascii="Calibri" w:hAnsi="Calibri" w:cs="Calibri"/>
+        </w:rPr>
+      </w:pPr>
+      <w:r>
+        <w:rPr>
+          <w:rFonts w:ascii="Calibri" w:hAnsi="Calibri" w:cs="Calibri"/>
+        </w:rPr>
+        <w:br w:type="page"/>
+      </w:r>
+      <w:bookmarkStart w:id="6" w:name="_f2q8bufb49ap" w:colFirst="0" w:colLast="0"/>
+      <w:bookmarkStart w:id="7" w:name="_cj8grn1cdyyx" w:colFirst="0" w:colLast="0"/>
+      <w:bookmarkStart w:id="8" w:name="_h8qrtsim6bjp" w:colFirst="0" w:colLast="0"/>
+      <w:bookmarkStart w:id="9" w:name="_tnfala5xgcvz" w:colFirst="0" w:colLast="0"/>
+      <w:bookmarkStart w:id="10" w:name="_y0pa65pm7hu" w:colFirst="0" w:colLast="0"/>
+      <w:bookmarkEnd w:id="6"/>
+      <w:bookmarkEnd w:id="7"/>
+      <w:bookmarkEnd w:id="8"/>
+      <w:bookmarkEnd w:id="9"/>
+      <w:bookmarkEnd w:id="10"/>
+    </w:p>
+    <w:p>
+      <w:pPr>
+        <w:jc w:val="left"/>
+        <w:rPr>
+          <w:rFonts w:ascii="Calibri" w:hAnsi="Calibri" w:cs="Calibri"/>
+          <w:sz w:val="22"/>
+          <w:szCs w:val="22"/>
+        </w:rPr>
+      </w:pPr>
+    </w:p>
+    <w:p>
+      <w:pPr>
+        <w:pStyle w:val="CabealhodoSumrio"/>
+        <w:spacing w:before="0" w:after="200" w:line="276" w:lineRule="auto"/>
+        <w:rPr>
+          <w:rFonts w:ascii="Calibri" w:hAnsi="Calibri" w:cs="Calibri"/>
+          <w:b/>
+          <w:bCs/>
+          <w:color w:val="334682"/>
+          <w:sz w:val="42"/>
+          <w:szCs w:val="42"/>
+        </w:rPr>
+      </w:pPr>
+      <w:r>
+        <w:rPr>
+          <w:rFonts w:ascii="Calibri" w:hAnsi="Calibri" w:cs="Calibri"/>
+          <w:b/>
+          <w:bCs/>
+          <w:color w:val="334682"/>
+          <w:sz w:val="42"/>
+          <w:szCs w:val="42"/>
+        </w:rPr>
+        <w:t>Sumário</w:t>
+      </w:r>
+    </w:p>
+    <w:p>
+      <w:pPr>
+        <w:jc w:val="left"/>
+        <w:rPr>
+          <w:rFonts w:ascii="Calibri" w:hAnsi="Calibri" w:cs="Calibri"/>
+          <w:sz w:val="22"/>
+          <w:szCs w:val="22"/>
+        </w:rPr>
+      </w:pPr>
+    </w:p>
+    <w:p>
+      <w:pPr>
+        <w:jc w:val="left"/>
+        <w:rPr>
+          <w:rFonts w:ascii="Calibri" w:hAnsi="Calibri" w:cs="Calibri"/>
+          <w:sz w:val="22"/>
+          <w:szCs w:val="22"/>
+        </w:rPr>
+      </w:pPr>
+    </w:p>
+    <w:p>
+      <w:pPr>
+        <w:jc w:val="left"/>
+        <w:rPr>
+          <w:rFonts w:ascii="Calibri" w:hAnsi="Calibri" w:cs="Calibri"/>
+          <w:sz w:val="22"/>
+          <w:szCs w:val="22"/>
+        </w:rPr>
+      </w:pPr>
+      <w:r>
+        <w:rPr>
+          <w:rFonts w:ascii="Calibri" w:hAnsi="Calibri" w:cs="Calibri"/>
+        </w:rPr>
+        <w:br w:type="page"/>
+      </w:r>
+    </w:p>
+    <w:p>
+      <w:pPr>
+        <w:jc w:val="left"/>
+        <w:rPr>
+          <w:rFonts w:ascii="Calibri" w:hAnsi="Calibri" w:cs="Calibri"/>
+          <w:sz w:val="22"/>
+          <w:szCs w:val="22"/>
+        </w:rPr>
+      </w:pPr>
+    </w:p>
+    <w:p>
+      <w:pPr>
+        <w:pStyle w:val="Ttulo1"/>
+        <w:jc w:val="left"/>
+        <w:rPr>
+          <w:rFonts w:ascii="Calibri" w:eastAsia="Calibri" w:hAnsi="Calibri" w:cs="Calibri"/>
+        </w:rPr>
+      </w:pPr>
+      <w:bookmarkStart w:id="11" w:name="_Toc191011076"/>
+      <w:bookmarkStart w:id="12" w:name="_Toc191012820"/>
+      <w:r>
+        <w:rPr>
+          <w:rFonts w:ascii="Calibri" w:eastAsia="Calibri" w:hAnsi="Calibri" w:cs="Calibri"/>
+        </w:rPr>
+        <w:t>1 - Introdução</w:t>
+      </w:r>
+      <w:bookmarkEnd w:id="11"/>
+      <w:bookmarkEnd w:id="12"/>
+    </w:p>
+    <w:p>
+      <w:pPr>
+        <w:spacing w:before="240" w:after="240" w:line="360" w:lineRule="auto"/>
+        <w:jc w:val="both"/>
+        <w:rPr>
+          <w:rFonts w:ascii="Calibri" w:eastAsia="Calibri" w:hAnsi="Calibri" w:cs="Calibri"/>
+          <w:sz w:val="24"/>
+          <w:szCs w:val="24"/>
+        </w:rPr>
+      </w:pPr>
+      <w:r>
+        <w:rPr>
+          <w:rFonts w:ascii="Calibri" w:eastAsia="Calibri" w:hAnsi="Calibri" w:cs="Calibri"/>
+          <w:sz w:val="24"/>
+          <w:szCs w:val="24"/>
+        </w:rPr>
+        <w:t xml:space="preserve">Este documento tem por objetivo descrever as informações consolidadas referentes a autorizações de serviço, suas fases, fluxos, iterações e cronogramas necessários para o acompanhamento do projeto relacionado às demandas da autorização de serviço </w:t>
+      </w:r>
+      <w:r>
+        <w:rPr>
+          <w:rFonts w:ascii="Calibri" w:eastAsia="Calibri" w:hAnsi="Calibri" w:cs="Calibri"/>
+          <w:sz w:val="24"/>
+          <w:szCs w:val="24"/>
+        </w:rPr>
+        <w:t>A</w:t>
+      </w:r>
+      <w:r>
+        <w:rPr>
+          <w:rFonts w:ascii="Calibri" w:eastAsia="Calibri" w:hAnsi="Calibri" w:cs="Calibri"/>
+          <w:sz w:val="24"/>
+          <w:szCs w:val="24"/>
+        </w:rPr>
+        <w:t>S-CTNI-0534-2021.00-</w:t>
+      </w:r>
+      <w:r>
+        <w:rPr>
+          <w:rFonts w:ascii="Calibri" w:eastAsia="Calibri" w:hAnsi="Calibri" w:cs="Calibri"/>
+          <w:sz w:val="24"/>
+          <w:szCs w:val="24"/>
+        </w:rPr>
+        <w:t>[NNN]-[AAAA]</w:t>
+      </w:r>
+      <w:r>
+        <w:rPr>
+          <w:rFonts w:ascii="Calibri" w:eastAsia="Calibri" w:hAnsi="Calibri" w:cs="Calibri"/>
+          <w:sz w:val="24"/>
+          <w:szCs w:val="24"/>
+        </w:rPr>
+        <w:t>.</w:t>
+      </w:r>
+    </w:p>
+    <w:p>
+      <w:pPr>
+        <w:pStyle w:val="Ttulo1"/>
+        <w:spacing w:line="360" w:lineRule="auto"/>
+        <w:jc w:val="both"/>
+        <w:rPr>
+          <w:rFonts w:ascii="Calibri" w:hAnsi="Calibri" w:cs="Calibri"/>
+        </w:rPr>
+      </w:pPr>
+      <w:r>
+        <w:rPr>
+          <w:rFonts w:ascii="Calibri" w:hAnsi="Calibri" w:cs="Calibri"/>
+        </w:rPr>
+        <w:br w:type="page"/>
+      </w:r>
+    </w:p>
+    <w:p>
+      <w:pPr>
+        <w:jc w:val="left"/>
+        <w:rPr>
+          <w:rFonts w:ascii="Calibri" w:hAnsi="Calibri" w:cs="Calibri"/>
+          <w:sz w:val="22"/>
+          <w:szCs w:val="22"/>
+        </w:rPr>
+      </w:pPr>
+    </w:p>
+    <w:p>
+      <w:pPr>
+        <w:pStyle w:val="Ttulo1"/>
+        <w:spacing w:line="360" w:lineRule="auto"/>
+        <w:jc w:val="both"/>
+        <w:rPr>
+          <w:rFonts w:ascii="Calibri" w:eastAsia="Calibri" w:hAnsi="Calibri" w:cs="Calibri"/>
+        </w:rPr>
+      </w:pPr>
+      <w:bookmarkStart w:id="13" w:name="_tt5q7bioo8hr" w:colFirst="0" w:colLast="0"/>
+      <w:bookmarkStart w:id="14" w:name="_Toc191011077"/>
+      <w:bookmarkStart w:id="15" w:name="_Toc191012821"/>
+      <w:bookmarkEnd w:id="13"/>
+      <w:r>
+        <w:rPr>
+          <w:rFonts w:ascii="Calibri" w:eastAsia="Calibri" w:hAnsi="Calibri" w:cs="Calibri"/>
+        </w:rPr>
+        <w:t>2 - Documentos de Referência</w:t>
+      </w:r>
+      <w:bookmarkEnd w:id="14"/>
+      <w:bookmarkEnd w:id="15"/>
+    </w:p>
+    <w:p>
+      <w:pPr>
+        <w:pStyle w:val="Ttulo2"/>
+        <w:spacing w:before="320" w:after="80" w:line="360" w:lineRule="auto"/>
+        <w:jc w:val="both"/>
+        <w:rPr>
+          <w:rFonts w:ascii="Calibri" w:eastAsia="Calibri" w:hAnsi="Calibri" w:cs="Calibri"/>
+          <w:b/>
+          <w:sz w:val="36"/>
+          <w:szCs w:val="36"/>
+        </w:rPr>
+      </w:pPr>
+      <w:bookmarkStart w:id="16" w:name="_Toc191011078"/>
+      <w:bookmarkStart w:id="17" w:name="_Toc191012822"/>
+      <w:r>
+        <w:rPr>
+          <w:rFonts w:ascii="Calibri" w:eastAsia="Calibri" w:hAnsi="Calibri" w:cs="Calibri"/>
+          <w:b/>
+          <w:sz w:val="36"/>
+          <w:szCs w:val="36"/>
+        </w:rPr>
+        <w:t>Referências disponibilizadas pela CHESF</w:t>
+      </w:r>
+      <w:bookmarkEnd w:id="16"/>
+      <w:bookmarkEnd w:id="17"/>
+    </w:p>
+    <w:p>
+      <w:pPr>
+        <w:spacing w:before="200" w:after="240" w:line="360" w:lineRule="auto"/>
+        <w:ind w:left="1080" w:hanging="360"/>
+        <w:jc w:val="both"/>
+        <w:rPr>
+          <w:rFonts w:ascii="Calibri" w:eastAsia="Calibri" w:hAnsi="Calibri" w:cs="Calibri"/>
+          <w:sz w:val="24"/>
+          <w:szCs w:val="24"/>
+        </w:rPr>
+      </w:pPr>
+      <w:r>
+        <w:rPr>
+          <w:rFonts w:ascii="Calibri" w:eastAsia="Calibri" w:hAnsi="Calibri" w:cs="Calibri"/>
+          <w:sz w:val="24"/>
+          <w:szCs w:val="24"/>
+        </w:rPr>
+        <w:t>1.  Solicitação de serviço SS-CTNI-0534-2021.00-</w:t>
+      </w:r>
+      <w:r>
+        <w:rPr>
+          <w:rFonts w:ascii="Calibri" w:eastAsia="Calibri" w:hAnsi="Calibri" w:cs="Calibri"/>
+          <w:sz w:val="24"/>
+          <w:szCs w:val="24"/>
+        </w:rPr>
+        <w:t>[NNN]-[AAAA]</w:t>
+      </w:r>
+      <w:r>
+        <w:rPr>
+          <w:rFonts w:ascii="Calibri" w:eastAsia="Calibri" w:hAnsi="Calibri" w:cs="Calibri"/>
+          <w:sz w:val="24"/>
+          <w:szCs w:val="24"/>
+        </w:rPr>
+        <w:t xml:space="preserve"> com a descrição resumida da demanda.</w:t>
+      </w:r>
+    </w:p>
+    <w:p>
+      <w:pPr>
+        <w:spacing w:before="200" w:after="240" w:line="360" w:lineRule="auto"/>
+        <w:ind w:left="1080" w:hanging="360"/>
+        <w:jc w:val="both"/>
+        <w:rPr>
+          <w:rFonts w:ascii="Calibri" w:eastAsia="Calibri" w:hAnsi="Calibri" w:cs="Calibri"/>
+          <w:sz w:val="24"/>
+          <w:szCs w:val="24"/>
+        </w:rPr>
+      </w:pPr>
+      <w:r>
+        <w:rPr>
+          <w:rFonts w:ascii="Calibri" w:eastAsia="Calibri" w:hAnsi="Calibri" w:cs="Calibri"/>
+          <w:sz w:val="24"/>
+          <w:szCs w:val="24"/>
+        </w:rPr>
+        <w:t>2.   Termo de referência TR-DGCDS-001/2021.</w:t>
+      </w:r>
+    </w:p>
+    <w:p>
+      <w:pPr>
+        <w:pStyle w:val="Ttulo2"/>
+        <w:spacing w:before="320" w:after="80" w:line="360" w:lineRule="auto"/>
+        <w:jc w:val="both"/>
+        <w:rPr>
+          <w:rFonts w:ascii="Calibri" w:eastAsia="Calibri" w:hAnsi="Calibri" w:cs="Calibri"/>
+        </w:rPr>
+      </w:pPr>
+      <w:bookmarkStart w:id="18" w:name="_Toc191011079"/>
+      <w:bookmarkStart w:id="19" w:name="_Toc191012823"/>
+      <w:r>
+        <w:rPr>
+          <w:rFonts w:ascii="Calibri" w:eastAsia="Calibri" w:hAnsi="Calibri" w:cs="Calibri"/>
+          <w:b/>
+          <w:sz w:val="36"/>
+          <w:szCs w:val="36"/>
+        </w:rPr>
+        <w:t>Referências técnicas</w:t>
+      </w:r>
+      <w:bookmarkEnd w:id="18"/>
+      <w:bookmarkEnd w:id="19"/>
+    </w:p>
+    <w:p>
+      <w:pPr>
+        <w:spacing w:before="200" w:after="240" w:line="360" w:lineRule="auto"/>
+        <w:ind w:left="1080" w:hanging="360"/>
+        <w:jc w:val="both"/>
+        <w:rPr>
+          <w:rFonts w:ascii="Calibri" w:eastAsia="Calibri" w:hAnsi="Calibri" w:cs="Calibri"/>
+          <w:sz w:val="24"/>
+          <w:szCs w:val="24"/>
+        </w:rPr>
+      </w:pPr>
+      <w:r>
+        <w:rPr>
+          <w:rFonts w:ascii="Calibri" w:eastAsia="Calibri" w:hAnsi="Calibri" w:cs="Calibri"/>
+          <w:sz w:val="24"/>
+          <w:szCs w:val="24"/>
+        </w:rPr>
+        <w:t>1.</w:t>
+      </w:r>
+      <w:r>
+        <w:rPr>
+          <w:rFonts w:ascii="Calibri" w:eastAsia="Calibri" w:hAnsi="Calibri" w:cs="Calibri"/>
+          <w:sz w:val="24"/>
+          <w:szCs w:val="24"/>
+        </w:rPr>
+        <w:tab/>
+        <w:t>Manual de Práticas de Contagem de Pontos de Função - IFPUG 4.3</w:t>
+      </w:r>
+    </w:p>
+    <w:p>
+      <w:pPr>
+        <w:pStyle w:val="Ttulo1"/>
+        <w:spacing w:before="400" w:after="120" w:line="360" w:lineRule="auto"/>
+        <w:jc w:val="both"/>
+        <w:rPr>
+          <w:rFonts w:ascii="Calibri" w:hAnsi="Calibri" w:cs="Calibri"/>
+        </w:rPr>
+      </w:pPr>
+      <w:r>
+        <w:rPr>
+          <w:rFonts w:ascii="Calibri" w:hAnsi="Calibri" w:cs="Calibri"/>
+        </w:rPr>
+        <w:br w:type="page"/>
+      </w:r>
+    </w:p>
+    <w:p>
+      <w:pPr>
+        <w:jc w:val="left"/>
+        <w:rPr>
+          <w:rFonts w:ascii="Calibri" w:hAnsi="Calibri" w:cs="Calibri"/>
+          <w:sz w:val="22"/>
+          <w:szCs w:val="22"/>
+        </w:rPr>
+      </w:pPr>
+      <w:bookmarkStart w:id="20" w:name="_aznrmv7ku8mw" w:colFirst="0" w:colLast="0"/>
+      <w:bookmarkEnd w:id="20"/>
+    </w:p>
+    <w:p>
+      <w:pPr>
+        <w:pStyle w:val="Ttulo1"/>
+        <w:jc w:val="both"/>
+        <w:rPr>
+          <w:rFonts w:ascii="Calibri" w:eastAsia="Calibri" w:hAnsi="Calibri" w:cs="Calibri"/>
+        </w:rPr>
+      </w:pPr>
+      <w:bookmarkStart w:id="21" w:name="_Toc191011080"/>
+      <w:bookmarkStart w:id="22" w:name="_Toc191012824"/>
+      <w:r>
+        <w:rPr>
+          <w:rFonts w:ascii="Calibri" w:eastAsia="Calibri" w:hAnsi="Calibri" w:cs="Calibri"/>
+        </w:rPr>
+        <w:t>3 - Demandas da Autorização de Serviço</w:t>
+      </w:r>
+      <w:bookmarkEnd w:id="21"/>
+      <w:bookmarkEnd w:id="22"/>
+    </w:p>
+    <w:p>
+      <w:pPr>
+        <w:pBdr>
+          <w:top w:val="nil"/>
+          <w:left w:val="nil"/>
+          <w:bottom w:val="nil"/>
+          <w:right w:val="nil"/>
+          <w:between w:val="nil"/>
+        </w:pBdr>
+        <w:spacing w:before="240" w:after="240" w:line="360" w:lineRule="auto"/>
+        <w:jc w:val="both"/>
+        <w:rPr>
+          <w:rFonts w:ascii="Calibri" w:eastAsia="Calibri" w:hAnsi="Calibri" w:cs="Calibri"/>
+          <w:sz w:val="24"/>
+          <w:szCs w:val="24"/>
+        </w:rPr>
+      </w:pPr>
+      <w:r>
+        <w:rPr>
+          <w:rFonts w:ascii="Calibri" w:eastAsia="Calibri" w:hAnsi="Calibri" w:cs="Calibri"/>
+          <w:sz w:val="24"/>
+          <w:szCs w:val="24"/>
+        </w:rPr>
+        <w:t>As demandas relacionadas à autorização de serviço AS-CTNI-0534-2021.00-</w:t>
+      </w:r>
+      <w:r>
+        <w:rPr>
+          <w:rFonts w:ascii="Calibri" w:eastAsia="Calibri" w:hAnsi="Calibri" w:cs="Calibri"/>
+          <w:sz w:val="24"/>
+          <w:szCs w:val="24"/>
+        </w:rPr>
+        <w:t>[NNN]</w:t>
+      </w:r>
+      <w:r>
+        <w:rPr>
+          <w:rFonts w:ascii="Calibri" w:eastAsia="Calibri" w:hAnsi="Calibri" w:cs="Calibri"/>
+          <w:sz w:val="24"/>
+          <w:szCs w:val="24"/>
+        </w:rPr>
+        <w:t>-</w:t>
+      </w:r>
+      <w:r>
+        <w:rPr>
+          <w:rFonts w:ascii="Calibri" w:eastAsia="Calibri" w:hAnsi="Calibri" w:cs="Calibri"/>
+          <w:sz w:val="24"/>
+          <w:szCs w:val="24"/>
+        </w:rPr>
+        <w:t>[AAAA]</w:t>
+      </w:r>
+      <w:r>
+        <w:rPr>
+          <w:rFonts w:ascii="Calibri" w:eastAsia="Calibri" w:hAnsi="Calibri" w:cs="Calibri"/>
+          <w:sz w:val="24"/>
+          <w:szCs w:val="24"/>
+        </w:rPr>
+        <w:t xml:space="preserve"> detalham as atividades previstas nas solicitações listadas a seguir:</w:t>
+      </w:r>
+    </w:p>
+    <w:tbl>
+      <w:tblPr>
+        <w:tblW w:w="9777" w:type="dxa"/>
+        <w:tblInd w:w="2" w:type="dxa"/>
+        <w:tblBorders>
+          <w:top w:val="nil"/>
+          <w:left w:val="nil"/>
+          <w:bottom w:val="nil"/>
+          <w:right w:val="nil"/>
+          <w:insideH w:val="nil"/>
+          <w:insideV w:val="nil"/>
+        </w:tblBorders>
+        <w:tblLayout w:type="fixed"/>
+        <w:tblLook w:val="0600" w:firstRow="0" w:lastRow="0" w:firstColumn="0" w:lastColumn="0" w:noHBand="1" w:noVBand="1"/>
+      </w:tblPr>
+      <w:tblGrid>
+        <w:gridCol w:w="4305"/>
+        <w:gridCol w:w="5472"/>
+      </w:tblGrid>
+      <w:tr>
+        <w:trPr>
+          <w:trHeight w:val="680"/>
+        </w:trPr>
+        <w:tc>
+          <w:tcPr>
+            <w:tcW w:w="4305" w:type="dxa"/>
+            <w:tcBorders>
+              <w:top w:val="single" w:sz="8" w:space="0" w:color="000000" w:themeColor="text1"/>
+              <w:left w:val="single" w:sz="8" w:space="0" w:color="000000" w:themeColor="text1"/>
+              <w:bottom w:val="single" w:sz="8" w:space="0" w:color="000000" w:themeColor="text1"/>
+              <w:right w:val="single" w:sz="8" w:space="0" w:color="000000" w:themeColor="text1"/>
+            </w:tcBorders>
+            <w:shd w:val="clear" w:color="auto" w:fill="FFFFFF" w:themeFill="background1"/>
+            <w:tcMar>
+              <w:top w:w="100" w:type="dxa"/>
+              <w:left w:w="100" w:type="dxa"/>
+              <w:bottom w:w="100" w:type="dxa"/>
+              <w:right w:w="100" w:type="dxa"/>
+            </w:tcMar>
+            <w:vAlign w:val="center"/>
+          </w:tcPr>
+          <w:p>
+            <w:pPr>
+              <w:spacing w:line="240" w:lineRule="auto"/>
+              <w:rPr>
+                <w:rFonts w:ascii="Calibri" w:eastAsia="Calibri" w:hAnsi="Calibri" w:cs="Calibri"/>
+                <w:b/>
+                <w:bCs/>
+                <w:sz w:val="24"/>
+                <w:szCs w:val="24"/>
+              </w:rPr>
+            </w:pPr>
+            <w:r>
+              <w:rPr>
+                <w:rFonts w:ascii="Calibri" w:eastAsia="Calibri" w:hAnsi="Calibri" w:cs="Calibri"/>
+                <w:b/>
+                <w:bCs/>
+                <w:sz w:val="24"/>
+                <w:szCs w:val="24"/>
+              </w:rPr>
+              <w:t>S</w:t>
+            </w:r>
+            <w:r>
+              <w:rPr>
+                <w:rFonts w:ascii="Calibri" w:eastAsia="Calibri" w:hAnsi="Calibri" w:cs="Calibri"/>
+                <w:b/>
+                <w:bCs/>
+                <w:sz w:val="24"/>
+                <w:szCs w:val="24"/>
+              </w:rPr>
+              <w:t>S</w:t>
+            </w:r>
+          </w:p>
+        </w:tc>
+        <w:tc>
+          <w:tcPr>
+            <w:tcW w:w="5472" w:type="dxa"/>
+            <w:tcBorders>
+              <w:top w:val="single" w:sz="8" w:space="0" w:color="000000" w:themeColor="text1"/>
+              <w:left w:val="single" w:sz="8" w:space="0" w:color="000000" w:themeColor="text1"/>
+              <w:bottom w:val="single" w:sz="8" w:space="0" w:color="000000" w:themeColor="text1"/>
+              <w:right w:val="single" w:sz="8" w:space="0" w:color="000000" w:themeColor="text1"/>
+            </w:tcBorders>
+            <w:shd w:val="clear" w:color="auto" w:fill="FFFFFF" w:themeFill="background1"/>
+            <w:tcMar>
+              <w:top w:w="100" w:type="dxa"/>
+              <w:left w:w="100" w:type="dxa"/>
+              <w:bottom w:w="100" w:type="dxa"/>
+              <w:right w:w="100" w:type="dxa"/>
+            </w:tcMar>
+            <w:vAlign w:val="center"/>
+          </w:tcPr>
+          <w:p>
+            <w:pPr>
+              <w:spacing w:line="240" w:lineRule="auto"/>
+              <w:rPr>
+                <w:rFonts w:ascii="Calibri" w:eastAsia="Calibri" w:hAnsi="Calibri" w:cs="Calibri"/>
+                <w:b/>
+                <w:bCs/>
+                <w:sz w:val="24"/>
+                <w:szCs w:val="24"/>
+              </w:rPr>
+            </w:pPr>
+            <w:r>
+              <w:rPr>
+                <w:rFonts w:ascii="Calibri" w:eastAsia="Calibri" w:hAnsi="Calibri" w:cs="Calibri"/>
+                <w:b/>
+                <w:bCs/>
+                <w:sz w:val="24"/>
+                <w:szCs w:val="24"/>
+              </w:rPr>
+              <w:t>Atividade</w:t>
+            </w:r>
+          </w:p>
+        </w:tc>
+      </w:tr>
+      <w:tr>
+        <w:trPr>
+          <w:trHeight w:val="500"/>
+        </w:trPr>
+        <w:tc>
+          <w:tcPr>
+            <w:tcW w:w="4305" w:type="dxa"/>
+            <w:tcBorders>
+              <w:top w:val="nil"/>
+              <w:left w:val="single" w:sz="8" w:space="0" w:color="000000" w:themeColor="text1"/>
+              <w:bottom w:val="single" w:sz="8" w:space="0" w:color="000000" w:themeColor="text1"/>
+              <w:right w:val="single" w:sz="8" w:space="0" w:color="000000" w:themeColor="text1"/>
+            </w:tcBorders>
+            <w:tcMar>
+              <w:top w:w="100" w:type="dxa"/>
+              <w:left w:w="100" w:type="dxa"/>
+              <w:bottom w:w="100" w:type="dxa"/>
+              <w:right w:w="100" w:type="dxa"/>
+            </w:tcMar>
+            <w:vAlign w:val="center"/>
+          </w:tcPr>
+          <w:p>
+            <w:pPr>
+              <w:spacing w:line="240" w:lineRule="auto"/>
+              <w:rPr>
+                <w:rFonts w:ascii="Calibri" w:eastAsia="Calibri" w:hAnsi="Calibri" w:cs="Calibri"/>
+                <w:sz w:val="24"/>
+                <w:szCs w:val="24"/>
+              </w:rPr>
+            </w:pPr>
+            <w:r>
+              <w:rPr>
+                <w:rFonts w:ascii="Calibri" w:eastAsia="Calibri" w:hAnsi="Calibri" w:cs="Calibri"/>
+                <w:sz w:val="24"/>
+                <w:szCs w:val="24"/>
+              </w:rPr>
+              <w:t>CTNI-0534-2021.00-</w:t>
+            </w:r>
+            <w:r>
+              <w:rPr>
+                <w:rFonts w:ascii="Calibri" w:eastAsia="Calibri" w:hAnsi="Calibri" w:cs="Calibri"/>
+                <w:sz w:val="24"/>
+                <w:szCs w:val="24"/>
+              </w:rPr>
+              <w:t>[NNN]</w:t>
+            </w:r>
+            <w:r>
+              <w:rPr>
+                <w:rFonts w:ascii="Calibri" w:eastAsia="Calibri" w:hAnsi="Calibri" w:cs="Calibri"/>
+                <w:sz w:val="24"/>
+                <w:szCs w:val="24"/>
+              </w:rPr>
+              <w:t>-</w:t>
+            </w:r>
+            <w:r>
+              <w:rPr>
+                <w:rFonts w:ascii="Calibri" w:eastAsia="Calibri" w:hAnsi="Calibri" w:cs="Calibri"/>
+                <w:sz w:val="24"/>
+                <w:szCs w:val="24"/>
+              </w:rPr>
+              <w:t>[AAAA]</w:t>
+            </w:r>
+          </w:p>
+        </w:tc>
+        <w:tc>
+          <w:tcPr>
+            <w:tcW w:w="5472" w:type="dxa"/>
+            <w:tcBorders>
+              <w:top w:val="nil"/>
+              <w:left w:val="single" w:sz="8" w:space="0" w:color="000000" w:themeColor="text1"/>
+              <w:bottom w:val="single" w:sz="8" w:space="0" w:color="000000" w:themeColor="text1"/>
+              <w:right w:val="single" w:sz="8" w:space="0" w:color="000000" w:themeColor="text1"/>
+            </w:tcBorders>
+            <w:tcMar>
+              <w:top w:w="100" w:type="dxa"/>
+              <w:left w:w="100" w:type="dxa"/>
+              <w:bottom w:w="100" w:type="dxa"/>
+              <w:right w:w="100" w:type="dxa"/>
+            </w:tcMar>
+            <w:vAlign w:val="center"/>
+          </w:tcPr>
+          <w:p>
+            <w:pPr>
+              <w:spacing w:line="240" w:lineRule="auto"/>
+              <w:rPr>
+                <w:rFonts w:ascii="Calibri" w:eastAsia="Calibri" w:hAnsi="Calibri" w:cs="Calibri"/>
+                <w:sz w:val="24"/>
+                <w:szCs w:val="24"/>
+              </w:rPr>
+            </w:pPr>
+            <w:r>
+              <w:rPr>
+                <w:rFonts w:ascii="Calibri" w:eastAsia="Calibri" w:hAnsi="Calibri" w:cs="Calibri"/>
+                <w:sz w:val="24"/>
+                <w:szCs w:val="24"/>
+              </w:rPr>
+              <w:t>[TITULO]</w:t>
+            </w:r>
+          </w:p>
+        </w:tc>
+      </w:tr>
+    </w:tbl>
+    <w:p>
+      <w:pPr>
+        <w:spacing w:after="240" w:line="360" w:lineRule="auto"/>
+        <w:rPr>
+          <w:rFonts w:ascii="Calibri" w:eastAsia="Calibri" w:hAnsi="Calibri" w:cs="Calibri"/>
+          <w:sz w:val="20"/>
+          <w:szCs w:val="20"/>
+        </w:rPr>
+      </w:pPr>
+      <w:r>
+        <w:rPr>
+          <w:rFonts w:ascii="Calibri" w:eastAsia="Calibri" w:hAnsi="Calibri" w:cs="Calibri"/>
+          <w:sz w:val="20"/>
+          <w:szCs w:val="20"/>
+        </w:rPr>
+        <w:t>Tabela 1 – Atividades previstas no documento de Estratégia de Solução.</w:t>
+      </w:r>
+    </w:p>
+    <w:p>
+      <w:pPr>
+        <w:pBdr>
+          <w:top w:val="nil"/>
+          <w:left w:val="nil"/>
+          <w:bottom w:val="nil"/>
+          <w:right w:val="nil"/>
+          <w:between w:val="nil"/>
+        </w:pBdr>
+        <w:spacing w:after="240" w:line="360" w:lineRule="auto"/>
+        <w:jc w:val="both"/>
+        <w:rPr>
+          <w:rFonts w:ascii="Calibri" w:eastAsia="Calibri" w:hAnsi="Calibri" w:cs="Calibri"/>
+          <w:sz w:val="24"/>
+          <w:szCs w:val="24"/>
+        </w:rPr>
+      </w:pPr>
+      <w:r>
+        <w:rPr>
+          <w:rFonts w:ascii="Calibri" w:eastAsia="Calibri" w:hAnsi="Calibri" w:cs="Calibri"/>
+          <w:sz w:val="24"/>
+          <w:szCs w:val="24"/>
+        </w:rPr>
+        <w:t>Todas as demandas previstas na autorização de serviço foram realizadas e concluídas.</w:t>
+      </w:r>
+    </w:p>
+    <w:p>
+      <w:pPr>
+        <w:pStyle w:val="Ttulo1"/>
+        <w:spacing w:before="400" w:after="120" w:line="360" w:lineRule="auto"/>
+        <w:jc w:val="both"/>
+        <w:rPr>
+          <w:rFonts w:ascii="Calibri" w:hAnsi="Calibri" w:cs="Calibri"/>
+        </w:rPr>
+      </w:pPr>
+      <w:r>
+        <w:rPr>
+          <w:rFonts w:ascii="Calibri" w:hAnsi="Calibri" w:cs="Calibri"/>
+        </w:rPr>
+        <w:br w:type="page"/>
+      </w:r>
+    </w:p>
+    <w:p>
+      <w:pPr>
+        <w:jc w:val="left"/>
+        <w:rPr>
+          <w:rFonts w:ascii="Calibri" w:hAnsi="Calibri" w:cs="Calibri"/>
+          <w:sz w:val="22"/>
+          <w:szCs w:val="22"/>
+        </w:rPr>
+      </w:pPr>
+    </w:p>
+    <w:p>
+      <w:pPr>
+        <w:pStyle w:val="Ttulo1"/>
+        <w:jc w:val="both"/>
+        <w:rPr>
+          <w:rFonts w:ascii="Calibri" w:eastAsia="Calibri" w:hAnsi="Calibri" w:cs="Calibri"/>
+        </w:rPr>
+      </w:pPr>
+      <w:bookmarkStart w:id="23" w:name="_itofskfghv4" w:colFirst="0" w:colLast="0"/>
+      <w:bookmarkStart w:id="24" w:name="_Toc191011081"/>
+      <w:bookmarkStart w:id="25" w:name="_Toc191012825"/>
+      <w:bookmarkEnd w:id="23"/>
+      <w:r>
+        <w:rPr>
+          <w:rFonts w:ascii="Calibri" w:eastAsia="Calibri" w:hAnsi="Calibri" w:cs="Calibri"/>
+        </w:rPr>
+        <w:t>4 - Cronograma</w:t>
+      </w:r>
+      <w:bookmarkEnd w:id="24"/>
+      <w:bookmarkEnd w:id="25"/>
+    </w:p>
+    <w:p>
+      <w:pPr>
+        <w:spacing w:before="200" w:after="240"/>
+        <w:jc w:val="both"/>
+        <w:rPr>
+          <w:rFonts w:ascii="Calibri" w:eastAsia="Calibri" w:hAnsi="Calibri" w:cs="Calibri"/>
+          <w:sz w:val="24"/>
+          <w:szCs w:val="24"/>
+        </w:rPr>
+      </w:pPr>
+      <w:r>
+        <w:rPr>
+          <w:rFonts w:ascii="Calibri" w:eastAsia="Calibri" w:hAnsi="Calibri" w:cs="Calibri"/>
+          <w:sz w:val="24"/>
+          <w:szCs w:val="24"/>
+        </w:rPr>
+        <w:t>A demanda foi realizada de acordo com o cronograma detalhado no documento “Estratégia de Solução” que pode ser observado na Tabela 2.</w:t>
+      </w:r>
+    </w:p>
+    <w:tbl>
+      <w:tblPr>
+        <w:tblStyle w:val="a1"/>
+        <w:tblW w:w="9627" w:type="dxa"/>
+        <w:tblInd w:w="2" w:type="dxa"/>
+        <w:tblBorders>
+          <w:top w:val="nil"/>
+          <w:left w:val="nil"/>
+          <w:bottom w:val="nil"/>
+          <w:right w:val="nil"/>
+          <w:insideH w:val="nil"/>
+          <w:insideV w:val="nil"/>
+        </w:tblBorders>
+        <w:tblLayout w:type="fixed"/>
+        <w:tblLook w:val="0600" w:firstRow="0" w:lastRow="0" w:firstColumn="0" w:lastColumn="0" w:noHBand="1" w:noVBand="1"/>
+      </w:tblPr>
+      <w:tblGrid>
+        <w:gridCol w:w="2682"/>
+        <w:gridCol w:w="3969"/>
+        <w:gridCol w:w="2976"/>
+      </w:tblGrid>
+      <w:tr>
+        <w:trPr>
+          <w:trHeight w:val="660"/>
+        </w:trPr>
+        <w:tc>
+          <w:tcPr>
+            <w:tcW w:w="2682" w:type="dxa"/>
+            <w:tcBorders>
+              <w:top w:val="single" w:sz="8" w:space="0" w:color="000000" w:themeColor="text1"/>
+              <w:left w:val="single" w:sz="8" w:space="0" w:color="000000" w:themeColor="text1"/>
+              <w:bottom w:val="single" w:sz="8" w:space="0" w:color="000000" w:themeColor="text1"/>
+              <w:right w:val="single" w:sz="8" w:space="0" w:color="000000" w:themeColor="text1"/>
+            </w:tcBorders>
+            <w:tcMar>
+              <w:top w:w="100" w:type="dxa"/>
+              <w:left w:w="100" w:type="dxa"/>
+              <w:bottom w:w="100" w:type="dxa"/>
+              <w:right w:w="100" w:type="dxa"/>
+            </w:tcMar>
+            <w:vAlign w:val="center"/>
+          </w:tcPr>
+          <w:p>
+            <w:pPr>
+              <w:spacing w:line="240" w:lineRule="auto"/>
+              <w:rPr>
+                <w:rFonts w:ascii="Calibri" w:eastAsia="Calibri" w:hAnsi="Calibri" w:cs="Calibri"/>
+                <w:b/>
+                <w:sz w:val="24"/>
+                <w:szCs w:val="24"/>
+              </w:rPr>
+            </w:pPr>
+            <w:r>
+              <w:rPr>
+                <w:rFonts w:ascii="Calibri" w:eastAsia="Calibri" w:hAnsi="Calibri" w:cs="Calibri"/>
+                <w:b/>
+                <w:sz w:val="24"/>
+                <w:szCs w:val="24"/>
+              </w:rPr>
+              <w:t>Fase</w:t>
+            </w:r>
+          </w:p>
+        </w:tc>
+        <w:tc>
+          <w:tcPr>
+            <w:tcW w:w="3969" w:type="dxa"/>
+            <w:tcBorders>
+              <w:top w:val="single" w:sz="8" w:space="0" w:color="000000" w:themeColor="text1"/>
+              <w:left w:val="nil"/>
+              <w:bottom w:val="single" w:sz="8" w:space="0" w:color="000000" w:themeColor="text1"/>
+              <w:right w:val="single" w:sz="8" w:space="0" w:color="000000" w:themeColor="text1"/>
+            </w:tcBorders>
+            <w:tcMar>
+              <w:top w:w="100" w:type="dxa"/>
+              <w:left w:w="100" w:type="dxa"/>
+              <w:bottom w:w="100" w:type="dxa"/>
+              <w:right w:w="100" w:type="dxa"/>
+            </w:tcMar>
+            <w:vAlign w:val="center"/>
+          </w:tcPr>
+          <w:p>
+            <w:pPr>
+              <w:spacing w:line="240" w:lineRule="auto"/>
+              <w:rPr>
+                <w:rFonts w:ascii="Calibri" w:eastAsia="Calibri" w:hAnsi="Calibri" w:cs="Calibri"/>
+                <w:b/>
+                <w:sz w:val="24"/>
+                <w:szCs w:val="24"/>
+              </w:rPr>
+            </w:pPr>
+            <w:r>
+              <w:rPr>
+                <w:rFonts w:ascii="Calibri" w:eastAsia="Calibri" w:hAnsi="Calibri" w:cs="Calibri"/>
+                <w:b/>
+                <w:sz w:val="24"/>
+                <w:szCs w:val="24"/>
+              </w:rPr>
+              <w:t>Descrição</w:t>
+            </w:r>
+          </w:p>
+        </w:tc>
+        <w:tc>
+          <w:tcPr>
+            <w:tcW w:w="2976" w:type="dxa"/>
+            <w:tcBorders>
+              <w:top w:val="single" w:sz="8" w:space="0" w:color="000000" w:themeColor="text1"/>
+              <w:left w:val="nil"/>
+              <w:bottom w:val="single" w:sz="8" w:space="0" w:color="000000" w:themeColor="text1"/>
+              <w:right w:val="single" w:sz="8" w:space="0" w:color="000000" w:themeColor="text1"/>
+            </w:tcBorders>
+            <w:tcMar>
+              <w:top w:w="100" w:type="dxa"/>
+              <w:left w:w="100" w:type="dxa"/>
+              <w:bottom w:w="100" w:type="dxa"/>
+              <w:right w:w="100" w:type="dxa"/>
+            </w:tcMar>
+            <w:vAlign w:val="center"/>
+          </w:tcPr>
+          <w:p>
+            <w:pPr>
+              <w:spacing w:line="240" w:lineRule="auto"/>
+              <w:rPr>
+                <w:rFonts w:ascii="Calibri" w:eastAsia="Calibri" w:hAnsi="Calibri" w:cs="Calibri"/>
+                <w:b/>
+                <w:sz w:val="24"/>
+                <w:szCs w:val="24"/>
+              </w:rPr>
+            </w:pPr>
+            <w:r>
+              <w:rPr>
+                <w:rFonts w:ascii="Calibri" w:eastAsia="Calibri" w:hAnsi="Calibri" w:cs="Calibri"/>
+                <w:b/>
+                <w:sz w:val="24"/>
+                <w:szCs w:val="24"/>
+              </w:rPr>
+              <w:t>Duração estimada (dias úteis)</w:t>
+            </w:r>
+          </w:p>
+        </w:tc>
+      </w:tr>
+      <w:tr>
+        <w:trPr>
+          <w:trHeight w:val="820"/>
+        </w:trPr>
+        <w:tc>
+          <w:tcPr>
+            <w:tcW w:w="2682" w:type="dxa"/>
+            <w:tcBorders>
+              <w:top w:val="nil"/>
+              <w:left w:val="single" w:sz="8" w:space="0" w:color="000000" w:themeColor="text1"/>
+              <w:bottom w:val="single" w:sz="8" w:space="0" w:color="000000" w:themeColor="text1"/>
+              <w:right w:val="single" w:sz="8" w:space="0" w:color="000000" w:themeColor="text1"/>
+            </w:tcBorders>
+            <w:tcMar>
+              <w:top w:w="100" w:type="dxa"/>
+              <w:left w:w="100" w:type="dxa"/>
+              <w:bottom w:w="100" w:type="dxa"/>
+              <w:right w:w="100" w:type="dxa"/>
+            </w:tcMar>
+            <w:vAlign w:val="center"/>
+          </w:tcPr>
+          <w:p>
+            <w:pPr>
+              <w:spacing w:line="240" w:lineRule="auto"/>
+              <w:rPr>
+                <w:rFonts w:ascii="Calibri" w:eastAsia="Calibri" w:hAnsi="Calibri" w:cs="Calibri"/>
+                <w:sz w:val="24"/>
+                <w:szCs w:val="24"/>
+              </w:rPr>
+            </w:pPr>
+            <w:r>
+              <w:rPr>
+                <w:rFonts w:ascii="Calibri" w:eastAsia="Calibri" w:hAnsi="Calibri" w:cs="Calibri"/>
+                <w:sz w:val="24"/>
+                <w:szCs w:val="24"/>
+              </w:rPr>
+              <w:t>Requisitos</w:t>
+            </w:r>
+          </w:p>
+        </w:tc>
+        <w:tc>
+          <w:tcPr>
+            <w:tcW w:w="3969" w:type="dxa"/>
+            <w:tcBorders>
+              <w:top w:val="nil"/>
+              <w:left w:val="nil"/>
+              <w:bottom w:val="single" w:sz="8" w:space="0" w:color="000000" w:themeColor="text1"/>
+              <w:right w:val="single" w:sz="8" w:space="0" w:color="000000" w:themeColor="text1"/>
+            </w:tcBorders>
+            <w:tcMar>
+              <w:top w:w="100" w:type="dxa"/>
+              <w:left w:w="100" w:type="dxa"/>
+              <w:bottom w:w="100" w:type="dxa"/>
+              <w:right w:w="100" w:type="dxa"/>
+            </w:tcMar>
+            <w:vAlign w:val="center"/>
+          </w:tcPr>
+          <w:p>
+            <w:pPr>
+              <w:spacing w:line="240" w:lineRule="auto"/>
+              <w:rPr>
+                <w:rFonts w:ascii="Calibri" w:eastAsia="Calibri" w:hAnsi="Calibri" w:cs="Calibri"/>
+                <w:sz w:val="24"/>
+                <w:szCs w:val="24"/>
+              </w:rPr>
+            </w:pPr>
+            <w:r>
+              <w:rPr>
+                <w:rFonts w:ascii="Calibri" w:eastAsia="Calibri" w:hAnsi="Calibri" w:cs="Calibri"/>
+                <w:sz w:val="24"/>
+                <w:szCs w:val="24"/>
+              </w:rPr>
+              <w:t>Levantar mais detalhes das demandas</w:t>
+            </w:r>
+          </w:p>
+        </w:tc>
+        <w:tc>
+          <w:tcPr>
+            <w:tcW w:w="2976" w:type="dxa"/>
+            <w:tcBorders>
+              <w:top w:val="nil"/>
+              <w:left w:val="nil"/>
+              <w:bottom w:val="single" w:sz="8" w:space="0" w:color="000000" w:themeColor="text1"/>
+              <w:right w:val="single" w:sz="8" w:space="0" w:color="000000" w:themeColor="text1"/>
+            </w:tcBorders>
+            <w:tcMar>
+              <w:top w:w="100" w:type="dxa"/>
+              <w:left w:w="100" w:type="dxa"/>
+              <w:bottom w:w="100" w:type="dxa"/>
+              <w:right w:w="100" w:type="dxa"/>
+            </w:tcMar>
+            <w:vAlign w:val="center"/>
+          </w:tcPr>
+          <w:p>
+            <w:pPr>
+              <w:spacing w:line="240" w:lineRule="auto"/>
+              <w:rPr>
+                <w:rFonts w:ascii="Calibri" w:eastAsia="Calibri" w:hAnsi="Calibri" w:cs="Calibri"/>
+                <w:sz w:val="24"/>
+                <w:szCs w:val="24"/>
+              </w:rPr>
+            </w:pPr>
+            <w:r>
+              <w:rPr>
+                <w:rFonts w:ascii="Calibri" w:eastAsia="Calibri" w:hAnsi="Calibri" w:cs="Calibri"/>
+                <w:sz w:val="24"/>
+                <w:szCs w:val="24"/>
+              </w:rPr>
+              <w:t>1</w:t>
+            </w:r>
+          </w:p>
+        </w:tc>
+      </w:tr>
+      <w:tr>
+        <w:trPr>
+          <w:trHeight w:val="780"/>
+        </w:trPr>
+        <w:tc>
+          <w:tcPr>
+            <w:tcW w:w="2682" w:type="dxa"/>
+            <w:tcBorders>
+              <w:top w:val="nil"/>
+              <w:left w:val="single" w:sz="8" w:space="0" w:color="000000" w:themeColor="text1"/>
+              <w:bottom w:val="single" w:sz="8" w:space="0" w:color="000000" w:themeColor="text1"/>
+              <w:right w:val="single" w:sz="8" w:space="0" w:color="000000" w:themeColor="text1"/>
+            </w:tcBorders>
+            <w:tcMar>
+              <w:top w:w="100" w:type="dxa"/>
+              <w:left w:w="100" w:type="dxa"/>
+              <w:bottom w:w="100" w:type="dxa"/>
+              <w:right w:w="100" w:type="dxa"/>
+            </w:tcMar>
+            <w:vAlign w:val="center"/>
+          </w:tcPr>
+          <w:p>
+            <w:pPr>
+              <w:spacing w:line="240" w:lineRule="auto"/>
+              <w:rPr>
+                <w:rFonts w:ascii="Calibri" w:eastAsia="Calibri" w:hAnsi="Calibri" w:cs="Calibri"/>
+                <w:sz w:val="24"/>
+                <w:szCs w:val="24"/>
+              </w:rPr>
+            </w:pPr>
+            <w:r>
+              <w:rPr>
+                <w:rFonts w:ascii="Calibri" w:eastAsia="Calibri" w:hAnsi="Calibri" w:cs="Calibri"/>
+                <w:sz w:val="24"/>
+                <w:szCs w:val="24"/>
+              </w:rPr>
+              <w:t>Desenvolvimento</w:t>
+            </w:r>
+          </w:p>
+        </w:tc>
+        <w:tc>
+          <w:tcPr>
+            <w:tcW w:w="3969" w:type="dxa"/>
+            <w:tcBorders>
+              <w:top w:val="nil"/>
+              <w:left w:val="nil"/>
+              <w:bottom w:val="single" w:sz="8" w:space="0" w:color="000000" w:themeColor="text1"/>
+              <w:right w:val="single" w:sz="8" w:space="0" w:color="000000" w:themeColor="text1"/>
+            </w:tcBorders>
+            <w:tcMar>
+              <w:top w:w="100" w:type="dxa"/>
+              <w:left w:w="100" w:type="dxa"/>
+              <w:bottom w:w="100" w:type="dxa"/>
+              <w:right w:w="100" w:type="dxa"/>
+            </w:tcMar>
+            <w:vAlign w:val="center"/>
+          </w:tcPr>
+          <w:p>
+            <w:pPr>
+              <w:spacing w:line="240" w:lineRule="auto"/>
+              <w:rPr>
+                <w:rFonts w:ascii="Calibri" w:eastAsia="Calibri" w:hAnsi="Calibri" w:cs="Calibri"/>
+                <w:sz w:val="24"/>
+                <w:szCs w:val="24"/>
+              </w:rPr>
+            </w:pPr>
+            <w:r>
+              <w:rPr>
+                <w:rFonts w:ascii="Calibri" w:eastAsia="Calibri" w:hAnsi="Calibri" w:cs="Calibri"/>
+                <w:sz w:val="24"/>
+                <w:szCs w:val="24"/>
+              </w:rPr>
+              <w:t>Realizar o desenvolvimento das demandas</w:t>
+            </w:r>
+          </w:p>
+        </w:tc>
+        <w:tc>
+          <w:tcPr>
+            <w:tcW w:w="2976" w:type="dxa"/>
+            <w:tcBorders>
+              <w:top w:val="nil"/>
+              <w:left w:val="nil"/>
+              <w:bottom w:val="single" w:sz="8" w:space="0" w:color="000000" w:themeColor="text1"/>
+              <w:right w:val="single" w:sz="8" w:space="0" w:color="000000" w:themeColor="text1"/>
+            </w:tcBorders>
+            <w:tcMar>
+              <w:top w:w="100" w:type="dxa"/>
+              <w:left w:w="100" w:type="dxa"/>
+              <w:bottom w:w="100" w:type="dxa"/>
+              <w:right w:w="100" w:type="dxa"/>
+            </w:tcMar>
+            <w:vAlign w:val="center"/>
+          </w:tcPr>
+          <w:p>
+            <w:pPr>
+              <w:spacing w:line="240" w:lineRule="auto"/>
+              <w:rPr>
+                <w:rFonts w:ascii="Calibri" w:eastAsia="Calibri" w:hAnsi="Calibri" w:cs="Calibri"/>
+                <w:sz w:val="24"/>
+                <w:szCs w:val="24"/>
+              </w:rPr>
+            </w:pPr>
+            <w:r>
+              <w:rPr>
+                <w:rFonts w:ascii="Calibri" w:eastAsia="Calibri" w:hAnsi="Calibri" w:cs="Calibri"/>
+                <w:sz w:val="24"/>
+                <w:szCs w:val="24"/>
+              </w:rPr>
+              <w:t>[DIAS_UTEIS]</w:t>
+            </w:r>
+          </w:p>
+        </w:tc>
+      </w:tr>
+      <w:tr>
+        <w:trPr>
+          <w:trHeight w:val="680"/>
+        </w:trPr>
+        <w:tc>
+          <w:tcPr>
+            <w:tcW w:w="2682" w:type="dxa"/>
+            <w:tcBorders>
+              <w:top w:val="nil"/>
+              <w:left w:val="single" w:sz="8" w:space="0" w:color="000000" w:themeColor="text1"/>
+              <w:bottom w:val="single" w:sz="8" w:space="0" w:color="000000" w:themeColor="text1"/>
+              <w:right w:val="single" w:sz="8" w:space="0" w:color="000000" w:themeColor="text1"/>
+            </w:tcBorders>
+            <w:tcMar>
+              <w:top w:w="100" w:type="dxa"/>
+              <w:left w:w="100" w:type="dxa"/>
+              <w:bottom w:w="100" w:type="dxa"/>
+              <w:right w:w="100" w:type="dxa"/>
+            </w:tcMar>
+            <w:vAlign w:val="center"/>
+          </w:tcPr>
+          <w:p>
+            <w:pPr>
+              <w:spacing w:line="240" w:lineRule="auto"/>
+              <w:rPr>
+                <w:rFonts w:ascii="Calibri" w:eastAsia="Calibri" w:hAnsi="Calibri" w:cs="Calibri"/>
+                <w:sz w:val="24"/>
+                <w:szCs w:val="24"/>
+              </w:rPr>
+            </w:pPr>
+            <w:r>
+              <w:rPr>
+                <w:rFonts w:ascii="Calibri" w:eastAsia="Calibri" w:hAnsi="Calibri" w:cs="Calibri"/>
+                <w:sz w:val="24"/>
+                <w:szCs w:val="24"/>
+              </w:rPr>
+              <w:t>Contagem final de PF</w:t>
+            </w:r>
+          </w:p>
+        </w:tc>
+        <w:tc>
+          <w:tcPr>
+            <w:tcW w:w="3969" w:type="dxa"/>
+            <w:tcBorders>
+              <w:top w:val="nil"/>
+              <w:left w:val="nil"/>
+              <w:bottom w:val="single" w:sz="8" w:space="0" w:color="000000" w:themeColor="text1"/>
+              <w:right w:val="single" w:sz="8" w:space="0" w:color="000000" w:themeColor="text1"/>
+            </w:tcBorders>
+            <w:tcMar>
+              <w:top w:w="100" w:type="dxa"/>
+              <w:left w:w="100" w:type="dxa"/>
+              <w:bottom w:w="100" w:type="dxa"/>
+              <w:right w:w="100" w:type="dxa"/>
+            </w:tcMar>
+            <w:vAlign w:val="center"/>
+          </w:tcPr>
+          <w:p>
+            <w:pPr>
+              <w:spacing w:line="240" w:lineRule="auto"/>
+              <w:rPr>
+                <w:rFonts w:ascii="Calibri" w:eastAsia="Calibri" w:hAnsi="Calibri" w:cs="Calibri"/>
+                <w:sz w:val="24"/>
+                <w:szCs w:val="24"/>
+              </w:rPr>
+            </w:pPr>
+            <w:r>
+              <w:rPr>
+                <w:rFonts w:ascii="Calibri" w:eastAsia="Calibri" w:hAnsi="Calibri" w:cs="Calibri"/>
+                <w:sz w:val="24"/>
+                <w:szCs w:val="24"/>
+              </w:rPr>
+              <w:t>Contagem final do desenvolvimento</w:t>
+            </w:r>
+          </w:p>
+        </w:tc>
+        <w:tc>
+          <w:tcPr>
+            <w:tcW w:w="2976" w:type="dxa"/>
+            <w:tcBorders>
+              <w:top w:val="nil"/>
+              <w:left w:val="nil"/>
+              <w:bottom w:val="single" w:sz="8" w:space="0" w:color="000000" w:themeColor="text1"/>
+              <w:right w:val="single" w:sz="8" w:space="0" w:color="000000" w:themeColor="text1"/>
+            </w:tcBorders>
+            <w:tcMar>
+              <w:top w:w="100" w:type="dxa"/>
+              <w:left w:w="100" w:type="dxa"/>
+              <w:bottom w:w="100" w:type="dxa"/>
+              <w:right w:w="100" w:type="dxa"/>
+            </w:tcMar>
+            <w:vAlign w:val="center"/>
+          </w:tcPr>
+          <w:p>
+            <w:pPr>
+              <w:spacing w:line="240" w:lineRule="auto"/>
+              <w:rPr>
+                <w:rFonts w:ascii="Calibri" w:eastAsia="Calibri" w:hAnsi="Calibri" w:cs="Calibri"/>
+                <w:sz w:val="24"/>
+                <w:szCs w:val="24"/>
+              </w:rPr>
+            </w:pPr>
+            <w:r>
+              <w:rPr>
+                <w:rFonts w:ascii="Calibri" w:eastAsia="Calibri" w:hAnsi="Calibri" w:cs="Calibri"/>
+                <w:sz w:val="24"/>
+                <w:szCs w:val="24"/>
+              </w:rPr>
+              <w:t>1</w:t>
+            </w:r>
+          </w:p>
+        </w:tc>
+      </w:tr>
+      <w:tr>
+        <w:trPr>
+          <w:trHeight w:val="320"/>
+        </w:trPr>
+        <w:tc>
+          <w:tcPr>
+            <w:tcW w:w="2682" w:type="dxa"/>
+            <w:tcBorders>
+              <w:top w:val="nil"/>
+              <w:left w:val="single" w:sz="8" w:space="0" w:color="000000" w:themeColor="text1"/>
+              <w:bottom w:val="single" w:sz="8" w:space="0" w:color="000000" w:themeColor="text1"/>
+              <w:right w:val="single" w:sz="8" w:space="0" w:color="000000" w:themeColor="text1"/>
+            </w:tcBorders>
+            <w:tcMar>
+              <w:top w:w="100" w:type="dxa"/>
+              <w:left w:w="100" w:type="dxa"/>
+              <w:bottom w:w="100" w:type="dxa"/>
+              <w:right w:w="100" w:type="dxa"/>
+            </w:tcMar>
+            <w:vAlign w:val="center"/>
+          </w:tcPr>
+          <w:p>
+            <w:pPr>
+              <w:spacing w:line="240" w:lineRule="auto"/>
+              <w:rPr>
+                <w:rFonts w:ascii="Calibri" w:eastAsia="Calibri" w:hAnsi="Calibri" w:cs="Calibri"/>
+                <w:sz w:val="24"/>
+                <w:szCs w:val="24"/>
+              </w:rPr>
+            </w:pPr>
+            <w:r>
+              <w:rPr>
+                <w:rFonts w:ascii="Calibri" w:eastAsia="Calibri" w:hAnsi="Calibri" w:cs="Calibri"/>
+                <w:sz w:val="24"/>
+                <w:szCs w:val="24"/>
+              </w:rPr>
+              <w:t>Homologação</w:t>
+            </w:r>
+          </w:p>
+        </w:tc>
+        <w:tc>
+          <w:tcPr>
+            <w:tcW w:w="3969" w:type="dxa"/>
+            <w:tcBorders>
+              <w:top w:val="nil"/>
+              <w:left w:val="nil"/>
+              <w:bottom w:val="single" w:sz="8" w:space="0" w:color="000000" w:themeColor="text1"/>
+              <w:right w:val="single" w:sz="8" w:space="0" w:color="000000" w:themeColor="text1"/>
+            </w:tcBorders>
+            <w:tcMar>
+              <w:top w:w="100" w:type="dxa"/>
+              <w:left w:w="100" w:type="dxa"/>
+              <w:bottom w:w="100" w:type="dxa"/>
+              <w:right w:w="100" w:type="dxa"/>
+            </w:tcMar>
+            <w:vAlign w:val="center"/>
+          </w:tcPr>
+          <w:p>
+            <w:pPr>
+              <w:spacing w:line="240" w:lineRule="auto"/>
+              <w:rPr>
+                <w:rFonts w:ascii="Calibri" w:eastAsia="Calibri" w:hAnsi="Calibri" w:cs="Calibri"/>
+                <w:sz w:val="24"/>
+                <w:szCs w:val="24"/>
+              </w:rPr>
+            </w:pPr>
+            <w:r>
+              <w:rPr>
+                <w:rFonts w:ascii="Calibri" w:eastAsia="Calibri" w:hAnsi="Calibri" w:cs="Calibri"/>
+                <w:sz w:val="24"/>
+                <w:szCs w:val="24"/>
+              </w:rPr>
+              <w:t>Homologação da solução pela CHESF</w:t>
+            </w:r>
+          </w:p>
+        </w:tc>
+        <w:tc>
+          <w:tcPr>
+            <w:tcW w:w="2976" w:type="dxa"/>
+            <w:tcBorders>
+              <w:top w:val="nil"/>
+              <w:left w:val="nil"/>
+              <w:bottom w:val="single" w:sz="8" w:space="0" w:color="000000" w:themeColor="text1"/>
+              <w:right w:val="single" w:sz="8" w:space="0" w:color="000000" w:themeColor="text1"/>
+            </w:tcBorders>
+            <w:tcMar>
+              <w:top w:w="100" w:type="dxa"/>
+              <w:left w:w="100" w:type="dxa"/>
+              <w:bottom w:w="100" w:type="dxa"/>
+              <w:right w:w="100" w:type="dxa"/>
+            </w:tcMar>
+            <w:vAlign w:val="center"/>
+          </w:tcPr>
+          <w:p>
+            <w:pPr>
+              <w:spacing w:line="240" w:lineRule="auto"/>
+              <w:rPr>
+                <w:rFonts w:ascii="Calibri" w:eastAsia="Calibri" w:hAnsi="Calibri" w:cs="Calibri"/>
+                <w:sz w:val="24"/>
+                <w:szCs w:val="24"/>
+              </w:rPr>
+            </w:pPr>
+            <w:r>
+              <w:rPr>
+                <w:rFonts w:ascii="Calibri" w:eastAsia="Calibri" w:hAnsi="Calibri" w:cs="Calibri"/>
+                <w:sz w:val="24"/>
+                <w:szCs w:val="24"/>
+              </w:rPr>
+              <w:t>1</w:t>
+            </w:r>
+          </w:p>
+        </w:tc>
+      </w:tr>
+    </w:tbl>
+    <w:p>
+      <w:pPr>
+        <w:spacing w:after="240" w:line="240" w:lineRule="auto"/>
+        <w:ind w:left="720"/>
+        <w:rPr>
+          <w:rFonts w:ascii="Calibri" w:eastAsia="Calibri" w:hAnsi="Calibri" w:cs="Calibri"/>
+          <w:sz w:val="20"/>
+          <w:szCs w:val="20"/>
+        </w:rPr>
+      </w:pPr>
+      <w:r>
+        <w:rPr>
+          <w:rFonts w:ascii="Calibri" w:eastAsia="Calibri" w:hAnsi="Calibri" w:cs="Calibri"/>
+          <w:sz w:val="20"/>
+          <w:szCs w:val="20"/>
+        </w:rPr>
+        <w:t>Tabela 2 – Cronograma de execução.</w:t>
+      </w:r>
+    </w:p>
+    <w:p>
+      <w:pPr>
+        <w:spacing w:before="240" w:after="240"/>
+        <w:jc w:val="both"/>
+        <w:rPr>
+          <w:rFonts w:ascii="Calibri" w:eastAsia="Calibri" w:hAnsi="Calibri" w:cs="Calibri"/>
+          <w:sz w:val="24"/>
+          <w:szCs w:val="24"/>
+        </w:rPr>
+      </w:pPr>
+      <w:r>
+        <w:rPr>
+          <w:rFonts w:ascii="Calibri" w:eastAsia="Calibri" w:hAnsi="Calibri" w:cs="Calibri"/>
+          <w:sz w:val="24"/>
+          <w:szCs w:val="24"/>
+        </w:rPr>
+        <w:t>Na tabela 3 pode-se observar o cronograma detalhado de todas as atividades necessárias para o devido cumprimento das demandas.</w:t>
+      </w:r>
+    </w:p>
+    <w:tbl>
+      <w:tblPr>
+        <w:tblStyle w:val="a2"/>
+        <w:tblW w:w="9660" w:type="dxa"/>
+        <w:tblInd w:w="2" w:type="dxa"/>
+        <w:tblLayout w:type="fixed"/>
+        <w:tblLook w:val="0600" w:firstRow="0" w:lastRow="0" w:firstColumn="0" w:lastColumn="0" w:noHBand="1" w:noVBand="1"/>
+      </w:tblPr>
+      <w:tblGrid>
+        <w:gridCol w:w="2715"/>
+        <w:gridCol w:w="3885"/>
+        <w:gridCol w:w="1515"/>
+        <w:gridCol w:w="1545"/>
+      </w:tblGrid>
+      <w:tr>
+        <w:trPr>
+          <w:trHeight w:val="680"/>
+        </w:trPr>
+        <w:tc>
+          <w:tcPr>
+            <w:tcW w:w="2715" w:type="dxa"/>
+            <w:tcBorders>
+              <w:top w:val="single" w:sz="8" w:space="0" w:color="000000" w:themeColor="text1"/>
+              <w:left w:val="single" w:sz="8" w:space="0" w:color="000000" w:themeColor="text1"/>
+              <w:bottom w:val="single" w:sz="8" w:space="0" w:color="000000" w:themeColor="text1"/>
+              <w:right w:val="single" w:sz="8" w:space="0" w:color="000000" w:themeColor="text1"/>
+            </w:tcBorders>
+            <w:shd w:val="clear" w:color="auto" w:fill="FFFFFF" w:themeFill="background1"/>
+            <w:tcMar>
+              <w:top w:w="100" w:type="dxa"/>
+              <w:left w:w="100" w:type="dxa"/>
+              <w:bottom w:w="100" w:type="dxa"/>
+              <w:right w:w="100" w:type="dxa"/>
+            </w:tcMar>
+            <w:vAlign w:val="center"/>
+          </w:tcPr>
+          <w:p>
+            <w:pPr>
+              <w:spacing w:line="240" w:lineRule="auto"/>
+              <w:rPr>
+                <w:rFonts w:ascii="Calibri" w:eastAsia="Calibri" w:hAnsi="Calibri" w:cs="Calibri"/>
+                <w:b/>
+                <w:sz w:val="24"/>
+                <w:szCs w:val="24"/>
+              </w:rPr>
+            </w:pPr>
+            <w:r>
+              <w:rPr>
+                <w:rFonts w:ascii="Calibri" w:eastAsia="Calibri" w:hAnsi="Calibri" w:cs="Calibri"/>
+                <w:b/>
+                <w:sz w:val="24"/>
+                <w:szCs w:val="24"/>
+              </w:rPr>
+              <w:t>S</w:t>
+            </w:r>
+            <w:r>
+              <w:rPr>
+                <w:rFonts w:ascii="Calibri" w:eastAsia="Calibri" w:hAnsi="Calibri" w:cs="Calibri"/>
+                <w:b/>
+                <w:sz w:val="24"/>
+                <w:szCs w:val="24"/>
+              </w:rPr>
+              <w:t>S</w:t>
+            </w:r>
+          </w:p>
+        </w:tc>
+        <w:tc>
+          <w:tcPr>
+            <w:tcW w:w="3885" w:type="dxa"/>
+            <w:tcBorders>
+              <w:top w:val="single" w:sz="8" w:space="0" w:color="000000" w:themeColor="text1"/>
+              <w:left w:val="single" w:sz="8" w:space="0" w:color="000000" w:themeColor="text1"/>
+              <w:bottom w:val="single" w:sz="8" w:space="0" w:color="000000" w:themeColor="text1"/>
+              <w:right w:val="single" w:sz="8" w:space="0" w:color="000000" w:themeColor="text1"/>
+            </w:tcBorders>
+            <w:shd w:val="clear" w:color="auto" w:fill="FFFFFF" w:themeFill="background1"/>
+            <w:tcMar>
+              <w:top w:w="100" w:type="dxa"/>
+              <w:left w:w="100" w:type="dxa"/>
+              <w:bottom w:w="100" w:type="dxa"/>
+              <w:right w:w="100" w:type="dxa"/>
+            </w:tcMar>
+            <w:vAlign w:val="center"/>
+          </w:tcPr>
+          <w:p>
+            <w:pPr>
+              <w:spacing w:line="240" w:lineRule="auto"/>
+              <w:rPr>
+                <w:rFonts w:ascii="Calibri" w:eastAsia="Calibri" w:hAnsi="Calibri" w:cs="Calibri"/>
+                <w:b/>
+                <w:sz w:val="24"/>
+                <w:szCs w:val="24"/>
+              </w:rPr>
+            </w:pPr>
+            <w:r>
+              <w:rPr>
+                <w:rFonts w:ascii="Calibri" w:eastAsia="Calibri" w:hAnsi="Calibri" w:cs="Calibri"/>
+                <w:b/>
+                <w:sz w:val="24"/>
+                <w:szCs w:val="24"/>
+              </w:rPr>
+              <w:t>Atividade</w:t>
+            </w:r>
+          </w:p>
+        </w:tc>
+        <w:tc>
+          <w:tcPr>
+            <w:tcW w:w="1515" w:type="dxa"/>
+            <w:tcBorders>
+              <w:top w:val="single" w:sz="8" w:space="0" w:color="000000" w:themeColor="text1"/>
+              <w:left w:val="single" w:sz="8" w:space="0" w:color="000000" w:themeColor="text1"/>
+              <w:bottom w:val="single" w:sz="8" w:space="0" w:color="000000" w:themeColor="text1"/>
+              <w:right w:val="single" w:sz="8" w:space="0" w:color="000000" w:themeColor="text1"/>
+            </w:tcBorders>
+            <w:shd w:val="clear" w:color="auto" w:fill="FFFFFF" w:themeFill="background1"/>
+            <w:tcMar>
+              <w:top w:w="100" w:type="dxa"/>
+              <w:left w:w="100" w:type="dxa"/>
+              <w:bottom w:w="100" w:type="dxa"/>
+              <w:right w:w="100" w:type="dxa"/>
+            </w:tcMar>
+            <w:vAlign w:val="center"/>
+          </w:tcPr>
+          <w:p>
+            <w:pPr>
+              <w:spacing w:line="240" w:lineRule="auto"/>
+              <w:rPr>
+                <w:rFonts w:ascii="Calibri" w:eastAsia="Calibri" w:hAnsi="Calibri" w:cs="Calibri"/>
+                <w:b/>
+                <w:sz w:val="24"/>
+                <w:szCs w:val="24"/>
+              </w:rPr>
+            </w:pPr>
+            <w:r>
+              <w:rPr>
+                <w:rFonts w:ascii="Calibri" w:eastAsia="Calibri" w:hAnsi="Calibri" w:cs="Calibri"/>
+                <w:b/>
+                <w:sz w:val="24"/>
+                <w:szCs w:val="24"/>
+              </w:rPr>
+              <w:t>Início</w:t>
+            </w:r>
+          </w:p>
+        </w:tc>
+        <w:tc>
+          <w:tcPr>
+            <w:tcW w:w="1545" w:type="dxa"/>
+            <w:tcBorders>
+              <w:top w:val="single" w:sz="8" w:space="0" w:color="000000" w:themeColor="text1"/>
+              <w:left w:val="single" w:sz="8" w:space="0" w:color="000000" w:themeColor="text1"/>
+              <w:bottom w:val="single" w:sz="8" w:space="0" w:color="000000" w:themeColor="text1"/>
+              <w:right w:val="single" w:sz="8" w:space="0" w:color="000000" w:themeColor="text1"/>
+            </w:tcBorders>
+            <w:shd w:val="clear" w:color="auto" w:fill="FFFFFF" w:themeFill="background1"/>
+            <w:tcMar>
+              <w:top w:w="100" w:type="dxa"/>
+              <w:left w:w="100" w:type="dxa"/>
+              <w:bottom w:w="100" w:type="dxa"/>
+              <w:right w:w="100" w:type="dxa"/>
+            </w:tcMar>
+            <w:vAlign w:val="center"/>
+          </w:tcPr>
+          <w:p>
+            <w:pPr>
+              <w:spacing w:line="240" w:lineRule="auto"/>
+              <w:rPr>
+                <w:rFonts w:ascii="Calibri" w:eastAsia="Calibri" w:hAnsi="Calibri" w:cs="Calibri"/>
+                <w:b/>
+                <w:sz w:val="24"/>
+                <w:szCs w:val="24"/>
+              </w:rPr>
+            </w:pPr>
+            <w:r>
+              <w:rPr>
+                <w:rFonts w:ascii="Calibri" w:eastAsia="Calibri" w:hAnsi="Calibri" w:cs="Calibri"/>
+                <w:b/>
+                <w:sz w:val="24"/>
+                <w:szCs w:val="24"/>
+              </w:rPr>
+              <w:t>Fim</w:t>
+            </w:r>
+          </w:p>
+        </w:tc>
+      </w:tr>
+      <w:tr>
+        <w:trPr>
+          <w:trHeight w:val="500"/>
+        </w:trPr>
+        <w:tc>
+          <w:tcPr>
+            <w:tcW w:w="2715" w:type="dxa"/>
+            <w:tcBorders>
+              <w:top w:val="nil"/>
+              <w:left w:val="single" w:sz="8" w:space="0" w:color="000000" w:themeColor="text1"/>
+              <w:bottom w:val="single" w:sz="8" w:space="0" w:color="000000" w:themeColor="text1"/>
+              <w:right w:val="single" w:sz="8" w:space="0" w:color="000000" w:themeColor="text1"/>
+            </w:tcBorders>
+            <w:tcMar>
+              <w:top w:w="100" w:type="dxa"/>
+              <w:left w:w="100" w:type="dxa"/>
+              <w:bottom w:w="100" w:type="dxa"/>
+              <w:right w:w="100" w:type="dxa"/>
+            </w:tcMar>
+            <w:vAlign w:val="center"/>
+          </w:tcPr>
+          <w:p>
+            <w:pPr>
+              <w:spacing w:line="240" w:lineRule="auto"/>
+              <w:rPr>
+                <w:rFonts w:ascii="Calibri" w:eastAsia="Calibri" w:hAnsi="Calibri" w:cs="Calibri"/>
+                <w:sz w:val="24"/>
+                <w:szCs w:val="24"/>
+              </w:rPr>
+            </w:pPr>
+            <w:r>
+              <w:rPr>
+                <w:rFonts w:ascii="Calibri" w:eastAsia="Calibri" w:hAnsi="Calibri" w:cs="Calibri"/>
+                <w:sz w:val="24"/>
+                <w:szCs w:val="24"/>
+              </w:rPr>
+              <w:t>CTNI-0534-2021.00-</w:t>
+            </w:r>
+            <w:r>
+              <w:rPr>
+                <w:rFonts w:ascii="Calibri" w:eastAsia="Calibri" w:hAnsi="Calibri" w:cs="Calibri"/>
+                <w:sz w:val="24"/>
+                <w:szCs w:val="24"/>
+              </w:rPr>
+              <w:t xml:space="preserve"> </w:t>
+            </w:r>
+            <w:r>
+              <w:rPr>
+                <w:rFonts w:ascii="Calibri" w:eastAsia="Calibri" w:hAnsi="Calibri" w:cs="Calibri"/>
+                <w:sz w:val="24"/>
+                <w:szCs w:val="24"/>
+              </w:rPr>
+              <w:t>[NNN]</w:t>
+            </w:r>
+            <w:r>
+              <w:rPr>
+                <w:rFonts w:ascii="Calibri" w:eastAsia="Calibri" w:hAnsi="Calibri" w:cs="Calibri"/>
+                <w:sz w:val="24"/>
+                <w:szCs w:val="24"/>
+              </w:rPr>
+              <w:t>-</w:t>
+            </w:r>
+            <w:r>
+              <w:rPr>
+                <w:rFonts w:ascii="Calibri" w:eastAsia="Calibri" w:hAnsi="Calibri" w:cs="Calibri"/>
+                <w:sz w:val="24"/>
+                <w:szCs w:val="24"/>
+              </w:rPr>
+              <w:t>[AAAA]</w:t>
+            </w:r>
+          </w:p>
+        </w:tc>
+        <w:tc>
+          <w:tcPr>
+            <w:tcW w:w="3885" w:type="dxa"/>
+            <w:tcBorders>
+              <w:top w:val="nil"/>
+              <w:left w:val="single" w:sz="8" w:space="0" w:color="000000" w:themeColor="text1"/>
+              <w:bottom w:val="single" w:sz="8" w:space="0" w:color="000000" w:themeColor="text1"/>
+              <w:right w:val="single" w:sz="8" w:space="0" w:color="000000" w:themeColor="text1"/>
+            </w:tcBorders>
+            <w:tcMar>
+              <w:top w:w="100" w:type="dxa"/>
+              <w:left w:w="100" w:type="dxa"/>
+              <w:bottom w:w="100" w:type="dxa"/>
+              <w:right w:w="100" w:type="dxa"/>
+            </w:tcMar>
+            <w:vAlign w:val="center"/>
+          </w:tcPr>
+          <w:p>
+            <w:pPr>
+              <w:spacing w:line="240" w:lineRule="auto"/>
+              <w:rPr>
+                <w:rFonts w:ascii="Calibri" w:eastAsia="Calibri" w:hAnsi="Calibri" w:cs="Calibri"/>
+                <w:sz w:val="24"/>
+                <w:szCs w:val="24"/>
+              </w:rPr>
+            </w:pPr>
+            <w:r>
+              <w:rPr>
+                <w:rFonts w:ascii="Calibri" w:eastAsia="Calibri" w:hAnsi="Calibri" w:cs="Calibri"/>
+                <w:sz w:val="24"/>
+                <w:szCs w:val="24"/>
+              </w:rPr>
+              <w:t>[TITULO]</w:t>
+            </w:r>
+          </w:p>
+        </w:tc>
+        <w:tc>
+          <w:tcPr>
+            <w:tcW w:w="1515" w:type="dxa"/>
+            <w:tcBorders>
+              <w:top w:val="nil"/>
+              <w:left w:val="single" w:sz="8" w:space="0" w:color="000000" w:themeColor="text1"/>
+              <w:bottom w:val="single" w:sz="8" w:space="0" w:color="000000" w:themeColor="text1"/>
+              <w:right w:val="single" w:sz="8" w:space="0" w:color="000000" w:themeColor="text1"/>
+            </w:tcBorders>
+            <w:tcMar>
+              <w:top w:w="100" w:type="dxa"/>
+              <w:left w:w="100" w:type="dxa"/>
+              <w:bottom w:w="100" w:type="dxa"/>
+              <w:right w:w="100" w:type="dxa"/>
+            </w:tcMar>
+            <w:vAlign w:val="center"/>
+          </w:tcPr>
+          <w:p>
+            <w:pPr>
+              <w:spacing w:line="240" w:lineRule="auto"/>
+              <w:rPr>
+                <w:rFonts w:ascii="Calibri" w:eastAsia="Calibri" w:hAnsi="Calibri" w:cs="Calibri"/>
+                <w:sz w:val="24"/>
+                <w:szCs w:val="24"/>
+              </w:rPr>
+            </w:pPr>
+            <w:r>
+              <w:rPr>
+                <w:rFonts w:ascii="Calibri" w:eastAsia="Calibri" w:hAnsi="Calibri" w:cs="Calibri"/>
+                <w:sz w:val="24"/>
+                <w:szCs w:val="24"/>
+              </w:rPr>
+              <w:t>[DATA_INICIO]</w:t>
+            </w:r>
+          </w:p>
+        </w:tc>
+        <w:tc>
+          <w:tcPr>
+            <w:tcW w:w="1545" w:type="dxa"/>
+            <w:tcBorders>
+              <w:top w:val="nil"/>
+              <w:left w:val="single" w:sz="8" w:space="0" w:color="000000" w:themeColor="text1"/>
+              <w:bottom w:val="single" w:sz="8" w:space="0" w:color="000000" w:themeColor="text1"/>
+              <w:right w:val="single" w:sz="8" w:space="0" w:color="000000" w:themeColor="text1"/>
+            </w:tcBorders>
+            <w:tcMar>
+              <w:top w:w="100" w:type="dxa"/>
+              <w:left w:w="100" w:type="dxa"/>
+              <w:bottom w:w="100" w:type="dxa"/>
+              <w:right w:w="100" w:type="dxa"/>
+            </w:tcMar>
+            <w:vAlign w:val="center"/>
+          </w:tcPr>
+          <w:p>
+            <w:pPr>
+              <w:rPr>
+                <w:rFonts w:ascii="Calibri" w:eastAsia="Calibri" w:hAnsi="Calibri" w:cs="Calibri"/>
+                <w:sz w:val="24"/>
+                <w:szCs w:val="24"/>
+              </w:rPr>
+            </w:pPr>
+            <w:r>
+              <w:rPr>
+                <w:rFonts w:ascii="Calibri" w:eastAsia="Calibri" w:hAnsi="Calibri" w:cs="Calibri"/>
+                <w:sz w:val="24"/>
+                <w:szCs w:val="24"/>
+              </w:rPr>
+              <w:t>[DATA_FIM]</w:t>
+            </w:r>
+          </w:p>
+        </w:tc>
+      </w:tr>
+    </w:tbl>
+    <w:p>
+      <w:pPr>
+        <w:spacing w:after="240" w:line="240" w:lineRule="auto"/>
+        <w:rPr>
+          <w:rFonts w:ascii="Calibri" w:eastAsia="Calibri" w:hAnsi="Calibri" w:cs="Calibri"/>
+          <w:sz w:val="20"/>
+          <w:szCs w:val="20"/>
+        </w:rPr>
+      </w:pPr>
+      <w:r>
+        <w:rPr>
+          <w:rFonts w:ascii="Calibri" w:eastAsia="Calibri" w:hAnsi="Calibri" w:cs="Calibri"/>
+          <w:sz w:val="20"/>
+          <w:szCs w:val="20"/>
+        </w:rPr>
+        <w:t>Tabela 3 – Cronograma de atividades detalhado.</w:t>
+      </w:r>
+    </w:p>
+    <w:p>
+      <w:pPr>
+        <w:spacing w:before="240" w:after="240" w:line="360" w:lineRule="auto"/>
+        <w:jc w:val="both"/>
+        <w:rPr>
+          <w:rFonts w:ascii="Calibri" w:eastAsia="Calibri" w:hAnsi="Calibri" w:cs="Calibri"/>
+          <w:sz w:val="24"/>
+          <w:szCs w:val="24"/>
+        </w:rPr>
+      </w:pPr>
+      <w:r>
+        <w:rPr>
+          <w:rFonts w:ascii="Calibri" w:eastAsia="Calibri" w:hAnsi="Calibri" w:cs="Calibri"/>
+          <w:sz w:val="24"/>
+          <w:szCs w:val="24"/>
+        </w:rPr>
+        <w:t xml:space="preserve">Para maior detalhamento do fluxo das atividades basta acessar o </w:t>
+      </w:r>
+      <w:r>
+        <w:rPr>
+          <w:rFonts w:ascii="Calibri" w:eastAsia="Calibri" w:hAnsi="Calibri" w:cs="Calibri"/>
+          <w:color w:val="1155CC"/>
+          <w:sz w:val="24"/>
+          <w:szCs w:val="24"/>
+          <w:u w:val="single"/>
+        </w:rPr>
+        <w:t>[LINK_BOARD]</w:t>
+      </w:r>
+      <w:r>
+        <w:rPr>
+          <w:rFonts w:ascii="Calibri" w:eastAsia="Calibri" w:hAnsi="Calibri" w:cs="Calibri"/>
+          <w:sz w:val="24"/>
+          <w:szCs w:val="24"/>
+        </w:rPr>
+        <w:t xml:space="preserve"> com o seu login e senha da plataforma do GitLab. Caso seu usuário não tenha acesso a esse board, por favor solicitar acesso a LogAp.</w:t>
+      </w:r>
+      <w:r>
+        <w:rPr>
+          <w:rFonts w:ascii="Calibri" w:eastAsia="Calibri" w:hAnsi="Calibri" w:cs="Calibri"/>
+          <w:sz w:val="24"/>
+          <w:szCs w:val="24"/>
+        </w:rPr>
+        <w:br w:type="page"/>
+      </w:r>
+    </w:p>
+    <w:p>
+      <w:pPr>
+        <w:jc w:val="both"/>
+        <w:rPr>
+          <w:rFonts w:ascii="Calibri" w:eastAsia="Calibri" w:hAnsi="Calibri" w:cs="Calibri"/>
+          <w:sz w:val="22"/>
+          <w:szCs w:val="22"/>
+          <w:u w:val="single"/>
+        </w:rPr>
+      </w:pPr>
+    </w:p>
+    <w:p>
+      <w:pPr>
+        <w:pStyle w:val="Ttulo1"/>
+        <w:jc w:val="both"/>
+        <w:rPr>
+          <w:rFonts w:ascii="Calibri" w:eastAsia="Calibri" w:hAnsi="Calibri" w:cs="Calibri"/>
+        </w:rPr>
+      </w:pPr>
+      <w:bookmarkStart w:id="26" w:name="_2heg6ynlx74b" w:colFirst="0" w:colLast="0"/>
+      <w:bookmarkStart w:id="27" w:name="_Toc191011082"/>
+      <w:bookmarkStart w:id="28" w:name="_Toc191012826"/>
+      <w:bookmarkEnd w:id="26"/>
+      <w:r>
+        <w:rPr>
+          <w:rFonts w:ascii="Calibri" w:eastAsia="Calibri" w:hAnsi="Calibri" w:cs="Calibri"/>
+        </w:rPr>
+        <w:t>5 - Contagem de pontos de função</w:t>
+      </w:r>
+      <w:bookmarkEnd w:id="27"/>
+      <w:bookmarkEnd w:id="28"/>
+    </w:p>
+    <w:p>
+      <w:pPr>
+        <w:spacing w:before="240" w:after="240" w:line="360" w:lineRule="auto"/>
+        <w:jc w:val="both"/>
+        <w:rPr>
+          <w:rFonts w:ascii="Calibri" w:eastAsia="Calibri" w:hAnsi="Calibri" w:cs="Calibri"/>
+          <w:sz w:val="24"/>
+          <w:szCs w:val="24"/>
+        </w:rPr>
+      </w:pPr>
+      <w:r>
+        <w:rPr>
+          <w:rFonts w:ascii="Calibri" w:eastAsia="Calibri" w:hAnsi="Calibri" w:cs="Calibri"/>
+          <w:sz w:val="24"/>
+          <w:szCs w:val="24"/>
+        </w:rPr>
+        <w:t xml:space="preserve">Abaixo segue a contagem final de pontos de função da autorização de serviço. O esforço total em horas para a realização das atividades foi de </w:t>
+      </w:r>
+      <w:r>
+        <w:rPr>
+          <w:rFonts w:ascii="Calibri" w:eastAsia="Calibri" w:hAnsi="Calibri" w:cs="Calibri"/>
+          <w:b/>
+          <w:bCs/>
+          <w:sz w:val="24"/>
+          <w:szCs w:val="24"/>
+        </w:rPr>
+        <w:t>[TOTAL_HORAS]</w:t>
+      </w:r>
+      <w:r>
+        <w:rPr>
+          <w:rFonts w:ascii="Calibri" w:eastAsia="Calibri" w:hAnsi="Calibri" w:cs="Calibri"/>
+          <w:b/>
+          <w:bCs/>
+          <w:sz w:val="24"/>
+          <w:szCs w:val="24"/>
+        </w:rPr>
+        <w:t xml:space="preserve"> horas</w:t>
+      </w:r>
+      <w:r>
+        <w:rPr>
+          <w:rFonts w:ascii="Calibri" w:eastAsia="Calibri" w:hAnsi="Calibri" w:cs="Calibri"/>
+          <w:sz w:val="24"/>
+          <w:szCs w:val="24"/>
+        </w:rPr>
+        <w:t>.</w:t>
+      </w:r>
+    </w:p>
+    <w:p>
+      <w:pPr>
+        <w:spacing w:before="240" w:after="240" w:line="360" w:lineRule="auto"/>
+        <w:jc w:val="both"/>
+        <w:rPr>
+          <w:rFonts w:ascii="Calibri" w:eastAsia="Calibri" w:hAnsi="Calibri" w:cs="Calibri"/>
+          <w:sz w:val="24"/>
+          <w:szCs w:val="24"/>
+        </w:rPr>
+      </w:pPr>
+      <w:r>
+        <w:rPr>
+          <w:rFonts w:ascii="Calibri" w:eastAsia="Calibri" w:hAnsi="Calibri" w:cs="Calibri"/>
+          <w:sz w:val="24"/>
+          <w:szCs w:val="24"/>
+        </w:rPr>
+        <w:t>A tabela 4 mostra o detalhamento do cálculo de conversão do total de horas estimadas para ponto de função, considerando o padrão de conversão de horas para ponto de função especificado no item “31.2 Treinamentos e Serviços Técnicos Especializados” do Termo de referência TR-DGCDS-001/2021.</w:t>
+      </w:r>
+    </w:p>
+    <w:tbl>
+      <w:tblPr>
+        <w:tblStyle w:val="a3"/>
+        <w:tblW w:w="8085" w:type="dxa"/>
+        <w:tblInd w:w="465" w:type="dxa"/>
+        <w:tblBorders>
+          <w:top w:val="nil"/>
+          <w:left w:val="nil"/>
+          <w:bottom w:val="nil"/>
+          <w:right w:val="nil"/>
+          <w:insideH w:val="nil"/>
+          <w:insideV w:val="nil"/>
+        </w:tblBorders>
+        <w:tblLayout w:type="fixed"/>
+        <w:tblLook w:val="0600" w:firstRow="0" w:lastRow="0" w:firstColumn="0" w:lastColumn="0" w:noHBand="1" w:noVBand="1"/>
+      </w:tblPr>
+      <w:tblGrid>
+        <w:gridCol w:w="5220"/>
+        <w:gridCol w:w="2865"/>
+      </w:tblGrid>
+      <w:tr>
+        <w:trPr>
+          <w:trHeight w:val="570"/>
+        </w:trPr>
+        <w:tc>
+          <w:tcPr>
+            <w:tcW w:w="5220" w:type="dxa"/>
+            <w:tcBorders>
+              <w:top w:val="single" w:sz="8" w:space="0" w:color="000000" w:themeColor="text1"/>
+              <w:left w:val="single" w:sz="8" w:space="0" w:color="000000" w:themeColor="text1"/>
+              <w:bottom w:val="single" w:sz="8" w:space="0" w:color="000000" w:themeColor="text1"/>
+              <w:right w:val="single" w:sz="8" w:space="0" w:color="000000" w:themeColor="text1"/>
+            </w:tcBorders>
+            <w:shd w:val="clear" w:color="auto" w:fill="FFFFFF" w:themeFill="background1"/>
+            <w:tcMar>
+              <w:top w:w="100" w:type="dxa"/>
+              <w:left w:w="100" w:type="dxa"/>
+              <w:bottom w:w="100" w:type="dxa"/>
+              <w:right w:w="100" w:type="dxa"/>
+            </w:tcMar>
+            <w:vAlign w:val="center"/>
+          </w:tcPr>
+          <w:p>
+            <w:pPr>
+              <w:spacing w:line="240" w:lineRule="auto"/>
+              <w:rPr>
+                <w:rFonts w:ascii="Calibri" w:eastAsia="Calibri" w:hAnsi="Calibri" w:cs="Calibri"/>
+                <w:b/>
+                <w:sz w:val="24"/>
+                <w:szCs w:val="24"/>
+              </w:rPr>
+            </w:pPr>
+            <w:r>
+              <w:rPr>
+                <w:rFonts w:ascii="Calibri" w:eastAsia="Calibri" w:hAnsi="Calibri" w:cs="Calibri"/>
+                <w:b/>
+                <w:sz w:val="24"/>
+                <w:szCs w:val="24"/>
+              </w:rPr>
+              <w:t>Cálculo de conversão de horas para PF</w:t>
+            </w:r>
+          </w:p>
+        </w:tc>
+        <w:tc>
+          <w:tcPr>
+            <w:tcW w:w="2865" w:type="dxa"/>
+            <w:tcBorders>
+              <w:top w:val="single" w:sz="8" w:space="0" w:color="000000" w:themeColor="text1"/>
+              <w:left w:val="nil"/>
+              <w:bottom w:val="single" w:sz="8" w:space="0" w:color="000000" w:themeColor="text1"/>
+              <w:right w:val="single" w:sz="8" w:space="0" w:color="000000" w:themeColor="text1"/>
+            </w:tcBorders>
+            <w:shd w:val="clear" w:color="auto" w:fill="FFFFFF" w:themeFill="background1"/>
+            <w:tcMar>
+              <w:top w:w="100" w:type="dxa"/>
+              <w:left w:w="100" w:type="dxa"/>
+              <w:bottom w:w="100" w:type="dxa"/>
+              <w:right w:w="100" w:type="dxa"/>
+            </w:tcMar>
+            <w:vAlign w:val="center"/>
+          </w:tcPr>
+          <w:p>
+            <w:pPr>
+              <w:spacing w:line="240" w:lineRule="auto"/>
+              <w:rPr>
+                <w:rFonts w:ascii="Calibri" w:eastAsia="Calibri" w:hAnsi="Calibri" w:cs="Calibri"/>
+                <w:b/>
+                <w:sz w:val="24"/>
+                <w:szCs w:val="24"/>
+              </w:rPr>
+            </w:pPr>
+            <w:r>
+              <w:rPr>
+                <w:rFonts w:ascii="Calibri" w:eastAsia="Calibri" w:hAnsi="Calibri" w:cs="Calibri"/>
+                <w:b/>
+                <w:sz w:val="24"/>
+                <w:szCs w:val="24"/>
+              </w:rPr>
+              <w:t>Quantidade PF</w:t>
+            </w:r>
+          </w:p>
+        </w:tc>
+      </w:tr>
+      <w:tr>
+        <w:trPr>
+          <w:trHeight w:val="525"/>
+        </w:trPr>
+        <w:tc>
+          <w:tcPr>
+            <w:tcW w:w="5220" w:type="dxa"/>
+            <w:tcBorders>
+              <w:top w:val="nil"/>
+              <w:left w:val="single" w:sz="8" w:space="0" w:color="000000" w:themeColor="text1"/>
+              <w:bottom w:val="single" w:sz="8" w:space="0" w:color="000000" w:themeColor="text1"/>
+              <w:right w:val="single" w:sz="8" w:space="0" w:color="000000" w:themeColor="text1"/>
+            </w:tcBorders>
+            <w:shd w:val="clear" w:color="auto" w:fill="FFFFFF" w:themeFill="background1"/>
+            <w:tcMar>
+              <w:top w:w="100" w:type="dxa"/>
+              <w:left w:w="100" w:type="dxa"/>
+              <w:bottom w:w="100" w:type="dxa"/>
+              <w:right w:w="100" w:type="dxa"/>
+            </w:tcMar>
+            <w:vAlign w:val="center"/>
+          </w:tcPr>
+          <w:p>
+            <w:pPr>
+              <w:spacing w:line="240" w:lineRule="auto"/>
+              <w:rPr>
+                <w:rFonts w:ascii="Calibri" w:eastAsia="Calibri" w:hAnsi="Calibri" w:cs="Calibri"/>
+                <w:sz w:val="24"/>
+                <w:szCs w:val="24"/>
+              </w:rPr>
+            </w:pPr>
+            <w:r>
+              <w:rPr>
+                <w:rFonts w:ascii="Calibri" w:eastAsia="Calibri" w:hAnsi="Calibri" w:cs="Calibri"/>
+                <w:sz w:val="24"/>
+                <w:szCs w:val="24"/>
+              </w:rPr>
+              <w:t>(</w:t>
+            </w:r>
+            <w:r>
+              <w:rPr>
+                <w:rFonts w:ascii="Calibri" w:eastAsia="Calibri" w:hAnsi="Calibri" w:cs="Calibri"/>
+                <w:sz w:val="24"/>
+                <w:szCs w:val="24"/>
+              </w:rPr>
+              <w:t>[TOTAL_HORAS]</w:t>
+            </w:r>
+            <w:r>
+              <w:rPr>
+                <w:rFonts w:ascii="Calibri" w:eastAsia="Calibri" w:hAnsi="Calibri" w:cs="Calibri"/>
+                <w:sz w:val="24"/>
+                <w:szCs w:val="24"/>
+              </w:rPr>
+              <w:t>/ 10) * (250 / 100)</w:t>
+            </w:r>
+          </w:p>
+        </w:tc>
+        <w:tc>
+          <w:tcPr>
+            <w:tcW w:w="2865" w:type="dxa"/>
+            <w:tcBorders>
+              <w:top w:val="nil"/>
+              <w:left w:val="nil"/>
+              <w:bottom w:val="single" w:sz="8" w:space="0" w:color="000000" w:themeColor="text1"/>
+              <w:right w:val="single" w:sz="8" w:space="0" w:color="000000" w:themeColor="text1"/>
+            </w:tcBorders>
+            <w:shd w:val="clear" w:color="auto" w:fill="FFFFFF" w:themeFill="background1"/>
+            <w:tcMar>
+              <w:top w:w="100" w:type="dxa"/>
+              <w:left w:w="100" w:type="dxa"/>
+              <w:bottom w:w="100" w:type="dxa"/>
+              <w:right w:w="100" w:type="dxa"/>
+            </w:tcMar>
+            <w:vAlign w:val="center"/>
+          </w:tcPr>
+          <w:p>
+            <w:pPr>
+              <w:spacing w:line="240" w:lineRule="auto"/>
+              <w:rPr>
+                <w:rFonts w:ascii="Calibri" w:eastAsia="Calibri" w:hAnsi="Calibri" w:cs="Calibri"/>
+                <w:sz w:val="24"/>
+                <w:szCs w:val="24"/>
+              </w:rPr>
+            </w:pPr>
+            <w:r>
+              <w:rPr>
+                <w:rFonts w:ascii="Calibri" w:eastAsia="Calibri" w:hAnsi="Calibri" w:cs="Calibri"/>
+                <w:sz w:val="24"/>
+                <w:szCs w:val="24"/>
+              </w:rPr>
+              <w:t>[N_PF]</w:t>
+            </w:r>
+          </w:p>
+        </w:tc>
+      </w:tr>
+      <w:tr>
+        <w:trPr>
+          <w:trHeight w:val="500"/>
+        </w:trPr>
+        <w:tc>
+          <w:tcPr>
+            <w:tcW w:w="5220" w:type="dxa"/>
+            <w:tcBorders>
+              <w:top w:val="single" w:sz="8" w:space="0" w:color="000000" w:themeColor="text1"/>
+              <w:left w:val="single" w:sz="8" w:space="0" w:color="000000" w:themeColor="text1"/>
+              <w:bottom w:val="single" w:sz="8" w:space="0" w:color="000000" w:themeColor="text1"/>
+              <w:right w:val="single" w:sz="8" w:space="0" w:color="000000" w:themeColor="text1"/>
+            </w:tcBorders>
+            <w:shd w:val="clear" w:color="auto" w:fill="F3F3F3"/>
+            <w:vAlign w:val="center"/>
+          </w:tcPr>
+          <w:p>
+            <w:pPr>
+              <w:spacing w:line="240" w:lineRule="auto"/>
+              <w:rPr>
+                <w:rFonts w:ascii="Calibri" w:eastAsia="Calibri" w:hAnsi="Calibri" w:cs="Calibri"/>
+                <w:b/>
+                <w:sz w:val="24"/>
+                <w:szCs w:val="24"/>
+              </w:rPr>
+            </w:pPr>
+            <w:r>
+              <w:rPr>
+                <w:rFonts w:ascii="Calibri" w:eastAsia="Calibri" w:hAnsi="Calibri" w:cs="Calibri"/>
+                <w:b/>
+                <w:sz w:val="24"/>
+                <w:szCs w:val="24"/>
+                <w:highlight w:val="none"/>
+              </w:rPr>
+              <w:t>Total</w:t>
+            </w:r>
+          </w:p>
+        </w:tc>
+        <w:tc>
+          <w:tcPr>
+            <w:tcW w:w="2865" w:type="dxa"/>
+            <w:tcBorders>
+              <w:top w:val="nil"/>
+              <w:left w:val="nil"/>
+              <w:bottom w:val="single" w:sz="8" w:space="0" w:color="000000" w:themeColor="text1"/>
+              <w:right w:val="single" w:sz="8" w:space="0" w:color="000000" w:themeColor="text1"/>
+            </w:tcBorders>
+            <w:shd w:val="clear" w:color="auto" w:fill="F3F3F3"/>
+            <w:tcMar>
+              <w:top w:w="100" w:type="dxa"/>
+              <w:left w:w="100" w:type="dxa"/>
+              <w:bottom w:w="100" w:type="dxa"/>
+              <w:right w:w="100" w:type="dxa"/>
+            </w:tcMar>
+            <w:vAlign w:val="center"/>
+          </w:tcPr>
+          <w:p>
+            <w:pPr>
+              <w:spacing w:line="240" w:lineRule="auto"/>
+              <w:rPr>
+                <w:rFonts w:ascii="Calibri" w:eastAsia="Calibri" w:hAnsi="Calibri" w:cs="Calibri"/>
+                <w:b/>
+                <w:bCs/>
+                <w:sz w:val="24"/>
+                <w:szCs w:val="24"/>
+              </w:rPr>
+            </w:pPr>
+            <w:r>
+              <w:rPr>
+                <w:rFonts w:ascii="Calibri" w:eastAsia="Calibri" w:hAnsi="Calibri" w:cs="Calibri"/>
+                <w:b/>
+                <w:bCs/>
+                <w:sz w:val="24"/>
+                <w:szCs w:val="24"/>
+                <w:highlight w:val="none"/>
+              </w:rPr>
+              <w:t>[N_PF]</w:t>
+            </w:r>
+          </w:p>
+        </w:tc>
+      </w:tr>
+    </w:tbl>
+    <w:p>
+      <w:pPr>
+        <w:spacing w:after="240" w:line="360" w:lineRule="auto"/>
+        <w:rPr>
+          <w:rFonts w:ascii="Calibri" w:eastAsia="Calibri" w:hAnsi="Calibri" w:cs="Calibri"/>
+          <w:sz w:val="20"/>
+          <w:szCs w:val="20"/>
+        </w:rPr>
+      </w:pPr>
+      <w:r>
+        <w:rPr>
+          <w:rFonts w:ascii="Calibri" w:eastAsia="Calibri" w:hAnsi="Calibri" w:cs="Calibri"/>
+          <w:sz w:val="20"/>
+          <w:szCs w:val="20"/>
+        </w:rPr>
+        <w:t>Tabela 4 – Conversão de horas para PF.</w:t>
+      </w:r>
+    </w:p>
+    <w:sectPr>
+      <w:headerReference w:type="default" r:id="rId8"/>
+      <w:footerReference w:type="default" r:id="rId9"/>
+      <w:headerReference w:type="first" r:id="rId10"/>
+      <w:footerReference w:type="first" r:id="rId11"/>
+      <w:pgSz w:w="11909" w:h="16834" w:code="9"/>
+      <w:pgMar w:top="851" w:right="1134" w:bottom="851" w:left="1134" w:header="720" w:footer="851" w:gutter="0"/>
+      <w:pgNumType w:start="1"/>
+      <w:cols w:space="720"/>
+    </w:sectPr>
+  </w:body>
+</w:document>
+</file>
+
+<file path=word/endnotes.xml><?xml version="1.0" encoding="utf-8"?>
+<w:endnotes xmlns:wpc="http://schemas.microsoft.com/office/word/2010/wordprocessingCanvas" xmlns:cx="http://schemas.microsoft.com/office/drawing/2014/chartex" xmlns:cx1="http://schemas.microsoft.com/office/drawing/2015/9/8/chartex" xmlns:cx2="http://schemas.microsoft.com/office/drawing/2015/10/21/chartex" xmlns:cx3="http://schemas.microsoft.com/office/drawing/2016/5/9/chartex" xmlns:cx4="http://schemas.microsoft.com/office/drawing/2016/5/10/chartex" xmlns:cx5="http://schemas.microsoft.com/office/drawing/2016/5/11/chartex" xmlns:cx6="http://schemas.microsoft.com/office/drawing/2016/5/12/chartex" xmlns:cx7="http://schemas.microsoft.com/office/drawing/2016/5/13/chartex" xmlns:cx8="http://schemas.microsoft.com/office/drawing/2016/5/14/chartex" xmlns:mc="http://schemas.openxmlformats.org/markup-compatibility/2006" xmlns:aink="http://schemas.microsoft.com/office/drawing/2016/ink" xmlns:am3d="http://schemas.microsoft.com/office/drawing/2017/model3d" xmlns:o="urn:schemas-microsoft-com:office:office" xmlns:oel="http://schemas.microsoft.com/office/2019/extlst" xmlns:r="http://schemas.openxmlformats.org/officeDocument/2006/relationships" xmlns:m="http://schemas.openxmlformats.org/officeDocument/2006/math" xmlns:v="urn:schemas-microsoft-com:vml" xmlns:wp14="http://schemas.microsoft.com/office/word/2010/wordprocessingDrawing" xmlns:wp="http://schemas.openxmlformats.org/drawingml/2006/wordprocessingDrawing" xmlns:w10="urn:schemas-microsoft-com:office:word" xmlns:w="http://schemas.openxmlformats.org/wordprocessingml/2006/main" xmlns:w14="http://schemas.microsoft.com/office/word/2010/wordml" xmlns:w15="http://schemas.microsoft.com/office/word/2012/wordml" xmlns:w16cex="http://schemas.microsoft.com/office/word/2018/wordml/cex" xmlns:w16cid="http://schemas.microsoft.com/office/word/2016/wordml/cid" xmlns:w16="http://schemas.microsoft.com/office/word/2018/wordml" xmlns:w16du="http://schemas.microsoft.com/office/word/2023/wordml/word16du" xmlns:w16sdtdh="http://schemas.microsoft.com/office/word/2020/wordml/sdtdatahash" xmlns:w16sdtfl="http://schemas.microsoft.com/office/word/2024/wordml/sdtformatlock" xmlns:w16se="http://schemas.microsoft.com/office/word/2015/wordml/symex" xmlns:wpg="http://schemas.microsoft.com/office/word/2010/wordprocessingGroup" xmlns:wpi="http://schemas.microsoft.com/office/word/2010/wordprocessingInk" xmlns:wne="http://schemas.microsoft.com/office/word/2006/wordml" xmlns:wps="http://schemas.microsoft.com/office/word/2010/wordprocessingShape" mc:Ignorable="w14 w15 w16se w16cid w16 w16cex w16sdtdh w16sdtfl w16du wp14">
+  <w:endnote w:type="separator" w:id="-1">
+    <w:p>
+      <w:pPr>
+        <w:spacing w:line="240" w:lineRule="auto"/>
+      </w:pPr>
+      <w:r>
+        <w:separator/>
+      </w:r>
+    </w:p>
+  </w:endnote>
+  <w:endnote w:type="continuationSeparator" w:id="0">
+    <w:p>
+      <w:pPr>
+        <w:spacing w:line="240" w:lineRule="auto"/>
+      </w:pPr>
+      <w:r>
+        <w:continuationSeparator/>
+      </w:r>
+    </w:p>
+  </w:endnote>
+</w:endnotes>
+</file>
+
+<file path=word/footer1.xml><?xml version="1.0" encoding="utf-8"?>
+<w:ftr xmlns:wpc="http://schemas.microsoft.com/office/word/2010/wordprocessingCanvas" xmlns:cx="http://schemas.microsoft.com/office/drawing/2014/chartex" xmlns:cx1="http://schemas.microsoft.com/office/drawing/2015/9/8/chartex" xmlns:cx2="http://schemas.microsoft.com/office/drawing/2015/10/21/chartex" xmlns:cx3="http://schemas.microsoft.com/office/drawing/2016/5/9/chartex" xmlns:cx4="http://schemas.microsoft.com/office/drawing/2016/5/10/chartex" xmlns:cx5="http://schemas.microsoft.com/office/drawing/2016/5/11/chartex" xmlns:cx6="http://schemas.microsoft.com/office/drawing/2016/5/12/chartex" xmlns:cx7="http://schemas.microsoft.com/office/drawing/2016/5/13/chartex" xmlns:cx8="http://schemas.microsoft.com/office/drawing/2016/5/14/chartex" xmlns:mc="http://schemas.openxmlformats.org/markup-compatibility/2006" xmlns:aink="http://schemas.microsoft.com/office/drawing/2016/ink" xmlns:am3d="http://schemas.microsoft.com/office/drawing/2017/model3d" xmlns:o="urn:schemas-microsoft-com:office:office" xmlns:oel="http://schemas.microsoft.com/office/2019/extlst" xmlns:r="http://schemas.openxmlformats.org/officeDocument/2006/relationships" xmlns:m="http://schemas.openxmlformats.org/officeDocument/2006/math" xmlns:v="urn:schemas-microsoft-com:vml" xmlns:wp14="http://schemas.microsoft.com/office/word/2010/wordprocessingDrawing" xmlns:wp="http://schemas.openxmlformats.org/drawingml/2006/wordprocessingDrawing" xmlns:w10="urn:schemas-microsoft-com:office:word" xmlns:w="http://schemas.openxmlformats.org/wordprocessingml/2006/main" xmlns:w14="http://schemas.microsoft.com/office/word/2010/wordml" xmlns:w15="http://schemas.microsoft.com/office/word/2012/wordml" xmlns:w16cex="http://schemas.microsoft.com/office/word/2018/wordml/cex" xmlns:w16cid="http://schemas.microsoft.com/office/word/2016/wordml/cid" xmlns:w16="http://schemas.microsoft.com/office/word/2018/wordml" xmlns:w16du="http://schemas.microsoft.com/office/word/2023/wordml/word16du" xmlns:w16sdtdh="http://schemas.microsoft.com/office/word/2020/wordml/sdtdatahash" xmlns:w16sdtfl="http://schemas.microsoft.com/office/word/2024/wordml/sdtformatlock" xmlns:w16se="http://schemas.microsoft.com/office/word/2015/wordml/symex" xmlns:wpg="http://schemas.microsoft.com/office/word/2010/wordprocessingGroup" xmlns:wpi="http://schemas.microsoft.com/office/word/2010/wordprocessingInk" xmlns:wne="http://schemas.microsoft.com/office/word/2006/wordml" xmlns:wps="http://schemas.microsoft.com/office/word/2010/wordprocessingShape" mc:Ignorable="w14 w15 w16se w16cid w16 w16cex w16sdtdh w16sdtfl w16du wp14">
+  <w:p>
+    <w:pPr>
+      <w:jc w:val="left"/>
+      <w:rPr>
+        <w:rFonts w:ascii="Calibri" w:eastAsia="Calibri" w:hAnsi="Calibri" w:cs="Calibri"/>
+        <w:color w:val="666666"/>
+        <w:sz w:val="24"/>
+        <w:szCs w:val="24"/>
+      </w:rPr>
+    </w:pPr>
+    <w:r>
+      <w:rPr>
+        <w:rFonts w:ascii="Calibri" w:eastAsia="Calibri" w:hAnsi="Calibri" w:cs="Calibri"/>
+        <w:noProof/>
+        <w:color w:val="666666"/>
+        <w:sz w:val="24"/>
+        <w:szCs w:val="24"/>
+      </w:rPr>
+      <w:drawing>
+        <wp:inline distT="114300" distB="114300" distL="114300" distR="114300" wp14:anchorId="006D1792" wp14:editId="07777777">
+          <wp:extent cx="142875" cy="114300"/>
+          <wp:effectExtent l="0" t="0" r="0" b="0"/>
+          <wp:docPr id="2" name="image1.png"/>
+          <wp:cNvGraphicFramePr/>
+          <a:graphic xmlns:a="http://schemas.openxmlformats.org/drawingml/2006/main">
+            <a:graphicData uri="http://schemas.openxmlformats.org/drawingml/2006/picture">
+              <pic:pic xmlns:pic="http://schemas.openxmlformats.org/drawingml/2006/picture">
+                <pic:nvPicPr>
+                  <pic:cNvPr id="0" name="image1.png"/>
+                  <pic:cNvPicPr preferRelativeResize="0"/>
+                </pic:nvPicPr>
+                <pic:blipFill>
+                  <a:blip r:embed="rId1"/>
+                  <a:srcRect/>
+                  <a:stretch>
+                    <a:fillRect/>
+                  </a:stretch>
+                </pic:blipFill>
+                <pic:spPr>
+                  <a:xfrm>
+                    <a:off x="0" y="0"/>
+                    <a:ext cx="142875" cy="114300"/>
+                  </a:xfrm>
+                  <a:prstGeom prst="rect">
+                    <a:avLst/>
+                  </a:prstGeom>
+                  <a:ln/>
+                </pic:spPr>
+              </pic:pic>
+            </a:graphicData>
+          </a:graphic>
+        </wp:inline>
+      </w:drawing>
+    </w:r>
+    <w:r>
+      <w:rPr>
+        <w:rFonts w:ascii="Calibri" w:eastAsia="Calibri" w:hAnsi="Calibri" w:cs="Calibri"/>
+        <w:color w:val="666666"/>
+        <w:sz w:val="24"/>
+        <w:szCs w:val="24"/>
+      </w:rPr>
+      <w:t xml:space="preserve"> Rua da Bronzita, 1917, Lagoa Nova, Natal/RN, Sala 3, 59.076-500</w:t>
+    </w:r>
+  </w:p>
+  <w:p>
+    <w:pPr>
+      <w:jc w:val="left"/>
+      <w:rPr>
+        <w:rFonts w:ascii="Calibri" w:eastAsia="Calibri" w:hAnsi="Calibri" w:cs="Calibri"/>
+        <w:color w:val="666666"/>
+        <w:sz w:val="24"/>
+        <w:szCs w:val="24"/>
+      </w:rPr>
+    </w:pPr>
+    <w:r>
+      <w:rPr>
+        <w:rFonts w:ascii="Calibri" w:eastAsia="Calibri" w:hAnsi="Calibri" w:cs="Calibri"/>
+        <w:noProof/>
+        <w:color w:val="666666"/>
+        <w:sz w:val="24"/>
+        <w:szCs w:val="24"/>
+      </w:rPr>
+      <w:drawing>
+        <wp:inline distT="114300" distB="114300" distL="114300" distR="114300" wp14:anchorId="6C3F4A9C" wp14:editId="07777777">
+          <wp:extent cx="123825" cy="123825"/>
+          <wp:effectExtent l="0" t="0" r="0" b="0"/>
+          <wp:docPr id="8" name="image4.png"/>
+          <wp:cNvGraphicFramePr/>
+          <a:graphic xmlns:a="http://schemas.openxmlformats.org/drawingml/2006/main">
+            <a:graphicData uri="http://schemas.openxmlformats.org/drawingml/2006/picture">
+              <pic:pic xmlns:pic="http://schemas.openxmlformats.org/drawingml/2006/picture">
+                <pic:nvPicPr>
+                  <pic:cNvPr id="0" name="image4.png"/>
+                  <pic:cNvPicPr preferRelativeResize="0"/>
+                </pic:nvPicPr>
+                <pic:blipFill>
+                  <a:blip r:embed="rId2"/>
+                  <a:srcRect/>
+                  <a:stretch>
+                    <a:fillRect/>
+                  </a:stretch>
+                </pic:blipFill>
+                <pic:spPr>
+                  <a:xfrm>
+                    <a:off x="0" y="0"/>
+                    <a:ext cx="123825" cy="123825"/>
+                  </a:xfrm>
+                  <a:prstGeom prst="rect">
+                    <a:avLst/>
+                  </a:prstGeom>
+                  <a:ln/>
+                </pic:spPr>
+              </pic:pic>
+            </a:graphicData>
+          </a:graphic>
+        </wp:inline>
+      </w:drawing>
+    </w:r>
+    <w:r>
+      <w:rPr>
+        <w:rFonts w:ascii="Calibri" w:eastAsia="Calibri" w:hAnsi="Calibri" w:cs="Calibri"/>
+        <w:color w:val="666666"/>
+        <w:sz w:val="24"/>
+        <w:szCs w:val="24"/>
+      </w:rPr>
+      <w:t xml:space="preserve"> +55 84 2020 1917</w:t>
+    </w:r>
+  </w:p>
+  <w:p>
+    <w:pPr>
+      <w:jc w:val="left"/>
+      <w:rPr>
+        <w:rFonts w:ascii="Calibri" w:eastAsia="Calibri" w:hAnsi="Calibri" w:cs="Calibri"/>
+        <w:color w:val="666666"/>
+        <w:sz w:val="24"/>
+        <w:szCs w:val="24"/>
+      </w:rPr>
+    </w:pPr>
+    <w:r>
+      <w:rPr>
+        <w:rFonts w:ascii="Calibri" w:eastAsia="Calibri" w:hAnsi="Calibri" w:cs="Calibri"/>
+        <w:noProof/>
+        <w:color w:val="666666"/>
+        <w:sz w:val="24"/>
+        <w:szCs w:val="24"/>
+      </w:rPr>
+      <w:drawing>
+        <wp:inline distT="114300" distB="114300" distL="114300" distR="114300" wp14:anchorId="15D9E93B" wp14:editId="07777777">
+          <wp:extent cx="133350" cy="104775"/>
+          <wp:effectExtent l="0" t="0" r="0" b="0"/>
+          <wp:docPr id="3" name="image3.png"/>
+          <wp:cNvGraphicFramePr/>
+          <a:graphic xmlns:a="http://schemas.openxmlformats.org/drawingml/2006/main">
+            <a:graphicData uri="http://schemas.openxmlformats.org/drawingml/2006/picture">
+              <pic:pic xmlns:pic="http://schemas.openxmlformats.org/drawingml/2006/picture">
+                <pic:nvPicPr>
+                  <pic:cNvPr id="0" name="image3.png"/>
+                  <pic:cNvPicPr preferRelativeResize="0"/>
+                </pic:nvPicPr>
+                <pic:blipFill>
+                  <a:blip r:embed="rId3"/>
+                  <a:srcRect/>
+                  <a:stretch>
+                    <a:fillRect/>
+                  </a:stretch>
+                </pic:blipFill>
+                <pic:spPr>
+                  <a:xfrm>
+                    <a:off x="0" y="0"/>
+                    <a:ext cx="133350" cy="104775"/>
+                  </a:xfrm>
+                  <a:prstGeom prst="rect">
+                    <a:avLst/>
+                  </a:prstGeom>
+                  <a:ln/>
+                </pic:spPr>
+              </pic:pic>
+            </a:graphicData>
+          </a:graphic>
+        </wp:inline>
+      </w:drawing>
+    </w:r>
+    <w:r>
+      <w:rPr>
+        <w:rFonts w:ascii="Calibri" w:eastAsia="Calibri" w:hAnsi="Calibri" w:cs="Calibri"/>
+        <w:color w:val="666666"/>
+        <w:sz w:val="24"/>
+        <w:szCs w:val="24"/>
+      </w:rPr>
+      <w:t xml:space="preserve"> contato@logap.com.br</w:t>
+    </w:r>
+  </w:p>
+</w:ftr>
+</file>
+
+<file path=word/footer2.xml><?xml version="1.0" encoding="utf-8"?>
+<w:ftr xmlns:wpc="http://schemas.microsoft.com/office/word/2010/wordprocessingCanvas" xmlns:cx="http://schemas.microsoft.com/office/drawing/2014/chartex" xmlns:cx1="http://schemas.microsoft.com/office/drawing/2015/9/8/chartex" xmlns:cx2="http://schemas.microsoft.com/office/drawing/2015/10/21/chartex" xmlns:cx3="http://schemas.microsoft.com/office/drawing/2016/5/9/chartex" xmlns:cx4="http://schemas.microsoft.com/office/drawing/2016/5/10/chartex" xmlns:cx5="http://schemas.microsoft.com/office/drawing/2016/5/11/chartex" xmlns:cx6="http://schemas.microsoft.com/office/drawing/2016/5/12/chartex" xmlns:cx7="http://schemas.microsoft.com/office/drawing/2016/5/13/chartex" xmlns:cx8="http://schemas.microsoft.com/office/drawing/2016/5/14/chartex" xmlns:mc="http://schemas.openxmlformats.org/markup-compatibility/2006" xmlns:aink="http://schemas.microsoft.com/office/drawing/2016/ink" xmlns:am3d="http://schemas.microsoft.com/office/drawing/2017/model3d" xmlns:o="urn:schemas-microsoft-com:office:office" xmlns:oel="http://schemas.microsoft.com/office/2019/extlst" xmlns:r="http://schemas.openxmlformats.org/officeDocument/2006/relationships" xmlns:m="http://schemas.openxmlformats.org/officeDocument/2006/math" xmlns:v="urn:schemas-microsoft-com:vml" xmlns:wp14="http://schemas.microsoft.com/office/word/2010/wordprocessingDrawing" xmlns:wp="http://schemas.openxmlformats.org/drawingml/2006/wordprocessingDrawing" xmlns:w10="urn:schemas-microsoft-com:office:word" xmlns:w="http://schemas.openxmlformats.org/wordprocessingml/2006/main" xmlns:w14="http://schemas.microsoft.com/office/word/2010/wordml" xmlns:w15="http://schemas.microsoft.com/office/word/2012/wordml" xmlns:w16cex="http://schemas.microsoft.com/office/word/2018/wordml/cex" xmlns:w16cid="http://schemas.microsoft.com/office/word/2016/wordml/cid" xmlns:w16="http://schemas.microsoft.com/office/word/2018/wordml" xmlns:w16du="http://schemas.microsoft.com/office/word/2023/wordml/word16du" xmlns:w16sdtdh="http://schemas.microsoft.com/office/word/2020/wordml/sdtdatahash" xmlns:w16sdtfl="http://schemas.microsoft.com/office/word/2024/wordml/sdtformatlock" xmlns:w16se="http://schemas.microsoft.com/office/word/2015/wordml/symex" xmlns:wpg="http://schemas.microsoft.com/office/word/2010/wordprocessingGroup" xmlns:wpi="http://schemas.microsoft.com/office/word/2010/wordprocessingInk" xmlns:wne="http://schemas.microsoft.com/office/word/2006/wordml" xmlns:wps="http://schemas.microsoft.com/office/word/2010/wordprocessingShape" mc:Ignorable="w14 w15 w16se w16cid w16 w16cex w16sdtdh w16sdtfl w16du wp14">
+  <w:p>
+    <w:pPr>
+      <w:jc w:val="left"/>
+      <w:rPr>
+        <w:color w:val="666666"/>
+        <w:sz w:val="24"/>
+        <w:szCs w:val="24"/>
+      </w:rPr>
+    </w:pPr>
+    <w:r>
+      <w:rPr>
+        <w:noProof/>
+        <w:color w:val="666666"/>
+        <w:sz w:val="24"/>
+        <w:szCs w:val="24"/>
+      </w:rPr>
+      <w:drawing>
+        <wp:inline distT="114300" distB="114300" distL="114300" distR="114300" wp14:anchorId="357F6711" wp14:editId="07777777">
+          <wp:extent cx="142875" cy="114300"/>
+          <wp:effectExtent l="0" t="0" r="0" b="0"/>
+          <wp:docPr id="7" name="image1.png"/>
+          <wp:cNvGraphicFramePr/>
+          <a:graphic xmlns:a="http://schemas.openxmlformats.org/drawingml/2006/main">
+            <a:graphicData uri="http://schemas.openxmlformats.org/drawingml/2006/picture">
+              <pic:pic xmlns:pic="http://schemas.openxmlformats.org/drawingml/2006/picture">
+                <pic:nvPicPr>
+                  <pic:cNvPr id="0" name="image1.png"/>
+                  <pic:cNvPicPr preferRelativeResize="0"/>
+                </pic:nvPicPr>
+                <pic:blipFill>
+                  <a:blip r:embed="rId1"/>
+                  <a:srcRect/>
+                  <a:stretch>
+                    <a:fillRect/>
+                  </a:stretch>
+                </pic:blipFill>
+                <pic:spPr>
+                  <a:xfrm>
+                    <a:off x="0" y="0"/>
+                    <a:ext cx="142875" cy="114300"/>
+                  </a:xfrm>
+                  <a:prstGeom prst="rect">
+                    <a:avLst/>
+                  </a:prstGeom>
+                  <a:ln/>
+                </pic:spPr>
+              </pic:pic>
+            </a:graphicData>
+          </a:graphic>
+        </wp:inline>
+      </w:drawing>
+    </w:r>
+    <w:r>
+      <w:rPr>
+        <w:color w:val="666666"/>
+        <w:sz w:val="24"/>
+        <w:szCs w:val="24"/>
+      </w:rPr>
+      <w:t xml:space="preserve"> Rua da Bronzita, 1917, Lagoa Nova, Natal/RN, Sala 3, 59.076-500</w:t>
+    </w:r>
+  </w:p>
+  <w:p>
+    <w:pPr>
+      <w:jc w:val="left"/>
+      <w:rPr>
+        <w:color w:val="666666"/>
+        <w:sz w:val="24"/>
+        <w:szCs w:val="24"/>
+      </w:rPr>
+    </w:pPr>
+    <w:r>
+      <w:rPr>
+        <w:noProof/>
+        <w:color w:val="666666"/>
+        <w:sz w:val="24"/>
+        <w:szCs w:val="24"/>
+      </w:rPr>
+      <w:drawing>
+        <wp:inline distT="114300" distB="114300" distL="114300" distR="114300" wp14:anchorId="4BA65DE9" wp14:editId="07777777">
+          <wp:extent cx="123825" cy="123825"/>
+          <wp:effectExtent l="0" t="0" r="0" b="0"/>
+          <wp:docPr id="1" name="image4.png"/>
+          <wp:cNvGraphicFramePr/>
+          <a:graphic xmlns:a="http://schemas.openxmlformats.org/drawingml/2006/main">
+            <a:graphicData uri="http://schemas.openxmlformats.org/drawingml/2006/picture">
+              <pic:pic xmlns:pic="http://schemas.openxmlformats.org/drawingml/2006/picture">
+                <pic:nvPicPr>
+                  <pic:cNvPr id="0" name="image4.png"/>
+                  <pic:cNvPicPr preferRelativeResize="0"/>
+                </pic:nvPicPr>
+                <pic:blipFill>
+                  <a:blip r:embed="rId2"/>
+                  <a:srcRect/>
+                  <a:stretch>
+                    <a:fillRect/>
+                  </a:stretch>
+                </pic:blipFill>
+                <pic:spPr>
+                  <a:xfrm>
+                    <a:off x="0" y="0"/>
+                    <a:ext cx="123825" cy="123825"/>
+                  </a:xfrm>
+                  <a:prstGeom prst="rect">
+                    <a:avLst/>
+                  </a:prstGeom>
+                  <a:ln/>
+                </pic:spPr>
+              </pic:pic>
+            </a:graphicData>
+          </a:graphic>
+        </wp:inline>
+      </w:drawing>
+    </w:r>
+    <w:r>
+      <w:rPr>
+        <w:color w:val="666666"/>
+        <w:sz w:val="24"/>
+        <w:szCs w:val="24"/>
+      </w:rPr>
+      <w:t xml:space="preserve"> +55 84 2020 1917</w:t>
+    </w:r>
+  </w:p>
+  <w:p>
+    <w:pPr>
+      <w:jc w:val="left"/>
+      <w:rPr>
+        <w:sz w:val="24"/>
+        <w:szCs w:val="24"/>
+      </w:rPr>
+    </w:pPr>
+    <w:r>
+      <w:rPr>
+        <w:noProof/>
+        <w:color w:val="666666"/>
+        <w:sz w:val="24"/>
+        <w:szCs w:val="24"/>
+      </w:rPr>
+      <w:drawing>
+        <wp:inline distT="114300" distB="114300" distL="114300" distR="114300" wp14:anchorId="6F979FDE" wp14:editId="07777777">
+          <wp:extent cx="133350" cy="104775"/>
+          <wp:effectExtent l="0" t="0" r="0" b="0"/>
+          <wp:docPr id="5" name="image3.png"/>
+          <wp:cNvGraphicFramePr/>
+          <a:graphic xmlns:a="http://schemas.openxmlformats.org/drawingml/2006/main">
+            <a:graphicData uri="http://schemas.openxmlformats.org/drawingml/2006/picture">
+              <pic:pic xmlns:pic="http://schemas.openxmlformats.org/drawingml/2006/picture">
+                <pic:nvPicPr>
+                  <pic:cNvPr id="0" name="image3.png"/>
+                  <pic:cNvPicPr preferRelativeResize="0"/>
+                </pic:nvPicPr>
+                <pic:blipFill>
+                  <a:blip r:embed="rId3"/>
+                  <a:srcRect/>
+                  <a:stretch>
+                    <a:fillRect/>
+                  </a:stretch>
+                </pic:blipFill>
+                <pic:spPr>
+                  <a:xfrm>
+                    <a:off x="0" y="0"/>
+                    <a:ext cx="133350" cy="104775"/>
+                  </a:xfrm>
+                  <a:prstGeom prst="rect">
+                    <a:avLst/>
+                  </a:prstGeom>
+                  <a:ln/>
+                </pic:spPr>
+              </pic:pic>
+            </a:graphicData>
+          </a:graphic>
+        </wp:inline>
+      </w:drawing>
+    </w:r>
+    <w:r>
+      <w:rPr>
+        <w:color w:val="666666"/>
+        <w:sz w:val="24"/>
+        <w:szCs w:val="24"/>
+      </w:rPr>
+      <w:t xml:space="preserve"> contato@logap.com.br</w:t>
+    </w:r>
+  </w:p>
+</w:ftr>
+</file>
+
+<file path=word/footnotes.xml><?xml version="1.0" encoding="utf-8"?>
+<w:footnotes xmlns:wpc="http://schemas.microsoft.com/office/word/2010/wordprocessingCanvas" xmlns:cx="http://schemas.microsoft.com/office/drawing/2014/chartex" xmlns:cx1="http://schemas.microsoft.com/office/drawing/2015/9/8/chartex" xmlns:cx2="http://schemas.microsoft.com/office/drawing/2015/10/21/chartex" xmlns:cx3="http://schemas.microsoft.com/office/drawing/2016/5/9/chartex" xmlns:cx4="http://schemas.microsoft.com/office/drawing/2016/5/10/chartex" xmlns:cx5="http://schemas.microsoft.com/office/drawing/2016/5/11/chartex" xmlns:cx6="http://schemas.microsoft.com/office/drawing/2016/5/12/chartex" xmlns:cx7="http://schemas.microsoft.com/office/drawing/2016/5/13/chartex" xmlns:cx8="http://schemas.microsoft.com/office/drawing/2016/5/14/chartex" xmlns:mc="http://schemas.openxmlformats.org/markup-compatibility/2006" xmlns:aink="http://schemas.microsoft.com/office/drawing/2016/ink" xmlns:am3d="http://schemas.microsoft.com/office/drawing/2017/model3d" xmlns:o="urn:schemas-microsoft-com:office:office" xmlns:oel="http://schemas.microsoft.com/office/2019/extlst" xmlns:r="http://schemas.openxmlformats.org/officeDocument/2006/relationships" xmlns:m="http://schemas.openxmlformats.org/officeDocument/2006/math" xmlns:v="urn:schemas-microsoft-com:vml" xmlns:wp14="http://schemas.microsoft.com/office/word/2010/wordprocessingDrawing" xmlns:wp="http://schemas.openxmlformats.org/drawingml/2006/wordprocessingDrawing" xmlns:w10="urn:schemas-microsoft-com:office:word" xmlns:w="http://schemas.openxmlformats.org/wordprocessingml/2006/main" xmlns:w14="http://schemas.microsoft.com/office/word/2010/wordml" xmlns:w15="http://schemas.microsoft.com/office/word/2012/wordml" xmlns:w16cex="http://schemas.microsoft.com/office/word/2018/wordml/cex" xmlns:w16cid="http://schemas.microsoft.com/office/word/2016/wordml/cid" xmlns:w16="http://schemas.microsoft.com/office/word/2018/wordml" xmlns:w16du="http://schemas.microsoft.com/office/word/2023/wordml/word16du" xmlns:w16sdtdh="http://schemas.microsoft.com/office/word/2020/wordml/sdtdatahash" xmlns:w16sdtfl="http://schemas.microsoft.com/office/word/2024/wordml/sdtformatlock" xmlns:w16se="http://schemas.microsoft.com/office/word/2015/wordml/symex" xmlns:wpg="http://schemas.microsoft.com/office/word/2010/wordprocessingGroup" xmlns:wpi="http://schemas.microsoft.com/office/word/2010/wordprocessingInk" xmlns:wne="http://schemas.microsoft.com/office/word/2006/wordml" xmlns:wps="http://schemas.microsoft.com/office/word/2010/wordprocessingShape" mc:Ignorable="w14 w15 w16se w16cid w16 w16cex w16sdtdh w16sdtfl w16du wp14">
+  <w:footnote w:type="separator" w:id="-1">
+    <w:p>
+      <w:pPr>
+        <w:spacing w:line="240" w:lineRule="auto"/>
+      </w:pPr>
+      <w:r>
+        <w:separator/>
+      </w:r>
+    </w:p>
+  </w:footnote>
+  <w:footnote w:type="continuationSeparator" w:id="0">
+    <w:p>
+      <w:pPr>
+        <w:spacing w:line="240" w:lineRule="auto"/>
+      </w:pPr>
+      <w:r>
+        <w:continuationSeparator/>
+      </w:r>
+    </w:p>
+  </w:footnote>
+</w:footnotes>
+</file>
+
+<file path=word/header1.xml><?xml version="1.0" encoding="utf-8"?>
+<w:hdr xmlns:wpc="http://schemas.microsoft.com/office/word/2010/wordprocessingCanvas" xmlns:cx="http://schemas.microsoft.com/office/drawing/2014/chartex" xmlns:cx1="http://schemas.microsoft.com/office/drawing/2015/9/8/chartex" xmlns:cx2="http://schemas.microsoft.com/office/drawing/2015/10/21/chartex" xmlns:cx3="http://schemas.microsoft.com/office/drawing/2016/5/9/chartex" xmlns:cx4="http://schemas.microsoft.com/office/drawing/2016/5/10/chartex" xmlns:cx5="http://schemas.microsoft.com/office/drawing/2016/5/11/chartex" xmlns:cx6="http://schemas.microsoft.com/office/drawing/2016/5/12/chartex" xmlns:cx7="http://schemas.microsoft.com/office/drawing/2016/5/13/chartex" xmlns:cx8="http://schemas.microsoft.com/office/drawing/2016/5/14/chartex" xmlns:mc="http://schemas.openxmlformats.org/markup-compatibility/2006" xmlns:aink="http://schemas.microsoft.com/office/drawing/2016/ink" xmlns:am3d="http://schemas.microsoft.com/office/drawing/2017/model3d" xmlns:o="urn:schemas-microsoft-com:office:office" xmlns:oel="http://schemas.microsoft.com/office/2019/extlst" xmlns:r="http://schemas.openxmlformats.org/officeDocument/2006/relationships" xmlns:m="http://schemas.openxmlformats.org/officeDocument/2006/math" xmlns:v="urn:schemas-microsoft-com:vml" xmlns:wp14="http://schemas.microsoft.com/office/word/2010/wordprocessingDrawing" xmlns:wp="http://schemas.openxmlformats.org/drawingml/2006/wordprocessingDrawing" xmlns:w10="urn:schemas-microsoft-com:office:word" xmlns:w="http://schemas.openxmlformats.org/wordprocessingml/2006/main" xmlns:w14="http://schemas.microsoft.com/office/word/2010/wordml" xmlns:w15="http://schemas.microsoft.com/office/word/2012/wordml" xmlns:w16cex="http://schemas.microsoft.com/office/word/2018/wordml/cex" xmlns:w16cid="http://schemas.microsoft.com/office/word/2016/wordml/cid" xmlns:w16="http://schemas.microsoft.com/office/word/2018/wordml" xmlns:w16du="http://schemas.microsoft.com/office/word/2023/wordml/word16du" xmlns:w16sdtdh="http://schemas.microsoft.com/office/word/2020/wordml/sdtdatahash" xmlns:w16sdtfl="http://schemas.microsoft.com/office/word/2024/wordml/sdtformatlock" xmlns:w16se="http://schemas.microsoft.com/office/word/2015/wordml/symex" xmlns:wpg="http://schemas.microsoft.com/office/word/2010/wordprocessingGroup" xmlns:wpi="http://schemas.microsoft.com/office/word/2010/wordprocessingInk" xmlns:wne="http://schemas.microsoft.com/office/word/2006/wordml" xmlns:wps="http://schemas.microsoft.com/office/word/2010/wordprocessingShape" mc:Ignorable="w14 w15 w16se w16cid w16 w16cex w16sdtdh w16sdtfl w16du wp14">
+  <w:p>
+    <w:pPr>
+      <w:jc w:val="left"/>
+    </w:pPr>
+    <w:r>
+      <w:rPr>
+        <w:noProof/>
+      </w:rPr>
+      <w:drawing>
+        <wp:inline distT="114300" distB="114300" distL="114300" distR="114300" wp14:anchorId="2404CC86" wp14:editId="07777777">
+          <wp:extent cx="1647825" cy="1152525"/>
+          <wp:effectExtent l="0" t="0" r="0" b="0"/>
+          <wp:docPr id="4" name="image2.png"/>
+          <wp:cNvGraphicFramePr/>
+          <a:graphic xmlns:a="http://schemas.openxmlformats.org/drawingml/2006/main">
+            <a:graphicData uri="http://schemas.openxmlformats.org/drawingml/2006/picture">
+              <pic:pic xmlns:pic="http://schemas.openxmlformats.org/drawingml/2006/picture">
+                <pic:nvPicPr>
+                  <pic:cNvPr id="0" name="image2.png"/>
+                  <pic:cNvPicPr preferRelativeResize="0"/>
+                </pic:nvPicPr>
+                <pic:blipFill>
+                  <a:blip r:embed="rId1"/>
+                  <a:srcRect/>
+                  <a:stretch>
+                    <a:fillRect/>
+                  </a:stretch>
+                </pic:blipFill>
+                <pic:spPr>
+                  <a:xfrm>
+                    <a:off x="0" y="0"/>
+                    <a:ext cx="1647825" cy="1152525"/>
+                  </a:xfrm>
+                  <a:prstGeom prst="rect">
+                    <a:avLst/>
+                  </a:prstGeom>
+                  <a:ln/>
+                </pic:spPr>
+              </pic:pic>
+            </a:graphicData>
+          </a:graphic>
+        </wp:inline>
+      </w:drawing>
+    </w:r>
+  </w:p>
+</w:hdr>
+</file>
+
+<file path=word/header2.xml><?xml version="1.0" encoding="utf-8"?>
+<w:hdr xmlns:wpc="http://schemas.microsoft.com/office/word/2010/wordprocessingCanvas" xmlns:cx="http://schemas.microsoft.com/office/drawing/2014/chartex" xmlns:cx1="http://schemas.microsoft.com/office/drawing/2015/9/8/chartex" xmlns:cx2="http://schemas.microsoft.com/office/drawing/2015/10/21/chartex" xmlns:cx3="http://schemas.microsoft.com/office/drawing/2016/5/9/chartex" xmlns:cx4="http://schemas.microsoft.com/office/drawing/2016/5/10/chartex" xmlns:cx5="http://schemas.microsoft.com/office/drawing/2016/5/11/chartex" xmlns:cx6="http://schemas.microsoft.com/office/drawing/2016/5/12/chartex" xmlns:cx7="http://schemas.microsoft.com/office/drawing/2016/5/13/chartex" xmlns:cx8="http://schemas.microsoft.com/office/drawing/2016/5/14/chartex" xmlns:mc="http://schemas.openxmlformats.org/markup-compatibility/2006" xmlns:aink="http://schemas.microsoft.com/office/drawing/2016/ink" xmlns:am3d="http://schemas.microsoft.com/office/drawing/2017/model3d" xmlns:o="urn:schemas-microsoft-com:office:office" xmlns:oel="http://schemas.microsoft.com/office/2019/extlst" xmlns:r="http://schemas.openxmlformats.org/officeDocument/2006/relationships" xmlns:m="http://schemas.openxmlformats.org/officeDocument/2006/math" xmlns:v="urn:schemas-microsoft-com:vml" xmlns:wp14="http://schemas.microsoft.com/office/word/2010/wordprocessingDrawing" xmlns:wp="http://schemas.openxmlformats.org/drawingml/2006/wordprocessingDrawing" xmlns:w10="urn:schemas-microsoft-com:office:word" xmlns:w="http://schemas.openxmlformats.org/wordprocessingml/2006/main" xmlns:w14="http://schemas.microsoft.com/office/word/2010/wordml" xmlns:w15="http://schemas.microsoft.com/office/word/2012/wordml" xmlns:w16cex="http://schemas.microsoft.com/office/word/2018/wordml/cex" xmlns:w16cid="http://schemas.microsoft.com/office/word/2016/wordml/cid" xmlns:w16="http://schemas.microsoft.com/office/word/2018/wordml" xmlns:w16du="http://schemas.microsoft.com/office/word/2023/wordml/word16du" xmlns:w16sdtdh="http://schemas.microsoft.com/office/word/2020/wordml/sdtdatahash" xmlns:w16sdtfl="http://schemas.microsoft.com/office/word/2024/wordml/sdtformatlock" xmlns:w16se="http://schemas.microsoft.com/office/word/2015/wordml/symex" xmlns:wpg="http://schemas.microsoft.com/office/word/2010/wordprocessingGroup" xmlns:wpi="http://schemas.microsoft.com/office/word/2010/wordprocessingInk" xmlns:wne="http://schemas.microsoft.com/office/word/2006/wordml" xmlns:wps="http://schemas.microsoft.com/office/word/2010/wordprocessingShape" mc:Ignorable="w14 w15 w16se w16cid w16 w16cex w16sdtdh w16sdtfl w16du wp14">
+  <w:p>
+    <w:pPr>
+      <w:jc w:val="left"/>
+    </w:pPr>
+    <w:r>
+      <w:rPr>
+        <w:noProof/>
+      </w:rPr>
+      <w:drawing>
+        <wp:inline distT="114300" distB="114300" distL="114300" distR="114300" wp14:anchorId="7BD0E71B" wp14:editId="07777777">
+          <wp:extent cx="1647825" cy="1152525"/>
+          <wp:effectExtent l="0" t="0" r="0" b="0"/>
+          <wp:docPr id="6" name="image2.png"/>
+          <wp:cNvGraphicFramePr/>
+          <a:graphic xmlns:a="http://schemas.openxmlformats.org/drawingml/2006/main">
+            <a:graphicData uri="http://schemas.openxmlformats.org/drawingml/2006/picture">
+              <pic:pic xmlns:pic="http://schemas.openxmlformats.org/drawingml/2006/picture">
+                <pic:nvPicPr>
+                  <pic:cNvPr id="0" name="image2.png"/>
+                  <pic:cNvPicPr preferRelativeResize="0"/>
+                </pic:nvPicPr>
+                <pic:blipFill>
+                  <a:blip r:embed="rId1"/>
+                  <a:srcRect/>
+                  <a:stretch>
+                    <a:fillRect/>
+                  </a:stretch>
+                </pic:blipFill>
+                <pic:spPr>
+                  <a:xfrm>
+                    <a:off x="0" y="0"/>
+                    <a:ext cx="1647825" cy="1152525"/>
+                  </a:xfrm>
+                  <a:prstGeom prst="rect">
+                    <a:avLst/>
+                  </a:prstGeom>
+                  <a:ln/>
+                </pic:spPr>
+              </pic:pic>
+            </a:graphicData>
+          </a:graphic>
+        </wp:inline>
+      </w:drawing>
+    </w:r>
+  </w:p>
+</w:hdr>
+</file>
 
 <file path=word/numbering.xml><?xml version="1.0" encoding="utf-8"?>
 <w:numbering xmlns:wpc="http://schemas.microsoft.com/office/word/2010/wordprocessingCanvas" xmlns:cx="http://schemas.microsoft.com/office/drawing/2014/chartex" xmlns:cx1="http://schemas.microsoft.com/office/drawing/2015/9/8/chartex" xmlns:cx2="http://schemas.microsoft.com/office/drawing/2015/10/21/chartex" xmlns:cx3="http://schemas.microsoft.com/office/drawing/2016/5/9/chartex" xmlns:cx4="http://schemas.microsoft.com/office/drawing/2016/5/10/chartex" xmlns:cx5="http://schemas.microsoft.com/office/drawing/2016/5/11/chartex" xmlns:cx6="http://schemas.microsoft.com/office/drawing/2016/5/12/chartex" xmlns:cx7="http://schemas.microsoft.com/office/drawing/2016/5/13/chartex" xmlns:cx8="http://schemas.microsoft.com/office/drawing/2016/5/14/chartex" xmlns:mc="http://schemas.openxmlformats.org/markup-compatibility/2006" xmlns:aink="http://schemas.microsoft.com/office/drawing/2016/ink" xmlns:am3d="http://schemas.microsoft.com/office/drawing/2017/model3d" xmlns:o="urn:schemas-microsoft-com:office:office" xmlns:oel="http://schemas.microsoft.com/office/2019/extlst" xmlns:r="http://schemas.openxmlformats.org/officeDocument/2006/relationships" xmlns:m="http://schemas.openxmlformats.org/officeDocument/2006/math" xmlns:v="urn:schemas-microsoft-com:vml" xmlns:wp14="http://schemas.microsoft.com/office/word/2010/wordprocessingDrawing" xmlns:wp="http://schemas.openxmlformats.org/drawingml/2006/wordprocessingDrawing" xmlns:w10="urn:schemas-microsoft-com:office:word" xmlns:w="http://schemas.openxmlformats.org/wordprocessingml/2006/main" xmlns:w14="http://schemas.microsoft.com/office/word/2010/wordml" xmlns:w15="http://schemas.microsoft.com/office/word/2012/wordml" xmlns:w16cex="http://schemas.microsoft.com/office/word/2018/wordml/cex" xmlns:w16cid="http://schemas.microsoft.com/office/word/2016/wordml/cid" xmlns:w16="http://schemas.microsoft.com/office/word/2018/wordml" xmlns:w16du="http://schemas.microsoft.com/office/word/2023/wordml/word16du" xmlns:w16sdtdh="http://schemas.microsoft.com/office/word/2020/wordml/sdtdatahash" xmlns:w16sdtfl="http://schemas.microsoft.com/office/word/2024/wordml/sdtformatlock" xmlns:w16se="http://schemas.microsoft.com/office/word/2015/wordml/symex" xmlns:wpg="http://schemas.microsoft.com/office/word/2010/wordprocessingGroup" xmlns:wpi="http://schemas.microsoft.com/office/word/2010/wordprocessingInk" xmlns:wne="http://schemas.microsoft.com/office/word/2006/wordml" xmlns:wps="http://schemas.microsoft.com/office/word/2010/wordprocessingShape" mc:Ignorable="w14 w15 w16se w16cid w16 w16cex w16sdtdh w16sdtfl w16du wp14">
